--- a/Documents/BE - 001 - Documentacion de Desarrollo Backend.docx
+++ b/Documents/BE - 001 - Documentacion de Desarrollo Backend.docx
@@ -231,7 +231,7 @@
           <w:sz w:val="36"/>
           <w:szCs w:val="36"/>
         </w:rPr>
-        <w:t>The Stallions Team</w:t>
+        <w:t>Wani Connect</w:t>
       </w:r>
     </w:p>
     <w:p>
@@ -3289,25 +3289,7 @@
           <w:sz w:val="24"/>
           <w:szCs w:val="24"/>
         </w:rPr>
-        <w:t xml:space="preserve">El presente documento describe de manera formal el desarrollo del módulo BE-001 correspondiente al Backend del sistema informático Wani Connect, una aplicación móvil destinada a la exploración de las Ciudades Creativas de Nicaragua (Bluefields, Estelí, Granada, Juigalpa, León, Managua, Masaya, Matagalpa, </w:t>
-      </w:r>
-      <w:proofErr w:type="spellStart"/>
-      <w:r>
-        <w:rPr>
-          <w:rFonts w:eastAsia="Times New Roman" w:cs="Times New Roman"/>
-          <w:sz w:val="24"/>
-          <w:szCs w:val="24"/>
-        </w:rPr>
-        <w:t>Nagarote</w:t>
-      </w:r>
-      <w:proofErr w:type="spellEnd"/>
-      <w:r>
-        <w:rPr>
-          <w:rFonts w:eastAsia="Times New Roman" w:cs="Times New Roman"/>
-          <w:sz w:val="24"/>
-          <w:szCs w:val="24"/>
-        </w:rPr>
-        <w:t xml:space="preserve"> y San Juan de Oriente). El backend constituye el componente central encargado de procesar las solicitudes del cliente móvil, aplicar las reglas de negocio, gestionar la persistencia de los datos y garantizar la seguridad del acceso mediante autenticación y autorización.</w:t>
+        <w:t>El presente documento describe de manera formal el desarrollo del módulo BE-001 correspondiente al Backend del sistema informático Wani Connect, una aplicación móvil destinada a la exploración de las Ciudades Creativas de Nicaragua (Bluefields, Estelí, Granada, Juigalpa, León, Managua, Masaya, Matagalpa, Nagarote y San Juan de Oriente). El backend constituye el componente central encargado de procesar las solicitudes del cliente móvil, aplicar las reglas de negocio, gestionar la persistencia de los datos y garantizar la seguridad del acceso mediante autenticación y autorización.</w:t>
       </w:r>
     </w:p>
     <w:p>
@@ -3353,25 +3335,7 @@
           <w:sz w:val="24"/>
           <w:szCs w:val="24"/>
         </w:rPr>
-        <w:t xml:space="preserve">El objetivo general del módulo BE-001 es ofrecer una API REST segura, escalable y documentada que dé soporte a las funcionalidades principales de la aplicación Wani Connect, entre ellas la gestión de usuarios, la autenticación (local y mediante Google), el sistema de fotografías de la comunidad con </w:t>
-      </w:r>
-      <w:proofErr w:type="spellStart"/>
-      <w:r>
-        <w:rPr>
-          <w:rFonts w:eastAsia="Times New Roman" w:cs="Times New Roman"/>
-          <w:sz w:val="24"/>
-          <w:szCs w:val="24"/>
-        </w:rPr>
-        <w:t>likes</w:t>
-      </w:r>
-      <w:proofErr w:type="spellEnd"/>
-      <w:r>
-        <w:rPr>
-          <w:rFonts w:eastAsia="Times New Roman" w:cs="Times New Roman"/>
-          <w:sz w:val="24"/>
-          <w:szCs w:val="24"/>
-        </w:rPr>
-        <w:t xml:space="preserve"> y comentarios, el calendario de eventos y el directorio de emprendimientos. Se busca que la capa de servicios sea independiente de la capa de presentación y que la totalidad de los endpoints queden correctamente documentados</w:t>
+        <w:t>El objetivo general del módulo BE-001 es ofrecer una API REST segura, escalable y documentada que dé soporte a las funcionalidades principales de la aplicación Wani Connect, entre ellas la gestión de usuarios, la autenticación (local y mediante Google), el sistema de fotografías de la comunidad con likes y comentarios, el calendario de eventos y el directorio de emprendimientos. Se busca que la capa de servicios sea independiente de la capa de presentación y que la totalidad de los endpoints queden correctamente documentados</w:t>
       </w:r>
       <w:r>
         <w:rPr>
@@ -3416,18 +3380,8 @@
           <w:sz w:val="24"/>
           <w:szCs w:val="24"/>
         </w:rPr>
-        <w:t xml:space="preserve">El módulo abarca la implementación completa de la capa de servidor: definición del modelo de dominio, capa de persistencia con JPA/Hibernate, servicios de negocio, controladores REST, seguridad con JWT, doble factor de autenticación (TOTP), integración con Firebase para el inicio de sesión con Google y notificaciones </w:t>
+        <w:t>El módulo abarca la implementación completa de la capa de servidor: definición del modelo de dominio, capa de persistencia con JPA/Hibernate, servicios de negocio, controladores REST, seguridad con JWT, doble factor de autenticación (TOTP), integración con Firebase para el inicio de sesión con Google y notificaciones push</w:t>
       </w:r>
-      <w:proofErr w:type="spellStart"/>
-      <w:r>
-        <w:rPr>
-          <w:rFonts w:eastAsia="Times New Roman" w:cs="Times New Roman"/>
-          <w:sz w:val="24"/>
-          <w:szCs w:val="24"/>
-        </w:rPr>
-        <w:t>push</w:t>
-      </w:r>
-      <w:proofErr w:type="spellEnd"/>
       <w:r>
         <w:rPr>
           <w:rFonts w:eastAsia="Times New Roman" w:cs="Times New Roman"/>
@@ -3778,23 +3732,7 @@
                 <w:rFonts w:eastAsia="Times New Roman" w:cs="Times New Roman"/>
                 <w:sz w:val="22"/>
               </w:rPr>
-              <w:t>Spring Security + JWT (</w:t>
-            </w:r>
-            <w:proofErr w:type="spellStart"/>
-            <w:r>
-              <w:rPr>
-                <w:rFonts w:eastAsia="Times New Roman" w:cs="Times New Roman"/>
-                <w:sz w:val="22"/>
-              </w:rPr>
-              <w:t>jjwt</w:t>
-            </w:r>
-            <w:proofErr w:type="spellEnd"/>
-            <w:r>
-              <w:rPr>
-                <w:rFonts w:eastAsia="Times New Roman" w:cs="Times New Roman"/>
-                <w:sz w:val="22"/>
-              </w:rPr>
-              <w:t>)</w:t>
+              <w:t>Spring Security + JWT (jjwt)</w:t>
             </w:r>
           </w:p>
         </w:tc>
@@ -4004,23 +3942,7 @@
                 <w:rFonts w:eastAsia="Times New Roman" w:cs="Times New Roman"/>
                 <w:sz w:val="22"/>
               </w:rPr>
-              <w:t xml:space="preserve">Firebase </w:t>
-            </w:r>
-            <w:proofErr w:type="spellStart"/>
-            <w:r>
-              <w:rPr>
-                <w:rFonts w:eastAsia="Times New Roman" w:cs="Times New Roman"/>
-                <w:sz w:val="22"/>
-              </w:rPr>
-              <w:t>Admin</w:t>
-            </w:r>
-            <w:proofErr w:type="spellEnd"/>
-            <w:r>
-              <w:rPr>
-                <w:rFonts w:eastAsia="Times New Roman" w:cs="Times New Roman"/>
-                <w:sz w:val="22"/>
-              </w:rPr>
-              <w:t xml:space="preserve"> SDK</w:t>
+              <w:t>Firebase Admin SDK</w:t>
             </w:r>
           </w:p>
         </w:tc>
@@ -4054,17 +3976,8 @@
                 <w:rFonts w:eastAsia="Times New Roman" w:cs="Times New Roman"/>
                 <w:sz w:val="22"/>
               </w:rPr>
-              <w:t xml:space="preserve">Verificación de tokens de Google y notificaciones </w:t>
-            </w:r>
-            <w:proofErr w:type="spellStart"/>
-            <w:r>
-              <w:rPr>
-                <w:rFonts w:eastAsia="Times New Roman" w:cs="Times New Roman"/>
-                <w:sz w:val="22"/>
-              </w:rPr>
-              <w:t>push</w:t>
-            </w:r>
-            <w:proofErr w:type="spellEnd"/>
+              <w:t>Verificación de tokens de Google y notificaciones push</w:t>
+            </w:r>
           </w:p>
         </w:tc>
       </w:tr>
@@ -4099,17 +4012,8 @@
                 <w:rFonts w:eastAsia="Times New Roman" w:cs="Times New Roman"/>
                 <w:sz w:val="22"/>
               </w:rPr>
-              <w:t xml:space="preserve">Hibernate </w:t>
-            </w:r>
-            <w:proofErr w:type="spellStart"/>
-            <w:r>
-              <w:rPr>
-                <w:rFonts w:eastAsia="Times New Roman" w:cs="Times New Roman"/>
-                <w:sz w:val="22"/>
-              </w:rPr>
-              <w:t>Validator</w:t>
-            </w:r>
-            <w:proofErr w:type="spellEnd"/>
+              <w:t>Hibernate Validator</w:t>
+            </w:r>
           </w:p>
         </w:tc>
         <w:tc>
@@ -4367,7 +4271,6 @@
             <w:pPr>
               <w:spacing w:before="30" w:after="30"/>
             </w:pPr>
-            <w:proofErr w:type="spellStart"/>
             <w:r>
               <w:rPr>
                 <w:rFonts w:eastAsia="Times New Roman" w:cs="Times New Roman"/>
@@ -4375,7 +4278,6 @@
               </w:rPr>
               <w:t>AuthController</w:t>
             </w:r>
-            <w:proofErr w:type="spellEnd"/>
           </w:p>
         </w:tc>
         <w:tc>
@@ -4391,17 +4293,8 @@
                 <w:rFonts w:eastAsia="Times New Roman" w:cs="Times New Roman"/>
                 <w:sz w:val="22"/>
               </w:rPr>
-              <w:t>/api/</w:t>
-            </w:r>
-            <w:proofErr w:type="spellStart"/>
-            <w:r>
-              <w:rPr>
-                <w:rFonts w:eastAsia="Times New Roman" w:cs="Times New Roman"/>
-                <w:sz w:val="22"/>
-              </w:rPr>
-              <w:t>auth</w:t>
-            </w:r>
-            <w:proofErr w:type="spellEnd"/>
+              <w:t>/api/auth</w:t>
+            </w:r>
           </w:p>
         </w:tc>
         <w:tc>
@@ -4417,97 +4310,8 @@
                 <w:rFonts w:eastAsia="Times New Roman" w:cs="Times New Roman"/>
                 <w:sz w:val="22"/>
               </w:rPr>
-              <w:t xml:space="preserve">POST </w:t>
-            </w:r>
-            <w:proofErr w:type="spellStart"/>
-            <w:r>
-              <w:rPr>
-                <w:rFonts w:eastAsia="Times New Roman" w:cs="Times New Roman"/>
-                <w:sz w:val="22"/>
-              </w:rPr>
-              <w:t>register</w:t>
-            </w:r>
-            <w:proofErr w:type="spellEnd"/>
-            <w:r>
-              <w:rPr>
-                <w:rFonts w:eastAsia="Times New Roman" w:cs="Times New Roman"/>
-                <w:sz w:val="22"/>
-              </w:rPr>
-              <w:t xml:space="preserve">, </w:t>
-            </w:r>
-            <w:proofErr w:type="spellStart"/>
-            <w:r>
-              <w:rPr>
-                <w:rFonts w:eastAsia="Times New Roman" w:cs="Times New Roman"/>
-                <w:sz w:val="22"/>
-              </w:rPr>
-              <w:t>login</w:t>
-            </w:r>
-            <w:proofErr w:type="spellEnd"/>
-            <w:r>
-              <w:rPr>
-                <w:rFonts w:eastAsia="Times New Roman" w:cs="Times New Roman"/>
-                <w:sz w:val="22"/>
-              </w:rPr>
-              <w:t xml:space="preserve">, </w:t>
-            </w:r>
-            <w:proofErr w:type="spellStart"/>
-            <w:r>
-              <w:rPr>
-                <w:rFonts w:eastAsia="Times New Roman" w:cs="Times New Roman"/>
-                <w:sz w:val="22"/>
-              </w:rPr>
-              <w:t>google</w:t>
-            </w:r>
-            <w:proofErr w:type="spellEnd"/>
-            <w:r>
-              <w:rPr>
-                <w:rFonts w:eastAsia="Times New Roman" w:cs="Times New Roman"/>
-                <w:sz w:val="22"/>
-              </w:rPr>
-              <w:t>, 2fa/</w:t>
-            </w:r>
-            <w:proofErr w:type="spellStart"/>
-            <w:r>
-              <w:rPr>
-                <w:rFonts w:eastAsia="Times New Roman" w:cs="Times New Roman"/>
-                <w:sz w:val="22"/>
-              </w:rPr>
-              <w:t>verify</w:t>
-            </w:r>
-            <w:proofErr w:type="spellEnd"/>
-            <w:r>
-              <w:rPr>
-                <w:rFonts w:eastAsia="Times New Roman" w:cs="Times New Roman"/>
-                <w:sz w:val="22"/>
-              </w:rPr>
-              <w:t>, 2fa/</w:t>
-            </w:r>
-            <w:proofErr w:type="spellStart"/>
-            <w:r>
-              <w:rPr>
-                <w:rFonts w:eastAsia="Times New Roman" w:cs="Times New Roman"/>
-                <w:sz w:val="22"/>
-              </w:rPr>
-              <w:t>resend</w:t>
-            </w:r>
-            <w:proofErr w:type="spellEnd"/>
-            <w:r>
-              <w:rPr>
-                <w:rFonts w:eastAsia="Times New Roman" w:cs="Times New Roman"/>
-                <w:sz w:val="22"/>
-              </w:rPr>
-              <w:t xml:space="preserve">, </w:t>
-            </w:r>
-            <w:proofErr w:type="spellStart"/>
-            <w:r>
-              <w:rPr>
-                <w:rFonts w:eastAsia="Times New Roman" w:cs="Times New Roman"/>
-                <w:sz w:val="22"/>
-              </w:rPr>
-              <w:t>logout</w:t>
-            </w:r>
-            <w:proofErr w:type="spellEnd"/>
+              <w:t>POST register, login, google, 2fa/verify, 2fa/resend, logout</w:t>
+            </w:r>
           </w:p>
         </w:tc>
         <w:tc>
@@ -4537,7 +4341,6 @@
             <w:pPr>
               <w:spacing w:before="30" w:after="30"/>
             </w:pPr>
-            <w:proofErr w:type="spellStart"/>
             <w:r>
               <w:rPr>
                 <w:rFonts w:eastAsia="Times New Roman" w:cs="Times New Roman"/>
@@ -4545,7 +4348,6 @@
               </w:rPr>
               <w:t>UserController</w:t>
             </w:r>
-            <w:proofErr w:type="spellEnd"/>
           </w:p>
         </w:tc>
         <w:tc>
@@ -4561,17 +4363,8 @@
                 <w:rFonts w:eastAsia="Times New Roman" w:cs="Times New Roman"/>
                 <w:sz w:val="22"/>
               </w:rPr>
-              <w:t>/api/</w:t>
-            </w:r>
-            <w:proofErr w:type="spellStart"/>
-            <w:r>
-              <w:rPr>
-                <w:rFonts w:eastAsia="Times New Roman" w:cs="Times New Roman"/>
-                <w:sz w:val="22"/>
-              </w:rPr>
-              <w:t>user</w:t>
-            </w:r>
-            <w:proofErr w:type="spellEnd"/>
+              <w:t>/api/user</w:t>
+            </w:r>
           </w:p>
         </w:tc>
         <w:tc>
@@ -4587,49 +4380,8 @@
                 <w:rFonts w:eastAsia="Times New Roman" w:cs="Times New Roman"/>
                 <w:sz w:val="22"/>
               </w:rPr>
-              <w:t xml:space="preserve">GET/PUT </w:t>
-            </w:r>
-            <w:proofErr w:type="spellStart"/>
-            <w:r>
-              <w:rPr>
-                <w:rFonts w:eastAsia="Times New Roman" w:cs="Times New Roman"/>
-                <w:sz w:val="22"/>
-              </w:rPr>
-              <w:t>profile</w:t>
-            </w:r>
-            <w:proofErr w:type="spellEnd"/>
-            <w:r>
-              <w:rPr>
-                <w:rFonts w:eastAsia="Times New Roman" w:cs="Times New Roman"/>
-                <w:sz w:val="22"/>
-              </w:rPr>
-              <w:t>, GET/PUT security, sesiones, notificaciones, privacidad, bloqueados, data-</w:t>
-            </w:r>
-            <w:proofErr w:type="spellStart"/>
-            <w:r>
-              <w:rPr>
-                <w:rFonts w:eastAsia="Times New Roman" w:cs="Times New Roman"/>
-                <w:sz w:val="22"/>
-              </w:rPr>
-              <w:t>export</w:t>
-            </w:r>
-            <w:proofErr w:type="spellEnd"/>
-            <w:r>
-              <w:rPr>
-                <w:rFonts w:eastAsia="Times New Roman" w:cs="Times New Roman"/>
-                <w:sz w:val="22"/>
-              </w:rPr>
-              <w:t xml:space="preserve">, DELETE </w:t>
-            </w:r>
-            <w:proofErr w:type="spellStart"/>
-            <w:r>
-              <w:rPr>
-                <w:rFonts w:eastAsia="Times New Roman" w:cs="Times New Roman"/>
-                <w:sz w:val="22"/>
-              </w:rPr>
-              <w:t>account</w:t>
-            </w:r>
-            <w:proofErr w:type="spellEnd"/>
+              <w:t>GET/PUT profile, GET/PUT security, sesiones, notificaciones, privacidad, bloqueados, data-export, DELETE account</w:t>
+            </w:r>
           </w:p>
         </w:tc>
         <w:tc>
@@ -4659,7 +4411,6 @@
             <w:pPr>
               <w:spacing w:before="30" w:after="30"/>
             </w:pPr>
-            <w:proofErr w:type="spellStart"/>
             <w:r>
               <w:rPr>
                 <w:rFonts w:eastAsia="Times New Roman" w:cs="Times New Roman"/>
@@ -4667,7 +4418,6 @@
               </w:rPr>
               <w:t>FotoController</w:t>
             </w:r>
-            <w:proofErr w:type="spellEnd"/>
           </w:p>
         </w:tc>
         <w:tc>
@@ -4700,23 +4450,7 @@
                 <w:rFonts w:eastAsia="Times New Roman" w:cs="Times New Roman"/>
                 <w:sz w:val="22"/>
               </w:rPr>
-              <w:t xml:space="preserve">POST, GET mis fotos, comunidad, </w:t>
-            </w:r>
-            <w:proofErr w:type="spellStart"/>
-            <w:r>
-              <w:rPr>
-                <w:rFonts w:eastAsia="Times New Roman" w:cs="Times New Roman"/>
-                <w:sz w:val="22"/>
-              </w:rPr>
-              <w:t>likes</w:t>
-            </w:r>
-            <w:proofErr w:type="spellEnd"/>
-            <w:r>
-              <w:rPr>
-                <w:rFonts w:eastAsia="Times New Roman" w:cs="Times New Roman"/>
-                <w:sz w:val="22"/>
-              </w:rPr>
-              <w:t>, comentarios, notificaciones</w:t>
+              <w:t>POST, GET mis fotos, comunidad, likes, comentarios, notificaciones</w:t>
             </w:r>
           </w:p>
         </w:tc>
@@ -4747,7 +4481,6 @@
             <w:pPr>
               <w:spacing w:before="30" w:after="30"/>
             </w:pPr>
-            <w:proofErr w:type="spellStart"/>
             <w:r>
               <w:rPr>
                 <w:rFonts w:eastAsia="Times New Roman" w:cs="Times New Roman"/>
@@ -4755,7 +4488,6 @@
               </w:rPr>
               <w:t>EventoController</w:t>
             </w:r>
-            <w:proofErr w:type="spellEnd"/>
           </w:p>
         </w:tc>
         <w:tc>
@@ -4788,17 +4520,8 @@
                 <w:rFonts w:eastAsia="Times New Roman" w:cs="Times New Roman"/>
                 <w:sz w:val="22"/>
               </w:rPr>
-              <w:t xml:space="preserve">GET listado, GET por id, POST/PUT fotos, GET </w:t>
-            </w:r>
-            <w:proofErr w:type="spellStart"/>
-            <w:r>
-              <w:rPr>
-                <w:rFonts w:eastAsia="Times New Roman" w:cs="Times New Roman"/>
-                <w:sz w:val="22"/>
-              </w:rPr>
-              <w:t>ics</w:t>
-            </w:r>
-            <w:proofErr w:type="spellEnd"/>
+              <w:t>GET listado, GET por id, POST/PUT fotos, GET ics</w:t>
+            </w:r>
           </w:p>
         </w:tc>
         <w:tc>
@@ -4828,7 +4551,6 @@
             <w:pPr>
               <w:spacing w:before="30" w:after="30"/>
             </w:pPr>
-            <w:proofErr w:type="spellStart"/>
             <w:r>
               <w:rPr>
                 <w:rFonts w:eastAsia="Times New Roman" w:cs="Times New Roman"/>
@@ -4836,7 +4558,6 @@
               </w:rPr>
               <w:t>EmprendimientoController</w:t>
             </w:r>
-            <w:proofErr w:type="spellEnd"/>
           </w:p>
         </w:tc>
         <w:tc>
@@ -4919,25 +4640,7 @@
           <w:sz w:val="24"/>
           <w:szCs w:val="24"/>
         </w:rPr>
-        <w:t xml:space="preserve">El módulo de autenticación gestiona el registro, el inicio de sesión local y mediante Google, y el doble factor (2FA) con TOTP. La mayoría de estos endpoints son públicos, es decir, no requieren token, ya que el objetivo es precisamente obtener el token inicial. El siguiente listado detalla cada </w:t>
-      </w:r>
-      <w:proofErr w:type="spellStart"/>
-      <w:r>
-        <w:rPr>
-          <w:rFonts w:eastAsia="Times New Roman" w:cs="Times New Roman"/>
-          <w:sz w:val="24"/>
-          <w:szCs w:val="24"/>
-        </w:rPr>
-        <w:t>endpoint</w:t>
-      </w:r>
-      <w:proofErr w:type="spellEnd"/>
-      <w:r>
-        <w:rPr>
-          <w:rFonts w:eastAsia="Times New Roman" w:cs="Times New Roman"/>
-          <w:sz w:val="24"/>
-          <w:szCs w:val="24"/>
-        </w:rPr>
-        <w:t>:</w:t>
+        <w:t>El módulo de autenticación gestiona el registro, el inicio de sesión local y mediante Google, y el doble factor (2FA) con TOTP. La mayoría de estos endpoints son públicos, es decir, no requieren token, ya que el objetivo es precisamente obtener el token inicial. El siguiente listado detalla cada endpoint:</w:t>
       </w:r>
     </w:p>
     <w:p/>
@@ -5066,33 +4769,8 @@
                 <w:rFonts w:eastAsia="Times New Roman" w:cs="Times New Roman"/>
                 <w:sz w:val="22"/>
               </w:rPr>
-              <w:t>/api/</w:t>
-            </w:r>
-            <w:proofErr w:type="spellStart"/>
-            <w:r>
-              <w:rPr>
-                <w:rFonts w:eastAsia="Times New Roman" w:cs="Times New Roman"/>
-                <w:sz w:val="22"/>
-              </w:rPr>
-              <w:t>auth</w:t>
-            </w:r>
-            <w:proofErr w:type="spellEnd"/>
-            <w:r>
-              <w:rPr>
-                <w:rFonts w:eastAsia="Times New Roman" w:cs="Times New Roman"/>
-                <w:sz w:val="22"/>
-              </w:rPr>
-              <w:t>/</w:t>
-            </w:r>
-            <w:proofErr w:type="spellStart"/>
-            <w:r>
-              <w:rPr>
-                <w:rFonts w:eastAsia="Times New Roman" w:cs="Times New Roman"/>
-                <w:sz w:val="22"/>
-              </w:rPr>
-              <w:t>register</w:t>
-            </w:r>
-            <w:proofErr w:type="spellEnd"/>
+              <w:t>/api/auth/register</w:t>
+            </w:r>
           </w:p>
         </w:tc>
         <w:tc>
@@ -5144,33 +4822,8 @@
                 <w:rFonts w:eastAsia="Times New Roman" w:cs="Times New Roman"/>
                 <w:sz w:val="22"/>
               </w:rPr>
-              <w:t>/api/</w:t>
-            </w:r>
-            <w:proofErr w:type="spellStart"/>
-            <w:r>
-              <w:rPr>
-                <w:rFonts w:eastAsia="Times New Roman" w:cs="Times New Roman"/>
-                <w:sz w:val="22"/>
-              </w:rPr>
-              <w:t>auth</w:t>
-            </w:r>
-            <w:proofErr w:type="spellEnd"/>
-            <w:r>
-              <w:rPr>
-                <w:rFonts w:eastAsia="Times New Roman" w:cs="Times New Roman"/>
-                <w:sz w:val="22"/>
-              </w:rPr>
-              <w:t>/</w:t>
-            </w:r>
-            <w:proofErr w:type="spellStart"/>
-            <w:r>
-              <w:rPr>
-                <w:rFonts w:eastAsia="Times New Roman" w:cs="Times New Roman"/>
-                <w:sz w:val="22"/>
-              </w:rPr>
-              <w:t>login</w:t>
-            </w:r>
-            <w:proofErr w:type="spellEnd"/>
+              <w:t>/api/auth/login</w:t>
+            </w:r>
           </w:p>
         </w:tc>
         <w:tc>
@@ -5186,23 +4839,7 @@
                 <w:rFonts w:eastAsia="Times New Roman" w:cs="Times New Roman"/>
                 <w:sz w:val="22"/>
               </w:rPr>
-              <w:t xml:space="preserve">Autentica con email y contraseña; devuelve token o </w:t>
-            </w:r>
-            <w:proofErr w:type="spellStart"/>
-            <w:r>
-              <w:rPr>
-                <w:rFonts w:eastAsia="Times New Roman" w:cs="Times New Roman"/>
-                <w:sz w:val="22"/>
-              </w:rPr>
-              <w:t>challenge</w:t>
-            </w:r>
-            <w:proofErr w:type="spellEnd"/>
-            <w:r>
-              <w:rPr>
-                <w:rFonts w:eastAsia="Times New Roman" w:cs="Times New Roman"/>
-                <w:sz w:val="22"/>
-              </w:rPr>
-              <w:t xml:space="preserve"> de 2FA si está habilitado</w:t>
+              <w:t>Autentica con email y contraseña; devuelve token o challenge de 2FA si está habilitado</w:t>
             </w:r>
           </w:p>
         </w:tc>
@@ -5238,33 +4875,8 @@
                 <w:rFonts w:eastAsia="Times New Roman" w:cs="Times New Roman"/>
                 <w:sz w:val="22"/>
               </w:rPr>
-              <w:t>/api/</w:t>
-            </w:r>
-            <w:proofErr w:type="spellStart"/>
-            <w:r>
-              <w:rPr>
-                <w:rFonts w:eastAsia="Times New Roman" w:cs="Times New Roman"/>
-                <w:sz w:val="22"/>
-              </w:rPr>
-              <w:t>auth</w:t>
-            </w:r>
-            <w:proofErr w:type="spellEnd"/>
-            <w:r>
-              <w:rPr>
-                <w:rFonts w:eastAsia="Times New Roman" w:cs="Times New Roman"/>
-                <w:sz w:val="22"/>
-              </w:rPr>
-              <w:t>/</w:t>
-            </w:r>
-            <w:proofErr w:type="spellStart"/>
-            <w:r>
-              <w:rPr>
-                <w:rFonts w:eastAsia="Times New Roman" w:cs="Times New Roman"/>
-                <w:sz w:val="22"/>
-              </w:rPr>
-              <w:t>google</w:t>
-            </w:r>
-            <w:proofErr w:type="spellEnd"/>
+              <w:t>/api/auth/google</w:t>
+            </w:r>
           </w:p>
         </w:tc>
         <w:tc>
@@ -5316,33 +4928,8 @@
                 <w:rFonts w:eastAsia="Times New Roman" w:cs="Times New Roman"/>
                 <w:sz w:val="22"/>
               </w:rPr>
-              <w:t>/api/</w:t>
-            </w:r>
-            <w:proofErr w:type="spellStart"/>
-            <w:r>
-              <w:rPr>
-                <w:rFonts w:eastAsia="Times New Roman" w:cs="Times New Roman"/>
-                <w:sz w:val="22"/>
-              </w:rPr>
-              <w:t>auth</w:t>
-            </w:r>
-            <w:proofErr w:type="spellEnd"/>
-            <w:r>
-              <w:rPr>
-                <w:rFonts w:eastAsia="Times New Roman" w:cs="Times New Roman"/>
-                <w:sz w:val="22"/>
-              </w:rPr>
-              <w:t>/2fa/</w:t>
-            </w:r>
-            <w:proofErr w:type="spellStart"/>
-            <w:r>
-              <w:rPr>
-                <w:rFonts w:eastAsia="Times New Roman" w:cs="Times New Roman"/>
-                <w:sz w:val="22"/>
-              </w:rPr>
-              <w:t>verify</w:t>
-            </w:r>
-            <w:proofErr w:type="spellEnd"/>
+              <w:t>/api/auth/2fa/verify</w:t>
+            </w:r>
           </w:p>
         </w:tc>
         <w:tc>
@@ -5394,33 +4981,8 @@
                 <w:rFonts w:eastAsia="Times New Roman" w:cs="Times New Roman"/>
                 <w:sz w:val="22"/>
               </w:rPr>
-              <w:t>/api/</w:t>
-            </w:r>
-            <w:proofErr w:type="spellStart"/>
-            <w:r>
-              <w:rPr>
-                <w:rFonts w:eastAsia="Times New Roman" w:cs="Times New Roman"/>
-                <w:sz w:val="22"/>
-              </w:rPr>
-              <w:t>auth</w:t>
-            </w:r>
-            <w:proofErr w:type="spellEnd"/>
-            <w:r>
-              <w:rPr>
-                <w:rFonts w:eastAsia="Times New Roman" w:cs="Times New Roman"/>
-                <w:sz w:val="22"/>
-              </w:rPr>
-              <w:t>/2fa/</w:t>
-            </w:r>
-            <w:proofErr w:type="spellStart"/>
-            <w:r>
-              <w:rPr>
-                <w:rFonts w:eastAsia="Times New Roman" w:cs="Times New Roman"/>
-                <w:sz w:val="22"/>
-              </w:rPr>
-              <w:t>resend</w:t>
-            </w:r>
-            <w:proofErr w:type="spellEnd"/>
+              <w:t>/api/auth/2fa/resend</w:t>
+            </w:r>
           </w:p>
         </w:tc>
         <w:tc>
@@ -5436,23 +4998,7 @@
                 <w:rFonts w:eastAsia="Times New Roman" w:cs="Times New Roman"/>
                 <w:sz w:val="22"/>
               </w:rPr>
-              <w:t xml:space="preserve">Reenvía el </w:t>
-            </w:r>
-            <w:proofErr w:type="spellStart"/>
-            <w:r>
-              <w:rPr>
-                <w:rFonts w:eastAsia="Times New Roman" w:cs="Times New Roman"/>
-                <w:sz w:val="22"/>
-              </w:rPr>
-              <w:t>challenge</w:t>
-            </w:r>
-            <w:proofErr w:type="spellEnd"/>
-            <w:r>
-              <w:rPr>
-                <w:rFonts w:eastAsia="Times New Roman" w:cs="Times New Roman"/>
-                <w:sz w:val="22"/>
-              </w:rPr>
-              <w:t xml:space="preserve"> de doble factor</w:t>
+              <w:t>Reenvía el challenge de doble factor</w:t>
             </w:r>
           </w:p>
         </w:tc>
@@ -5488,33 +5034,8 @@
                 <w:rFonts w:eastAsia="Times New Roman" w:cs="Times New Roman"/>
                 <w:sz w:val="22"/>
               </w:rPr>
-              <w:t>/api/</w:t>
-            </w:r>
-            <w:proofErr w:type="spellStart"/>
-            <w:r>
-              <w:rPr>
-                <w:rFonts w:eastAsia="Times New Roman" w:cs="Times New Roman"/>
-                <w:sz w:val="22"/>
-              </w:rPr>
-              <w:t>auth</w:t>
-            </w:r>
-            <w:proofErr w:type="spellEnd"/>
-            <w:r>
-              <w:rPr>
-                <w:rFonts w:eastAsia="Times New Roman" w:cs="Times New Roman"/>
-                <w:sz w:val="22"/>
-              </w:rPr>
-              <w:t>/</w:t>
-            </w:r>
-            <w:proofErr w:type="spellStart"/>
-            <w:r>
-              <w:rPr>
-                <w:rFonts w:eastAsia="Times New Roman" w:cs="Times New Roman"/>
-                <w:sz w:val="22"/>
-              </w:rPr>
-              <w:t>logout</w:t>
-            </w:r>
-            <w:proofErr w:type="spellEnd"/>
+              <w:t>/api/auth/logout</w:t>
+            </w:r>
           </w:p>
         </w:tc>
         <w:tc>
@@ -5549,11 +5070,9 @@
         </w:rPr>
         <w:t>2.2. Usuario (</w:t>
       </w:r>
-      <w:proofErr w:type="spellStart"/>
       <w:r>
         <w:t>User</w:t>
       </w:r>
-      <w:proofErr w:type="spellEnd"/>
       <w:r>
         <w:rPr>
           <w:rFonts w:eastAsia="Times New Roman"/>
@@ -5574,25 +5093,7 @@
           <w:sz w:val="24"/>
           <w:szCs w:val="24"/>
         </w:rPr>
-        <w:t xml:space="preserve">El controlador de usuario agrupa los endpoints protegidos destinados a la gestión del perfil autenticado, la seguridad, las sesiones, las notificaciones, la privacidad, los usuarios bloqueados y la exportación o eliminación de la cuenta. Todos estos endpoints requieren un token JWT válido en el encabezado </w:t>
-      </w:r>
-      <w:proofErr w:type="spellStart"/>
-      <w:r>
-        <w:rPr>
-          <w:rFonts w:eastAsia="Times New Roman" w:cs="Times New Roman"/>
-          <w:sz w:val="24"/>
-          <w:szCs w:val="24"/>
-        </w:rPr>
-        <w:t>Authorization</w:t>
-      </w:r>
-      <w:proofErr w:type="spellEnd"/>
-      <w:r>
-        <w:rPr>
-          <w:rFonts w:eastAsia="Times New Roman" w:cs="Times New Roman"/>
-          <w:sz w:val="24"/>
-          <w:szCs w:val="24"/>
-        </w:rPr>
-        <w:t>.</w:t>
+        <w:t>El controlador de usuario agrupa los endpoints protegidos destinados a la gestión del perfil autenticado, la seguridad, las sesiones, las notificaciones, la privacidad, los usuarios bloqueados y la exportación o eliminación de la cuenta. Todos estos endpoints requieren un token JWT válido en el encabezado Authorization.</w:t>
       </w:r>
     </w:p>
     <w:p/>
@@ -5721,33 +5222,8 @@
                 <w:rFonts w:eastAsia="Times New Roman" w:cs="Times New Roman"/>
                 <w:sz w:val="22"/>
               </w:rPr>
-              <w:t>/api/</w:t>
-            </w:r>
-            <w:proofErr w:type="spellStart"/>
-            <w:r>
-              <w:rPr>
-                <w:rFonts w:eastAsia="Times New Roman" w:cs="Times New Roman"/>
-                <w:sz w:val="22"/>
-              </w:rPr>
-              <w:t>user</w:t>
-            </w:r>
-            <w:proofErr w:type="spellEnd"/>
-            <w:r>
-              <w:rPr>
-                <w:rFonts w:eastAsia="Times New Roman" w:cs="Times New Roman"/>
-                <w:sz w:val="22"/>
-              </w:rPr>
-              <w:t>/</w:t>
-            </w:r>
-            <w:proofErr w:type="spellStart"/>
-            <w:r>
-              <w:rPr>
-                <w:rFonts w:eastAsia="Times New Roman" w:cs="Times New Roman"/>
-                <w:sz w:val="22"/>
-              </w:rPr>
-              <w:t>profile</w:t>
-            </w:r>
-            <w:proofErr w:type="spellEnd"/>
+              <w:t>/api/user/profile</w:t>
+            </w:r>
           </w:p>
         </w:tc>
         <w:tc>
@@ -5799,49 +5275,8 @@
                 <w:rFonts w:eastAsia="Times New Roman" w:cs="Times New Roman"/>
                 <w:sz w:val="22"/>
               </w:rPr>
-              <w:t>/api/</w:t>
-            </w:r>
-            <w:proofErr w:type="spellStart"/>
-            <w:r>
-              <w:rPr>
-                <w:rFonts w:eastAsia="Times New Roman" w:cs="Times New Roman"/>
-                <w:sz w:val="22"/>
-              </w:rPr>
-              <w:t>user</w:t>
-            </w:r>
-            <w:proofErr w:type="spellEnd"/>
-            <w:r>
-              <w:rPr>
-                <w:rFonts w:eastAsia="Times New Roman" w:cs="Times New Roman"/>
-                <w:sz w:val="22"/>
-              </w:rPr>
-              <w:t>/</w:t>
-            </w:r>
-            <w:proofErr w:type="spellStart"/>
-            <w:r>
-              <w:rPr>
-                <w:rFonts w:eastAsia="Times New Roman" w:cs="Times New Roman"/>
-                <w:sz w:val="22"/>
-              </w:rPr>
-              <w:t>profile</w:t>
-            </w:r>
-            <w:proofErr w:type="spellEnd"/>
-            <w:r>
-              <w:rPr>
-                <w:rFonts w:eastAsia="Times New Roman" w:cs="Times New Roman"/>
-                <w:sz w:val="22"/>
-              </w:rPr>
-              <w:t>/</w:t>
-            </w:r>
-            <w:proofErr w:type="spellStart"/>
-            <w:r>
-              <w:rPr>
-                <w:rFonts w:eastAsia="Times New Roman" w:cs="Times New Roman"/>
-                <w:sz w:val="22"/>
-              </w:rPr>
-              <w:t>photo</w:t>
-            </w:r>
-            <w:proofErr w:type="spellEnd"/>
+              <w:t>/api/user/profile/photo</w:t>
+            </w:r>
           </w:p>
         </w:tc>
         <w:tc>
@@ -5857,23 +5292,7 @@
                 <w:rFonts w:eastAsia="Times New Roman" w:cs="Times New Roman"/>
                 <w:sz w:val="22"/>
               </w:rPr>
-              <w:t>Sube la foto de perfil (</w:t>
-            </w:r>
-            <w:proofErr w:type="spellStart"/>
-            <w:r>
-              <w:rPr>
-                <w:rFonts w:eastAsia="Times New Roman" w:cs="Times New Roman"/>
-                <w:sz w:val="22"/>
-              </w:rPr>
-              <w:t>multipart</w:t>
-            </w:r>
-            <w:proofErr w:type="spellEnd"/>
-            <w:r>
-              <w:rPr>
-                <w:rFonts w:eastAsia="Times New Roman" w:cs="Times New Roman"/>
-                <w:sz w:val="22"/>
-              </w:rPr>
-              <w:t>)</w:t>
+              <w:t>Sube la foto de perfil (multipart)</w:t>
             </w:r>
           </w:p>
         </w:tc>
@@ -5909,55 +5328,7 @@
                 <w:rFonts w:eastAsia="Times New Roman" w:cs="Times New Roman"/>
                 <w:sz w:val="22"/>
               </w:rPr>
-              <w:t>/api/</w:t>
-            </w:r>
-            <w:proofErr w:type="spellStart"/>
-            <w:r>
-              <w:rPr>
-                <w:rFonts w:eastAsia="Times New Roman" w:cs="Times New Roman"/>
-                <w:sz w:val="22"/>
-              </w:rPr>
-              <w:t>user</w:t>
-            </w:r>
-            <w:proofErr w:type="spellEnd"/>
-            <w:r>
-              <w:rPr>
-                <w:rFonts w:eastAsia="Times New Roman" w:cs="Times New Roman"/>
-                <w:sz w:val="22"/>
-              </w:rPr>
-              <w:t>/</w:t>
-            </w:r>
-            <w:proofErr w:type="spellStart"/>
-            <w:r>
-              <w:rPr>
-                <w:rFonts w:eastAsia="Times New Roman" w:cs="Times New Roman"/>
-                <w:sz w:val="22"/>
-              </w:rPr>
-              <w:t>photo</w:t>
-            </w:r>
-            <w:proofErr w:type="spellEnd"/>
-            <w:r>
-              <w:rPr>
-                <w:rFonts w:eastAsia="Times New Roman" w:cs="Times New Roman"/>
-                <w:sz w:val="22"/>
-              </w:rPr>
-              <w:t>/{</w:t>
-            </w:r>
-            <w:proofErr w:type="spellStart"/>
-            <w:r>
-              <w:rPr>
-                <w:rFonts w:eastAsia="Times New Roman" w:cs="Times New Roman"/>
-                <w:sz w:val="22"/>
-              </w:rPr>
-              <w:t>userId</w:t>
-            </w:r>
-            <w:proofErr w:type="spellEnd"/>
-            <w:r>
-              <w:rPr>
-                <w:rFonts w:eastAsia="Times New Roman" w:cs="Times New Roman"/>
-                <w:sz w:val="22"/>
-              </w:rPr>
-              <w:t>}</w:t>
+              <w:t>/api/user/photo/{userId}</w:t>
             </w:r>
           </w:p>
         </w:tc>
@@ -6010,23 +5381,7 @@
                 <w:rFonts w:eastAsia="Times New Roman" w:cs="Times New Roman"/>
                 <w:sz w:val="22"/>
               </w:rPr>
-              <w:t>/api/</w:t>
-            </w:r>
-            <w:proofErr w:type="spellStart"/>
-            <w:r>
-              <w:rPr>
-                <w:rFonts w:eastAsia="Times New Roman" w:cs="Times New Roman"/>
-                <w:sz w:val="22"/>
-              </w:rPr>
-              <w:t>user</w:t>
-            </w:r>
-            <w:proofErr w:type="spellEnd"/>
-            <w:r>
-              <w:rPr>
-                <w:rFonts w:eastAsia="Times New Roman" w:cs="Times New Roman"/>
-                <w:sz w:val="22"/>
-              </w:rPr>
-              <w:t>/security</w:t>
+              <w:t>/api/user/security</w:t>
             </w:r>
           </w:p>
         </w:tc>
@@ -6079,33 +5434,8 @@
                 <w:rFonts w:eastAsia="Times New Roman" w:cs="Times New Roman"/>
                 <w:sz w:val="22"/>
               </w:rPr>
-              <w:t>/api/</w:t>
-            </w:r>
-            <w:proofErr w:type="spellStart"/>
-            <w:r>
-              <w:rPr>
-                <w:rFonts w:eastAsia="Times New Roman" w:cs="Times New Roman"/>
-                <w:sz w:val="22"/>
-              </w:rPr>
-              <w:t>user</w:t>
-            </w:r>
-            <w:proofErr w:type="spellEnd"/>
-            <w:r>
-              <w:rPr>
-                <w:rFonts w:eastAsia="Times New Roman" w:cs="Times New Roman"/>
-                <w:sz w:val="22"/>
-              </w:rPr>
-              <w:t>/security/</w:t>
-            </w:r>
-            <w:proofErr w:type="spellStart"/>
-            <w:r>
-              <w:rPr>
-                <w:rFonts w:eastAsia="Times New Roman" w:cs="Times New Roman"/>
-                <w:sz w:val="22"/>
-              </w:rPr>
-              <w:t>password</w:t>
-            </w:r>
-            <w:proofErr w:type="spellEnd"/>
+              <w:t>/api/user/security/password</w:t>
+            </w:r>
           </w:p>
         </w:tc>
         <w:tc>
@@ -6157,23 +5487,7 @@
                 <w:rFonts w:eastAsia="Times New Roman" w:cs="Times New Roman"/>
                 <w:sz w:val="22"/>
               </w:rPr>
-              <w:t>/api/</w:t>
-            </w:r>
-            <w:proofErr w:type="spellStart"/>
-            <w:r>
-              <w:rPr>
-                <w:rFonts w:eastAsia="Times New Roman" w:cs="Times New Roman"/>
-                <w:sz w:val="22"/>
-              </w:rPr>
-              <w:t>user</w:t>
-            </w:r>
-            <w:proofErr w:type="spellEnd"/>
-            <w:r>
-              <w:rPr>
-                <w:rFonts w:eastAsia="Times New Roman" w:cs="Times New Roman"/>
-                <w:sz w:val="22"/>
-              </w:rPr>
-              <w:t>/security/2fa</w:t>
+              <w:t>/api/user/security/2fa</w:t>
             </w:r>
           </w:p>
         </w:tc>
@@ -6226,39 +5540,7 @@
                 <w:rFonts w:eastAsia="Times New Roman" w:cs="Times New Roman"/>
                 <w:sz w:val="22"/>
               </w:rPr>
-              <w:t>/api/</w:t>
-            </w:r>
-            <w:proofErr w:type="spellStart"/>
-            <w:r>
-              <w:rPr>
-                <w:rFonts w:eastAsia="Times New Roman" w:cs="Times New Roman"/>
-                <w:sz w:val="22"/>
-              </w:rPr>
-              <w:t>user</w:t>
-            </w:r>
-            <w:proofErr w:type="spellEnd"/>
-            <w:r>
-              <w:rPr>
-                <w:rFonts w:eastAsia="Times New Roman" w:cs="Times New Roman"/>
-                <w:sz w:val="22"/>
-              </w:rPr>
-              <w:t>/</w:t>
-            </w:r>
-            <w:proofErr w:type="spellStart"/>
-            <w:r>
-              <w:rPr>
-                <w:rFonts w:eastAsia="Times New Roman" w:cs="Times New Roman"/>
-                <w:sz w:val="22"/>
-              </w:rPr>
-              <w:t>sessions</w:t>
-            </w:r>
-            <w:proofErr w:type="spellEnd"/>
-            <w:r>
-              <w:rPr>
-                <w:rFonts w:eastAsia="Times New Roman" w:cs="Times New Roman"/>
-                <w:sz w:val="22"/>
-              </w:rPr>
-              <w:t>[/{id}]</w:t>
+              <w:t>/api/user/sessions[/{id}]</w:t>
             </w:r>
           </w:p>
         </w:tc>
@@ -6311,33 +5593,8 @@
                 <w:rFonts w:eastAsia="Times New Roman" w:cs="Times New Roman"/>
                 <w:sz w:val="22"/>
               </w:rPr>
-              <w:t>/api/</w:t>
-            </w:r>
-            <w:proofErr w:type="spellStart"/>
-            <w:r>
-              <w:rPr>
-                <w:rFonts w:eastAsia="Times New Roman" w:cs="Times New Roman"/>
-                <w:sz w:val="22"/>
-              </w:rPr>
-              <w:t>user</w:t>
-            </w:r>
-            <w:proofErr w:type="spellEnd"/>
-            <w:r>
-              <w:rPr>
-                <w:rFonts w:eastAsia="Times New Roman" w:cs="Times New Roman"/>
-                <w:sz w:val="22"/>
-              </w:rPr>
-              <w:t>/</w:t>
-            </w:r>
-            <w:proofErr w:type="spellStart"/>
-            <w:r>
-              <w:rPr>
-                <w:rFonts w:eastAsia="Times New Roman" w:cs="Times New Roman"/>
-                <w:sz w:val="22"/>
-              </w:rPr>
-              <w:t>notifications</w:t>
-            </w:r>
-            <w:proofErr w:type="spellEnd"/>
+              <w:t>/api/user/notifications</w:t>
+            </w:r>
           </w:p>
         </w:tc>
         <w:tc>
@@ -6389,33 +5646,8 @@
                 <w:rFonts w:eastAsia="Times New Roman" w:cs="Times New Roman"/>
                 <w:sz w:val="22"/>
               </w:rPr>
-              <w:t>/api/</w:t>
-            </w:r>
-            <w:proofErr w:type="spellStart"/>
-            <w:r>
-              <w:rPr>
-                <w:rFonts w:eastAsia="Times New Roman" w:cs="Times New Roman"/>
-                <w:sz w:val="22"/>
-              </w:rPr>
-              <w:t>user</w:t>
-            </w:r>
-            <w:proofErr w:type="spellEnd"/>
-            <w:r>
-              <w:rPr>
-                <w:rFonts w:eastAsia="Times New Roman" w:cs="Times New Roman"/>
-                <w:sz w:val="22"/>
-              </w:rPr>
-              <w:t>/</w:t>
-            </w:r>
-            <w:proofErr w:type="spellStart"/>
-            <w:r>
-              <w:rPr>
-                <w:rFonts w:eastAsia="Times New Roman" w:cs="Times New Roman"/>
-                <w:sz w:val="22"/>
-              </w:rPr>
-              <w:t>privacy</w:t>
-            </w:r>
-            <w:proofErr w:type="spellEnd"/>
+              <w:t>/api/user/privacy</w:t>
+            </w:r>
           </w:p>
         </w:tc>
         <w:tc>
@@ -6467,39 +5699,7 @@
                 <w:rFonts w:eastAsia="Times New Roman" w:cs="Times New Roman"/>
                 <w:sz w:val="22"/>
               </w:rPr>
-              <w:t>/api/</w:t>
-            </w:r>
-            <w:proofErr w:type="spellStart"/>
-            <w:r>
-              <w:rPr>
-                <w:rFonts w:eastAsia="Times New Roman" w:cs="Times New Roman"/>
-                <w:sz w:val="22"/>
-              </w:rPr>
-              <w:t>user</w:t>
-            </w:r>
-            <w:proofErr w:type="spellEnd"/>
-            <w:r>
-              <w:rPr>
-                <w:rFonts w:eastAsia="Times New Roman" w:cs="Times New Roman"/>
-                <w:sz w:val="22"/>
-              </w:rPr>
-              <w:t>/</w:t>
-            </w:r>
-            <w:proofErr w:type="spellStart"/>
-            <w:r>
-              <w:rPr>
-                <w:rFonts w:eastAsia="Times New Roman" w:cs="Times New Roman"/>
-                <w:sz w:val="22"/>
-              </w:rPr>
-              <w:t>blocked</w:t>
-            </w:r>
-            <w:proofErr w:type="spellEnd"/>
-            <w:r>
-              <w:rPr>
-                <w:rFonts w:eastAsia="Times New Roman" w:cs="Times New Roman"/>
-                <w:sz w:val="22"/>
-              </w:rPr>
-              <w:t>[/{id}]</w:t>
+              <w:t>/api/user/blocked[/{id}]</w:t>
             </w:r>
           </w:p>
         </w:tc>
@@ -6552,33 +5752,8 @@
                 <w:rFonts w:eastAsia="Times New Roman" w:cs="Times New Roman"/>
                 <w:sz w:val="22"/>
               </w:rPr>
-              <w:t>/api/</w:t>
-            </w:r>
-            <w:proofErr w:type="spellStart"/>
-            <w:r>
-              <w:rPr>
-                <w:rFonts w:eastAsia="Times New Roman" w:cs="Times New Roman"/>
-                <w:sz w:val="22"/>
-              </w:rPr>
-              <w:t>user</w:t>
-            </w:r>
-            <w:proofErr w:type="spellEnd"/>
-            <w:r>
-              <w:rPr>
-                <w:rFonts w:eastAsia="Times New Roman" w:cs="Times New Roman"/>
-                <w:sz w:val="22"/>
-              </w:rPr>
-              <w:t>/data-</w:t>
-            </w:r>
-            <w:proofErr w:type="spellStart"/>
-            <w:r>
-              <w:rPr>
-                <w:rFonts w:eastAsia="Times New Roman" w:cs="Times New Roman"/>
-                <w:sz w:val="22"/>
-              </w:rPr>
-              <w:t>export</w:t>
-            </w:r>
-            <w:proofErr w:type="spellEnd"/>
+              <w:t>/api/user/data-export</w:t>
+            </w:r>
           </w:p>
         </w:tc>
         <w:tc>
@@ -6631,33 +5806,8 @@
                 <w:rFonts w:eastAsia="Times New Roman" w:cs="Times New Roman"/>
                 <w:sz w:val="22"/>
               </w:rPr>
-              <w:t>/api/</w:t>
-            </w:r>
-            <w:proofErr w:type="spellStart"/>
-            <w:r>
-              <w:rPr>
-                <w:rFonts w:eastAsia="Times New Roman" w:cs="Times New Roman"/>
-                <w:sz w:val="22"/>
-              </w:rPr>
-              <w:t>user</w:t>
-            </w:r>
-            <w:proofErr w:type="spellEnd"/>
-            <w:r>
-              <w:rPr>
-                <w:rFonts w:eastAsia="Times New Roman" w:cs="Times New Roman"/>
-                <w:sz w:val="22"/>
-              </w:rPr>
-              <w:t>/</w:t>
-            </w:r>
-            <w:proofErr w:type="spellStart"/>
-            <w:r>
-              <w:rPr>
-                <w:rFonts w:eastAsia="Times New Roman" w:cs="Times New Roman"/>
-                <w:sz w:val="22"/>
-              </w:rPr>
-              <w:t>account</w:t>
-            </w:r>
-            <w:proofErr w:type="spellEnd"/>
+              <w:t>/api/user/account</w:t>
+            </w:r>
           </w:p>
         </w:tc>
         <w:tc>
@@ -6715,61 +5865,7 @@
           <w:sz w:val="24"/>
           <w:szCs w:val="24"/>
         </w:rPr>
-        <w:t xml:space="preserve">El controlador de fotos gestiona la subida de fotografías, la visualización de la comunidad, el sistema de </w:t>
-      </w:r>
-      <w:proofErr w:type="spellStart"/>
-      <w:r>
-        <w:rPr>
-          <w:rFonts w:eastAsia="Times New Roman" w:cs="Times New Roman"/>
-          <w:sz w:val="24"/>
-          <w:szCs w:val="24"/>
-        </w:rPr>
-        <w:t>likes</w:t>
-      </w:r>
-      <w:proofErr w:type="spellEnd"/>
-      <w:r>
-        <w:rPr>
-          <w:rFonts w:eastAsia="Times New Roman" w:cs="Times New Roman"/>
-          <w:sz w:val="24"/>
-          <w:szCs w:val="24"/>
-        </w:rPr>
-        <w:t xml:space="preserve"> y los comentarios. Las fotos pueden marcarse como públicas o privadas, y pueden agruparse en posts mediante un identificador de grupo (</w:t>
-      </w:r>
-      <w:proofErr w:type="spellStart"/>
-      <w:r>
-        <w:rPr>
-          <w:rFonts w:eastAsia="Times New Roman" w:cs="Times New Roman"/>
-          <w:sz w:val="24"/>
-          <w:szCs w:val="24"/>
-        </w:rPr>
-        <w:t>carousel</w:t>
-      </w:r>
-      <w:proofErr w:type="spellEnd"/>
-      <w:r>
-        <w:rPr>
-          <w:rFonts w:eastAsia="Times New Roman" w:cs="Times New Roman"/>
-          <w:sz w:val="24"/>
-          <w:szCs w:val="24"/>
-        </w:rPr>
-        <w:t xml:space="preserve">). La obtención de la imagen es un </w:t>
-      </w:r>
-      <w:proofErr w:type="spellStart"/>
-      <w:r>
-        <w:rPr>
-          <w:rFonts w:eastAsia="Times New Roman" w:cs="Times New Roman"/>
-          <w:sz w:val="24"/>
-          <w:szCs w:val="24"/>
-        </w:rPr>
-        <w:t>endpoint</w:t>
-      </w:r>
-      <w:proofErr w:type="spellEnd"/>
-      <w:r>
-        <w:rPr>
-          <w:rFonts w:eastAsia="Times New Roman" w:cs="Times New Roman"/>
-          <w:sz w:val="24"/>
-          <w:szCs w:val="24"/>
-        </w:rPr>
-        <w:t xml:space="preserve"> público que permite un token opcional para autorizar el acceso a fotos privadas cuando el cliente no puede enviar encabezados de autorización.</w:t>
+        <w:t>El controlador de fotos gestiona la subida de fotografías, la visualización de la comunidad, el sistema de likes y los comentarios. Las fotos pueden marcarse como públicas o privadas, y pueden agruparse en posts mediante un identificador de grupo (carousel). La obtención de la imagen es un endpoint público que permite un token opcional para autorizar el acceso a fotos privadas cuando el cliente no puede enviar encabezados de autorización.</w:t>
       </w:r>
     </w:p>
     <w:p/>
@@ -6915,23 +6011,7 @@
                 <w:rFonts w:eastAsia="Times New Roman" w:cs="Times New Roman"/>
                 <w:sz w:val="22"/>
               </w:rPr>
-              <w:t>Sube una nueva foto (</w:t>
-            </w:r>
-            <w:proofErr w:type="spellStart"/>
-            <w:r>
-              <w:rPr>
-                <w:rFonts w:eastAsia="Times New Roman" w:cs="Times New Roman"/>
-                <w:sz w:val="22"/>
-              </w:rPr>
-              <w:t>multipart</w:t>
-            </w:r>
-            <w:proofErr w:type="spellEnd"/>
-            <w:r>
-              <w:rPr>
-                <w:rFonts w:eastAsia="Times New Roman" w:cs="Times New Roman"/>
-                <w:sz w:val="22"/>
-              </w:rPr>
-              <w:t xml:space="preserve"> con visibilidad y descripción opcional)</w:t>
+              <w:t>Sube una nueva foto (multipart con visibilidad y descripción opcional)</w:t>
             </w:r>
           </w:p>
         </w:tc>
@@ -6967,17 +6047,8 @@
                 <w:rFonts w:eastAsia="Times New Roman" w:cs="Times New Roman"/>
                 <w:sz w:val="22"/>
               </w:rPr>
-              <w:t>/api/fotos/</w:t>
-            </w:r>
-            <w:proofErr w:type="spellStart"/>
-            <w:r>
-              <w:rPr>
-                <w:rFonts w:eastAsia="Times New Roman" w:cs="Times New Roman"/>
-                <w:sz w:val="22"/>
-              </w:rPr>
-              <w:t>mias</w:t>
-            </w:r>
-            <w:proofErr w:type="spellEnd"/>
+              <w:t>/api/fotos/mias</w:t>
+            </w:r>
           </w:p>
         </w:tc>
         <w:tc>
@@ -7241,17 +6312,8 @@
                 <w:rFonts w:eastAsia="Times New Roman" w:cs="Times New Roman"/>
                 <w:sz w:val="22"/>
               </w:rPr>
-              <w:t>/api/fotos/{id}/</w:t>
-            </w:r>
-            <w:proofErr w:type="spellStart"/>
-            <w:r>
-              <w:rPr>
-                <w:rFonts w:eastAsia="Times New Roman" w:cs="Times New Roman"/>
-                <w:sz w:val="22"/>
-              </w:rPr>
-              <w:t>like</w:t>
-            </w:r>
-            <w:proofErr w:type="spellEnd"/>
+              <w:t>/api/fotos/{id}/like</w:t>
+            </w:r>
           </w:p>
         </w:tc>
         <w:tc>
@@ -7462,17 +6524,8 @@
                 <w:rFonts w:eastAsia="Times New Roman" w:cs="Times New Roman"/>
                 <w:sz w:val="22"/>
               </w:rPr>
-              <w:t>/api/fotos/notificaciones/{id}/</w:t>
-            </w:r>
-            <w:proofErr w:type="spellStart"/>
-            <w:r>
-              <w:rPr>
-                <w:rFonts w:eastAsia="Times New Roman" w:cs="Times New Roman"/>
-                <w:sz w:val="22"/>
-              </w:rPr>
-              <w:t>leida</w:t>
-            </w:r>
-            <w:proofErr w:type="spellEnd"/>
+              <w:t>/api/fotos/notificaciones/{id}/leida</w:t>
+            </w:r>
           </w:p>
         </w:tc>
         <w:tc>
@@ -7540,25 +6593,7 @@
           <w:sz w:val="24"/>
           <w:szCs w:val="24"/>
         </w:rPr>
-        <w:t xml:space="preserve">El controlador de eventos permite consultar y gestionar los eventos de las ciudades creativas, clasificados en las categorías FERIADO, CONMEMORACION y CELEBRACION. Los endpoints de consulta y descarga (incluida la generación de archivos de calendario en formato </w:t>
-      </w:r>
-      <w:proofErr w:type="spellStart"/>
-      <w:r>
-        <w:rPr>
-          <w:rFonts w:eastAsia="Times New Roman" w:cs="Times New Roman"/>
-          <w:sz w:val="24"/>
-          <w:szCs w:val="24"/>
-        </w:rPr>
-        <w:t>iCal</w:t>
-      </w:r>
-      <w:proofErr w:type="spellEnd"/>
-      <w:r>
-        <w:rPr>
-          <w:rFonts w:eastAsia="Times New Roman" w:cs="Times New Roman"/>
-          <w:sz w:val="24"/>
-          <w:szCs w:val="24"/>
-        </w:rPr>
-        <w:t>/ICS) son públicos, mientras que la subida de fotografías requiere autenticación.</w:t>
+        <w:t>El controlador de eventos permite consultar y gestionar los eventos de las ciudades creativas, clasificados en las categorías FERIADO, CONMEMORACION y CELEBRACION. Los endpoints de consulta y descarga (incluida la generación de archivos de calendario en formato iCal/ICS) son públicos, mientras que la subida de fotografías requiere autenticación.</w:t>
       </w:r>
     </w:p>
     <w:p>
@@ -7867,23 +6902,7 @@
                 <w:rFonts w:eastAsia="Times New Roman" w:cs="Times New Roman"/>
                 <w:sz w:val="22"/>
               </w:rPr>
-              <w:t>Sube la fotografía del evento (</w:t>
-            </w:r>
-            <w:proofErr w:type="spellStart"/>
-            <w:r>
-              <w:rPr>
-                <w:rFonts w:eastAsia="Times New Roman" w:cs="Times New Roman"/>
-                <w:sz w:val="22"/>
-              </w:rPr>
-              <w:t>multipart</w:t>
-            </w:r>
-            <w:proofErr w:type="spellEnd"/>
-            <w:r>
-              <w:rPr>
-                <w:rFonts w:eastAsia="Times New Roman" w:cs="Times New Roman"/>
-                <w:sz w:val="22"/>
-              </w:rPr>
-              <w:t>)</w:t>
+              <w:t>Sube la fotografía del evento (multipart)</w:t>
             </w:r>
           </w:p>
         </w:tc>
@@ -7919,17 +6938,8 @@
                 <w:rFonts w:eastAsia="Times New Roman" w:cs="Times New Roman"/>
                 <w:sz w:val="22"/>
               </w:rPr>
-              <w:t>/api/eventos/{id}/</w:t>
-            </w:r>
-            <w:proofErr w:type="spellStart"/>
-            <w:r>
-              <w:rPr>
-                <w:rFonts w:eastAsia="Times New Roman" w:cs="Times New Roman"/>
-                <w:sz w:val="22"/>
-              </w:rPr>
-              <w:t>ics</w:t>
-            </w:r>
-            <w:proofErr w:type="spellEnd"/>
+              <w:t>/api/eventos/{id}/ics</w:t>
+            </w:r>
           </w:p>
         </w:tc>
         <w:tc>
@@ -7945,23 +6955,7 @@
                 <w:rFonts w:eastAsia="Times New Roman" w:cs="Times New Roman"/>
                 <w:sz w:val="22"/>
               </w:rPr>
-              <w:t xml:space="preserve">Genera y descarga el evento en formato </w:t>
-            </w:r>
-            <w:proofErr w:type="spellStart"/>
-            <w:r>
-              <w:rPr>
-                <w:rFonts w:eastAsia="Times New Roman" w:cs="Times New Roman"/>
-                <w:sz w:val="22"/>
-              </w:rPr>
-              <w:t>iCal</w:t>
-            </w:r>
-            <w:proofErr w:type="spellEnd"/>
-            <w:r>
-              <w:rPr>
-                <w:rFonts w:eastAsia="Times New Roman" w:cs="Times New Roman"/>
-                <w:sz w:val="22"/>
-              </w:rPr>
-              <w:t>/ICS</w:t>
+              <w:t>Genera y descarga el evento en formato iCal/ICS</w:t>
             </w:r>
           </w:p>
         </w:tc>
@@ -8185,17 +7179,8 @@
                 <w:rFonts w:eastAsia="Times New Roman" w:cs="Times New Roman"/>
                 <w:sz w:val="22"/>
               </w:rPr>
-              <w:t>/api/emprendimientos/</w:t>
-            </w:r>
-            <w:proofErr w:type="spellStart"/>
-            <w:r>
-              <w:rPr>
-                <w:rFonts w:eastAsia="Times New Roman" w:cs="Times New Roman"/>
-                <w:sz w:val="22"/>
-              </w:rPr>
-              <w:t>categorias</w:t>
-            </w:r>
-            <w:proofErr w:type="spellEnd"/>
+              <w:t>/api/emprendimientos/categorias</w:t>
+            </w:r>
           </w:p>
         </w:tc>
         <w:tc>
@@ -8476,23 +7461,7 @@
                 <w:rFonts w:eastAsia="Times New Roman" w:cs="Times New Roman"/>
                 <w:sz w:val="22"/>
               </w:rPr>
-              <w:t>Sube la fotografía del emprendimiento (</w:t>
-            </w:r>
-            <w:proofErr w:type="spellStart"/>
-            <w:r>
-              <w:rPr>
-                <w:rFonts w:eastAsia="Times New Roman" w:cs="Times New Roman"/>
-                <w:sz w:val="22"/>
-              </w:rPr>
-              <w:t>multipart</w:t>
-            </w:r>
-            <w:proofErr w:type="spellEnd"/>
-            <w:r>
-              <w:rPr>
-                <w:rFonts w:eastAsia="Times New Roman" w:cs="Times New Roman"/>
-                <w:sz w:val="22"/>
-              </w:rPr>
-              <w:t>)</w:t>
+              <w:t>Sube la fotografía del emprendimiento (multipart)</w:t>
             </w:r>
           </w:p>
         </w:tc>
@@ -8659,7 +7628,6 @@
             <w:pPr>
               <w:spacing w:before="30" w:after="30"/>
             </w:pPr>
-            <w:proofErr w:type="spellStart"/>
             <w:r>
               <w:rPr>
                 <w:rFonts w:eastAsia="Times New Roman" w:cs="Times New Roman"/>
@@ -8667,7 +7635,6 @@
               </w:rPr>
               <w:t>AuthService</w:t>
             </w:r>
-            <w:proofErr w:type="spellEnd"/>
           </w:p>
         </w:tc>
         <w:tc>
@@ -8697,7 +7664,6 @@
             <w:pPr>
               <w:spacing w:before="30" w:after="30"/>
             </w:pPr>
-            <w:proofErr w:type="spellStart"/>
             <w:r>
               <w:rPr>
                 <w:rFonts w:eastAsia="Times New Roman" w:cs="Times New Roman"/>
@@ -8705,7 +7671,6 @@
               </w:rPr>
               <w:t>UserService</w:t>
             </w:r>
-            <w:proofErr w:type="spellEnd"/>
           </w:p>
         </w:tc>
         <w:tc>
@@ -8735,7 +7700,6 @@
             <w:pPr>
               <w:spacing w:before="30" w:after="30"/>
             </w:pPr>
-            <w:proofErr w:type="spellStart"/>
             <w:r>
               <w:rPr>
                 <w:rFonts w:eastAsia="Times New Roman" w:cs="Times New Roman"/>
@@ -8743,7 +7707,6 @@
               </w:rPr>
               <w:t>FotoService</w:t>
             </w:r>
-            <w:proofErr w:type="spellEnd"/>
           </w:p>
         </w:tc>
         <w:tc>
@@ -8759,23 +7722,7 @@
                 <w:rFonts w:eastAsia="Times New Roman" w:cs="Times New Roman"/>
                 <w:sz w:val="22"/>
               </w:rPr>
-              <w:t xml:space="preserve">Subida de fotografías, visibilidad, agrupación en posts, </w:t>
-            </w:r>
-            <w:proofErr w:type="spellStart"/>
-            <w:r>
-              <w:rPr>
-                <w:rFonts w:eastAsia="Times New Roman" w:cs="Times New Roman"/>
-                <w:sz w:val="22"/>
-              </w:rPr>
-              <w:t>likes</w:t>
-            </w:r>
-            <w:proofErr w:type="spellEnd"/>
-            <w:r>
-              <w:rPr>
-                <w:rFonts w:eastAsia="Times New Roman" w:cs="Times New Roman"/>
-                <w:sz w:val="22"/>
-              </w:rPr>
-              <w:t xml:space="preserve"> y comentarios, notificación de actividad</w:t>
+              <w:t>Subida de fotografías, visibilidad, agrupación en posts, likes y comentarios, notificación de actividad</w:t>
             </w:r>
           </w:p>
         </w:tc>
@@ -8789,7 +7736,6 @@
             <w:pPr>
               <w:spacing w:before="30" w:after="30"/>
             </w:pPr>
-            <w:proofErr w:type="spellStart"/>
             <w:r>
               <w:rPr>
                 <w:rFonts w:eastAsia="Times New Roman" w:cs="Times New Roman"/>
@@ -8797,7 +7743,6 @@
               </w:rPr>
               <w:t>EventoService</w:t>
             </w:r>
-            <w:proofErr w:type="spellEnd"/>
           </w:p>
         </w:tc>
         <w:tc>
@@ -8827,7 +7772,6 @@
             <w:pPr>
               <w:spacing w:before="30" w:after="30"/>
             </w:pPr>
-            <w:proofErr w:type="spellStart"/>
             <w:r>
               <w:rPr>
                 <w:rFonts w:eastAsia="Times New Roman" w:cs="Times New Roman"/>
@@ -8835,7 +7779,6 @@
               </w:rPr>
               <w:t>EmprendimientoService</w:t>
             </w:r>
-            <w:proofErr w:type="spellEnd"/>
           </w:p>
         </w:tc>
         <w:tc>
@@ -8865,7 +7808,6 @@
             <w:pPr>
               <w:spacing w:before="30" w:after="30"/>
             </w:pPr>
-            <w:proofErr w:type="spellStart"/>
             <w:r>
               <w:rPr>
                 <w:rFonts w:eastAsia="Times New Roman" w:cs="Times New Roman"/>
@@ -8873,7 +7815,6 @@
               </w:rPr>
               <w:t>FcmService</w:t>
             </w:r>
-            <w:proofErr w:type="spellEnd"/>
           </w:p>
         </w:tc>
         <w:tc>
@@ -8889,33 +7830,8 @@
                 <w:rFonts w:eastAsia="Times New Roman" w:cs="Times New Roman"/>
                 <w:sz w:val="22"/>
               </w:rPr>
-              <w:t xml:space="preserve">Envío de notificaciones </w:t>
-            </w:r>
-            <w:proofErr w:type="spellStart"/>
-            <w:r>
-              <w:rPr>
-                <w:rFonts w:eastAsia="Times New Roman" w:cs="Times New Roman"/>
-                <w:sz w:val="22"/>
-              </w:rPr>
-              <w:t>push</w:t>
-            </w:r>
-            <w:proofErr w:type="spellEnd"/>
-            <w:r>
-              <w:rPr>
-                <w:rFonts w:eastAsia="Times New Roman" w:cs="Times New Roman"/>
-                <w:sz w:val="22"/>
-              </w:rPr>
-              <w:t xml:space="preserve"> a través de Firebase Cloud </w:t>
-            </w:r>
-            <w:proofErr w:type="spellStart"/>
-            <w:r>
-              <w:rPr>
-                <w:rFonts w:eastAsia="Times New Roman" w:cs="Times New Roman"/>
-                <w:sz w:val="22"/>
-              </w:rPr>
-              <w:t>Messaging</w:t>
-            </w:r>
-            <w:proofErr w:type="spellEnd"/>
+              <w:t>Envío de notificaciones push a través de Firebase Cloud Messaging</w:t>
+            </w:r>
           </w:p>
         </w:tc>
       </w:tr>
@@ -8999,25 +7915,7 @@
           <w:sz w:val="24"/>
           <w:szCs w:val="24"/>
         </w:rPr>
-        <w:t xml:space="preserve">Los repositorios constituyen la capa de acceso a datos. Se definen mediante interfaces que extienden de </w:t>
-      </w:r>
-      <w:proofErr w:type="spellStart"/>
-      <w:r>
-        <w:rPr>
-          <w:rFonts w:eastAsia="Times New Roman" w:cs="Times New Roman"/>
-          <w:sz w:val="24"/>
-          <w:szCs w:val="24"/>
-        </w:rPr>
-        <w:t>JpaRepository</w:t>
-      </w:r>
-      <w:proofErr w:type="spellEnd"/>
-      <w:r>
-        <w:rPr>
-          <w:rFonts w:eastAsia="Times New Roman" w:cs="Times New Roman"/>
-          <w:sz w:val="24"/>
-          <w:szCs w:val="24"/>
-        </w:rPr>
-        <w:t>, lo que proporciona las operaciones CRUD básicas y permite declarar métodos de consulta derivados por convención de nombres. Hibernate se encarga de transformar estas interfaces en implementaciones concretas y de sincronizar el esquema de la base de datos a través de la generación automática de tablas.</w:t>
+        <w:t>Los repositorios constituyen la capa de acceso a datos. Se definen mediante interfaces que extienden de JpaRepository, lo que proporciona las operaciones CRUD básicas y permite declarar métodos de consulta derivados por convención de nombres. Hibernate se encarga de transformar estas interfaces en implementaciones concretas y de sincronizar el esquema de la base de datos a través de la generación automática de tablas.</w:t>
       </w:r>
     </w:p>
     <w:p>
@@ -9138,7 +8036,6 @@
             <w:pPr>
               <w:spacing w:before="30" w:after="30"/>
             </w:pPr>
-            <w:proofErr w:type="spellStart"/>
             <w:r>
               <w:rPr>
                 <w:rFonts w:eastAsia="Times New Roman" w:cs="Times New Roman"/>
@@ -9146,7 +8043,6 @@
               </w:rPr>
               <w:t>UserRepository</w:t>
             </w:r>
-            <w:proofErr w:type="spellEnd"/>
           </w:p>
         </w:tc>
         <w:tc>
@@ -9162,23 +8058,7 @@
                 <w:rFonts w:eastAsia="Times New Roman" w:cs="Times New Roman"/>
                 <w:sz w:val="22"/>
               </w:rPr>
-              <w:t>Usuario (</w:t>
-            </w:r>
-            <w:proofErr w:type="spellStart"/>
-            <w:r>
-              <w:rPr>
-                <w:rFonts w:eastAsia="Times New Roman" w:cs="Times New Roman"/>
-                <w:sz w:val="22"/>
-              </w:rPr>
-              <w:t>Users</w:t>
-            </w:r>
-            <w:proofErr w:type="spellEnd"/>
-            <w:r>
-              <w:rPr>
-                <w:rFonts w:eastAsia="Times New Roman" w:cs="Times New Roman"/>
-                <w:sz w:val="22"/>
-              </w:rPr>
-              <w:t>)</w:t>
+              <w:t>Usuario (Users)</w:t>
             </w:r>
           </w:p>
         </w:tc>
@@ -9195,23 +8075,7 @@
                 <w:rFonts w:eastAsia="Times New Roman" w:cs="Times New Roman"/>
                 <w:sz w:val="22"/>
               </w:rPr>
-              <w:t xml:space="preserve">Buscar por email, por </w:t>
-            </w:r>
-            <w:proofErr w:type="spellStart"/>
-            <w:r>
-              <w:rPr>
-                <w:rFonts w:eastAsia="Times New Roman" w:cs="Times New Roman"/>
-                <w:sz w:val="22"/>
-              </w:rPr>
-              <w:t>username</w:t>
-            </w:r>
-            <w:proofErr w:type="spellEnd"/>
-            <w:r>
-              <w:rPr>
-                <w:rFonts w:eastAsia="Times New Roman" w:cs="Times New Roman"/>
-                <w:sz w:val="22"/>
-              </w:rPr>
-              <w:t>; únicos; gestión de sesiones</w:t>
+              <w:t>Buscar por email, por username; únicos; gestión de sesiones</w:t>
             </w:r>
           </w:p>
         </w:tc>
@@ -9225,7 +8089,6 @@
             <w:pPr>
               <w:spacing w:before="30" w:after="30"/>
             </w:pPr>
-            <w:proofErr w:type="spellStart"/>
             <w:r>
               <w:rPr>
                 <w:rFonts w:eastAsia="Times New Roman" w:cs="Times New Roman"/>
@@ -9233,7 +8096,6 @@
               </w:rPr>
               <w:t>EventoRepository</w:t>
             </w:r>
-            <w:proofErr w:type="spellEnd"/>
           </w:p>
         </w:tc>
         <w:tc>
@@ -9280,7 +8142,6 @@
             <w:pPr>
               <w:spacing w:before="30" w:after="30"/>
             </w:pPr>
-            <w:proofErr w:type="spellStart"/>
             <w:r>
               <w:rPr>
                 <w:rFonts w:eastAsia="Times New Roman" w:cs="Times New Roman"/>
@@ -9288,7 +8149,6 @@
               </w:rPr>
               <w:t>EmprendimientoRepository</w:t>
             </w:r>
-            <w:proofErr w:type="spellEnd"/>
           </w:p>
         </w:tc>
         <w:tc>
@@ -9335,7 +8195,6 @@
             <w:pPr>
               <w:spacing w:before="30" w:after="30"/>
             </w:pPr>
-            <w:proofErr w:type="spellStart"/>
             <w:r>
               <w:rPr>
                 <w:rFonts w:eastAsia="Times New Roman" w:cs="Times New Roman"/>
@@ -9343,7 +8202,6 @@
               </w:rPr>
               <w:t>PhotoRepository</w:t>
             </w:r>
-            <w:proofErr w:type="spellEnd"/>
           </w:p>
         </w:tc>
         <w:tc>
@@ -9359,23 +8217,7 @@
                 <w:rFonts w:eastAsia="Times New Roman" w:cs="Times New Roman"/>
                 <w:sz w:val="22"/>
               </w:rPr>
-              <w:t>Foto (</w:t>
-            </w:r>
-            <w:proofErr w:type="spellStart"/>
-            <w:r>
-              <w:rPr>
-                <w:rFonts w:eastAsia="Times New Roman" w:cs="Times New Roman"/>
-                <w:sz w:val="22"/>
-              </w:rPr>
-              <w:t>Photos</w:t>
-            </w:r>
-            <w:proofErr w:type="spellEnd"/>
-            <w:r>
-              <w:rPr>
-                <w:rFonts w:eastAsia="Times New Roman" w:cs="Times New Roman"/>
-                <w:sz w:val="22"/>
-              </w:rPr>
-              <w:t>)</w:t>
+              <w:t>Foto (Photos)</w:t>
             </w:r>
           </w:p>
         </w:tc>
@@ -9406,7 +8248,6 @@
             <w:pPr>
               <w:spacing w:before="30" w:after="30"/>
             </w:pPr>
-            <w:proofErr w:type="spellStart"/>
             <w:r>
               <w:rPr>
                 <w:rFonts w:eastAsia="Times New Roman" w:cs="Times New Roman"/>
@@ -9414,7 +8255,6 @@
               </w:rPr>
               <w:t>CommentRepository</w:t>
             </w:r>
-            <w:proofErr w:type="spellEnd"/>
           </w:p>
         </w:tc>
         <w:tc>
@@ -9430,23 +8270,7 @@
                 <w:rFonts w:eastAsia="Times New Roman" w:cs="Times New Roman"/>
                 <w:sz w:val="22"/>
               </w:rPr>
-              <w:t>Comentario (</w:t>
-            </w:r>
-            <w:proofErr w:type="spellStart"/>
-            <w:r>
-              <w:rPr>
-                <w:rFonts w:eastAsia="Times New Roman" w:cs="Times New Roman"/>
-                <w:sz w:val="22"/>
-              </w:rPr>
-              <w:t>Comments</w:t>
-            </w:r>
-            <w:proofErr w:type="spellEnd"/>
-            <w:r>
-              <w:rPr>
-                <w:rFonts w:eastAsia="Times New Roman" w:cs="Times New Roman"/>
-                <w:sz w:val="22"/>
-              </w:rPr>
-              <w:t>)</w:t>
+              <w:t>Comentario (Comments)</w:t>
             </w:r>
           </w:p>
         </w:tc>
@@ -9477,7 +8301,6 @@
             <w:pPr>
               <w:spacing w:before="30" w:after="30"/>
             </w:pPr>
-            <w:proofErr w:type="spellStart"/>
             <w:r>
               <w:rPr>
                 <w:rFonts w:eastAsia="Times New Roman" w:cs="Times New Roman"/>
@@ -9485,7 +8308,6 @@
               </w:rPr>
               <w:t>NotificationRepository</w:t>
             </w:r>
-            <w:proofErr w:type="spellEnd"/>
           </w:p>
         </w:tc>
         <w:tc>
@@ -9501,23 +8323,7 @@
                 <w:rFonts w:eastAsia="Times New Roman" w:cs="Times New Roman"/>
                 <w:sz w:val="22"/>
               </w:rPr>
-              <w:t>Notificación (</w:t>
-            </w:r>
-            <w:proofErr w:type="spellStart"/>
-            <w:r>
-              <w:rPr>
-                <w:rFonts w:eastAsia="Times New Roman" w:cs="Times New Roman"/>
-                <w:sz w:val="22"/>
-              </w:rPr>
-              <w:t>Notifications</w:t>
-            </w:r>
-            <w:proofErr w:type="spellEnd"/>
-            <w:r>
-              <w:rPr>
-                <w:rFonts w:eastAsia="Times New Roman" w:cs="Times New Roman"/>
-                <w:sz w:val="22"/>
-              </w:rPr>
-              <w:t>)</w:t>
+              <w:t>Notificación (Notifications)</w:t>
             </w:r>
           </w:p>
         </w:tc>
@@ -9548,7 +8354,6 @@
             <w:pPr>
               <w:spacing w:before="30" w:after="30"/>
             </w:pPr>
-            <w:proofErr w:type="spellStart"/>
             <w:r>
               <w:rPr>
                 <w:rFonts w:eastAsia="Times New Roman" w:cs="Times New Roman"/>
@@ -9556,7 +8361,6 @@
               </w:rPr>
               <w:t>UserSessionRepository</w:t>
             </w:r>
-            <w:proofErr w:type="spellEnd"/>
           </w:p>
         </w:tc>
         <w:tc>
@@ -9603,7 +8407,6 @@
             <w:pPr>
               <w:spacing w:before="30" w:after="30"/>
             </w:pPr>
-            <w:proofErr w:type="spellStart"/>
             <w:r>
               <w:rPr>
                 <w:rFonts w:eastAsia="Times New Roman" w:cs="Times New Roman"/>
@@ -9611,7 +8414,6 @@
               </w:rPr>
               <w:t>UserPrivacyRepository</w:t>
             </w:r>
-            <w:proofErr w:type="spellEnd"/>
           </w:p>
         </w:tc>
         <w:tc>
@@ -9658,7 +8460,6 @@
             <w:pPr>
               <w:spacing w:before="30" w:after="30"/>
             </w:pPr>
-            <w:proofErr w:type="spellStart"/>
             <w:r>
               <w:rPr>
                 <w:rFonts w:eastAsia="Times New Roman" w:cs="Times New Roman"/>
@@ -9666,7 +8467,6 @@
               </w:rPr>
               <w:t>UserNotificationsRepository</w:t>
             </w:r>
-            <w:proofErr w:type="spellEnd"/>
           </w:p>
         </w:tc>
         <w:tc>
@@ -9713,7 +8513,6 @@
             <w:pPr>
               <w:spacing w:before="30" w:after="30"/>
             </w:pPr>
-            <w:proofErr w:type="spellStart"/>
             <w:r>
               <w:rPr>
                 <w:rFonts w:eastAsia="Times New Roman" w:cs="Times New Roman"/>
@@ -9721,7 +8520,6 @@
               </w:rPr>
               <w:t>TwoFactorChallengeRepository</w:t>
             </w:r>
-            <w:proofErr w:type="spellEnd"/>
           </w:p>
         </w:tc>
         <w:tc>
@@ -9768,7 +8566,6 @@
             <w:pPr>
               <w:spacing w:before="30" w:after="30"/>
             </w:pPr>
-            <w:proofErr w:type="spellStart"/>
             <w:r>
               <w:rPr>
                 <w:rFonts w:eastAsia="Times New Roman" w:cs="Times New Roman"/>
@@ -9776,7 +8573,6 @@
               </w:rPr>
               <w:t>DataExportRepository</w:t>
             </w:r>
-            <w:proofErr w:type="spellEnd"/>
           </w:p>
         </w:tc>
         <w:tc>
@@ -9823,7 +8619,6 @@
             <w:pPr>
               <w:spacing w:before="30" w:after="30"/>
             </w:pPr>
-            <w:proofErr w:type="spellStart"/>
             <w:r>
               <w:rPr>
                 <w:rFonts w:eastAsia="Times New Roman" w:cs="Times New Roman"/>
@@ -9831,7 +8626,6 @@
               </w:rPr>
               <w:t>BlockedUserRepository</w:t>
             </w:r>
-            <w:proofErr w:type="spellEnd"/>
           </w:p>
         </w:tc>
         <w:tc>
@@ -9935,21 +8729,7 @@
           <w:rFonts w:eastAsia="Times New Roman"/>
         </w:rPr>
         <w:lastRenderedPageBreak/>
-        <w:t>5.1. DTOs de entrada (</w:t>
-      </w:r>
-      <w:proofErr w:type="spellStart"/>
-      <w:r>
-        <w:rPr>
-          <w:rFonts w:eastAsia="Times New Roman"/>
-        </w:rPr>
-        <w:t>Request</w:t>
-      </w:r>
-      <w:proofErr w:type="spellEnd"/>
-      <w:r>
-        <w:rPr>
-          <w:rFonts w:eastAsia="Times New Roman"/>
-        </w:rPr>
-        <w:t>)</w:t>
+        <w:t>5.1. DTOs de entrada (Request)</w:t>
       </w:r>
       <w:bookmarkEnd w:id="28"/>
       <w:bookmarkEnd w:id="29"/>
@@ -9965,43 +8745,7 @@
           <w:sz w:val="24"/>
           <w:szCs w:val="24"/>
         </w:rPr>
-        <w:t xml:space="preserve">Los DTOs de solicitud capturan y validan los datos enviados por el cliente. Se anotan con restricciones de </w:t>
-      </w:r>
-      <w:proofErr w:type="spellStart"/>
-      <w:r>
-        <w:rPr>
-          <w:rFonts w:eastAsia="Times New Roman" w:cs="Times New Roman"/>
-          <w:sz w:val="24"/>
-          <w:szCs w:val="24"/>
-        </w:rPr>
-        <w:t>bean</w:t>
-      </w:r>
-      <w:proofErr w:type="spellEnd"/>
-      <w:r>
-        <w:rPr>
-          <w:rFonts w:eastAsia="Times New Roman" w:cs="Times New Roman"/>
-          <w:sz w:val="24"/>
-          <w:szCs w:val="24"/>
-        </w:rPr>
-        <w:t xml:space="preserve"> </w:t>
-      </w:r>
-      <w:proofErr w:type="spellStart"/>
-      <w:r>
-        <w:rPr>
-          <w:rFonts w:eastAsia="Times New Roman" w:cs="Times New Roman"/>
-          <w:sz w:val="24"/>
-          <w:szCs w:val="24"/>
-        </w:rPr>
-        <w:t>validation</w:t>
-      </w:r>
-      <w:proofErr w:type="spellEnd"/>
-      <w:r>
-        <w:rPr>
-          <w:rFonts w:eastAsia="Times New Roman" w:cs="Times New Roman"/>
-          <w:sz w:val="24"/>
-          <w:szCs w:val="24"/>
-        </w:rPr>
-        <w:t xml:space="preserve"> que se aplican automáticamente en el controlador mediante la anotación @Valid.</w:t>
+        <w:t>Los DTOs de solicitud capturan y validan los datos enviados por el cliente. Se anotan con restricciones de bean validation que se aplican automáticamente en el controlador mediante la anotación @Valid.</w:t>
       </w:r>
     </w:p>
     <w:p/>
@@ -10108,7 +8852,6 @@
             <w:pPr>
               <w:spacing w:before="30" w:after="30"/>
             </w:pPr>
-            <w:proofErr w:type="spellStart"/>
             <w:r>
               <w:rPr>
                 <w:rFonts w:eastAsia="Times New Roman" w:cs="Times New Roman"/>
@@ -10116,7 +8859,6 @@
               </w:rPr>
               <w:t>RegisterRequest</w:t>
             </w:r>
-            <w:proofErr w:type="spellEnd"/>
           </w:p>
         </w:tc>
         <w:tc>
@@ -10132,33 +8874,8 @@
                 <w:rFonts w:eastAsia="Times New Roman" w:cs="Times New Roman"/>
                 <w:sz w:val="22"/>
               </w:rPr>
-              <w:t xml:space="preserve">email, </w:t>
-            </w:r>
-            <w:proofErr w:type="spellStart"/>
-            <w:r>
-              <w:rPr>
-                <w:rFonts w:eastAsia="Times New Roman" w:cs="Times New Roman"/>
-                <w:sz w:val="22"/>
-              </w:rPr>
-              <w:t>password</w:t>
-            </w:r>
-            <w:proofErr w:type="spellEnd"/>
-            <w:r>
-              <w:rPr>
-                <w:rFonts w:eastAsia="Times New Roman" w:cs="Times New Roman"/>
-                <w:sz w:val="22"/>
-              </w:rPr>
-              <w:t xml:space="preserve">, </w:t>
-            </w:r>
-            <w:proofErr w:type="spellStart"/>
-            <w:r>
-              <w:rPr>
-                <w:rFonts w:eastAsia="Times New Roman" w:cs="Times New Roman"/>
-                <w:sz w:val="22"/>
-              </w:rPr>
-              <w:t>fullName</w:t>
-            </w:r>
-            <w:proofErr w:type="spellEnd"/>
+              <w:t>email, password, fullName</w:t>
+            </w:r>
           </w:p>
         </w:tc>
         <w:tc>
@@ -10174,39 +8891,7 @@
                 <w:rFonts w:eastAsia="Times New Roman" w:cs="Times New Roman"/>
                 <w:sz w:val="22"/>
               </w:rPr>
-              <w:t xml:space="preserve">email obligatorio y formato; </w:t>
-            </w:r>
-            <w:proofErr w:type="spellStart"/>
-            <w:r>
-              <w:rPr>
-                <w:rFonts w:eastAsia="Times New Roman" w:cs="Times New Roman"/>
-                <w:sz w:val="22"/>
-              </w:rPr>
-              <w:t>password</w:t>
-            </w:r>
-            <w:proofErr w:type="spellEnd"/>
-            <w:r>
-              <w:rPr>
-                <w:rFonts w:eastAsia="Times New Roman" w:cs="Times New Roman"/>
-                <w:sz w:val="22"/>
-              </w:rPr>
-              <w:t xml:space="preserve"> mínimo 8 caracteres; </w:t>
-            </w:r>
-            <w:proofErr w:type="spellStart"/>
-            <w:r>
-              <w:rPr>
-                <w:rFonts w:eastAsia="Times New Roman" w:cs="Times New Roman"/>
-                <w:sz w:val="22"/>
-              </w:rPr>
-              <w:t>fullName</w:t>
-            </w:r>
-            <w:proofErr w:type="spellEnd"/>
-            <w:r>
-              <w:rPr>
-                <w:rFonts w:eastAsia="Times New Roman" w:cs="Times New Roman"/>
-                <w:sz w:val="22"/>
-              </w:rPr>
-              <w:t xml:space="preserve"> obligatorio</w:t>
+              <w:t>email obligatorio y formato; password mínimo 8 caracteres; fullName obligatorio</w:t>
             </w:r>
           </w:p>
         </w:tc>
@@ -10220,7 +8905,6 @@
             <w:pPr>
               <w:spacing w:before="30" w:after="30"/>
             </w:pPr>
-            <w:proofErr w:type="spellStart"/>
             <w:r>
               <w:rPr>
                 <w:rFonts w:eastAsia="Times New Roman" w:cs="Times New Roman"/>
@@ -10228,7 +8912,6 @@
               </w:rPr>
               <w:t>LoginRequest</w:t>
             </w:r>
-            <w:proofErr w:type="spellEnd"/>
           </w:p>
         </w:tc>
         <w:tc>
@@ -10244,17 +8927,8 @@
                 <w:rFonts w:eastAsia="Times New Roman" w:cs="Times New Roman"/>
                 <w:sz w:val="22"/>
               </w:rPr>
-              <w:t xml:space="preserve">email, </w:t>
-            </w:r>
-            <w:proofErr w:type="spellStart"/>
-            <w:r>
-              <w:rPr>
-                <w:rFonts w:eastAsia="Times New Roman" w:cs="Times New Roman"/>
-                <w:sz w:val="22"/>
-              </w:rPr>
-              <w:t>password</w:t>
-            </w:r>
-            <w:proofErr w:type="spellEnd"/>
+              <w:t>email, password</w:t>
+            </w:r>
           </w:p>
         </w:tc>
         <w:tc>
@@ -10284,7 +8958,6 @@
             <w:pPr>
               <w:spacing w:before="30" w:after="30"/>
             </w:pPr>
-            <w:proofErr w:type="spellStart"/>
             <w:r>
               <w:rPr>
                 <w:rFonts w:eastAsia="Times New Roman" w:cs="Times New Roman"/>
@@ -10292,7 +8965,6 @@
               </w:rPr>
               <w:t>GoogleAuthRequest</w:t>
             </w:r>
-            <w:proofErr w:type="spellEnd"/>
           </w:p>
         </w:tc>
         <w:tc>
@@ -10303,7 +8975,6 @@
             <w:pPr>
               <w:spacing w:before="30" w:after="30"/>
             </w:pPr>
-            <w:proofErr w:type="spellStart"/>
             <w:r>
               <w:rPr>
                 <w:rFonts w:eastAsia="Times New Roman" w:cs="Times New Roman"/>
@@ -10311,7 +8982,6 @@
               </w:rPr>
               <w:t>idToken</w:t>
             </w:r>
-            <w:proofErr w:type="spellEnd"/>
           </w:p>
         </w:tc>
         <w:tc>
@@ -10341,7 +9011,6 @@
             <w:pPr>
               <w:spacing w:before="30" w:after="30"/>
             </w:pPr>
-            <w:proofErr w:type="spellStart"/>
             <w:r>
               <w:rPr>
                 <w:rFonts w:eastAsia="Times New Roman" w:cs="Times New Roman"/>
@@ -10349,7 +9018,6 @@
               </w:rPr>
               <w:t>VerifyTwoFactorRequest</w:t>
             </w:r>
-            <w:proofErr w:type="spellEnd"/>
           </w:p>
         </w:tc>
         <w:tc>
@@ -10360,31 +9028,13 @@
             <w:pPr>
               <w:spacing w:before="30" w:after="30"/>
             </w:pPr>
-            <w:proofErr w:type="spellStart"/>
-            <w:r>
-              <w:rPr>
-                <w:rFonts w:eastAsia="Times New Roman" w:cs="Times New Roman"/>
-                <w:sz w:val="22"/>
-              </w:rPr>
-              <w:t>challengeId</w:t>
-            </w:r>
-            <w:proofErr w:type="spellEnd"/>
-            <w:r>
-              <w:rPr>
-                <w:rFonts w:eastAsia="Times New Roman" w:cs="Times New Roman"/>
-                <w:sz w:val="22"/>
-              </w:rPr>
-              <w:t xml:space="preserve">, </w:t>
-            </w:r>
-            <w:proofErr w:type="spellStart"/>
-            <w:r>
-              <w:rPr>
-                <w:rFonts w:eastAsia="Times New Roman" w:cs="Times New Roman"/>
-                <w:sz w:val="22"/>
-              </w:rPr>
-              <w:t>code</w:t>
-            </w:r>
-            <w:proofErr w:type="spellEnd"/>
+            <w:r>
+              <w:rPr>
+                <w:rFonts w:eastAsia="Times New Roman" w:cs="Times New Roman"/>
+                <w:sz w:val="22"/>
+              </w:rPr>
+              <w:t>challengeId, code</w:t>
+            </w:r>
           </w:p>
         </w:tc>
         <w:tc>
@@ -10414,7 +9064,6 @@
             <w:pPr>
               <w:spacing w:before="30" w:after="30"/>
             </w:pPr>
-            <w:proofErr w:type="spellStart"/>
             <w:r>
               <w:rPr>
                 <w:rFonts w:eastAsia="Times New Roman" w:cs="Times New Roman"/>
@@ -10422,7 +9071,6 @@
               </w:rPr>
               <w:t>TwoFactorRequest</w:t>
             </w:r>
-            <w:proofErr w:type="spellEnd"/>
           </w:p>
         </w:tc>
         <w:tc>
@@ -10433,7 +9081,6 @@
             <w:pPr>
               <w:spacing w:before="30" w:after="30"/>
             </w:pPr>
-            <w:proofErr w:type="spellStart"/>
             <w:r>
               <w:rPr>
                 <w:rFonts w:eastAsia="Times New Roman" w:cs="Times New Roman"/>
@@ -10441,7 +9088,6 @@
               </w:rPr>
               <w:t>enabled</w:t>
             </w:r>
-            <w:proofErr w:type="spellEnd"/>
           </w:p>
         </w:tc>
         <w:tc>
@@ -10452,53 +9098,12 @@
             <w:pPr>
               <w:spacing w:before="30" w:after="30"/>
             </w:pPr>
-            <w:proofErr w:type="spellStart"/>
-            <w:r>
-              <w:rPr>
-                <w:rFonts w:eastAsia="Times New Roman" w:cs="Times New Roman"/>
-                <w:sz w:val="22"/>
-              </w:rPr>
-              <w:t>Boolean</w:t>
-            </w:r>
-            <w:proofErr w:type="spellEnd"/>
-            <w:r>
-              <w:rPr>
-                <w:rFonts w:eastAsia="Times New Roman" w:cs="Times New Roman"/>
-                <w:sz w:val="22"/>
-              </w:rPr>
-              <w:t xml:space="preserve"> obligatorio (</w:t>
-            </w:r>
-            <w:proofErr w:type="spellStart"/>
-            <w:r>
-              <w:rPr>
-                <w:rFonts w:eastAsia="Times New Roman" w:cs="Times New Roman"/>
-                <w:sz w:val="22"/>
-              </w:rPr>
-              <w:t>not</w:t>
-            </w:r>
-            <w:proofErr w:type="spellEnd"/>
-            <w:r>
-              <w:rPr>
-                <w:rFonts w:eastAsia="Times New Roman" w:cs="Times New Roman"/>
-                <w:sz w:val="22"/>
-              </w:rPr>
-              <w:t xml:space="preserve"> </w:t>
-            </w:r>
-            <w:proofErr w:type="spellStart"/>
-            <w:r>
-              <w:rPr>
-                <w:rFonts w:eastAsia="Times New Roman" w:cs="Times New Roman"/>
-                <w:sz w:val="22"/>
-              </w:rPr>
-              <w:t>null</w:t>
-            </w:r>
-            <w:proofErr w:type="spellEnd"/>
-            <w:r>
-              <w:rPr>
-                <w:rFonts w:eastAsia="Times New Roman" w:cs="Times New Roman"/>
-                <w:sz w:val="22"/>
-              </w:rPr>
-              <w:t>)</w:t>
+            <w:r>
+              <w:rPr>
+                <w:rFonts w:eastAsia="Times New Roman" w:cs="Times New Roman"/>
+                <w:sz w:val="22"/>
+              </w:rPr>
+              <w:t>Boolean obligatorio (not null)</w:t>
             </w:r>
           </w:p>
         </w:tc>
@@ -10512,7 +9117,6 @@
             <w:pPr>
               <w:spacing w:before="30" w:after="30"/>
             </w:pPr>
-            <w:proofErr w:type="spellStart"/>
             <w:r>
               <w:rPr>
                 <w:rFonts w:eastAsia="Times New Roman" w:cs="Times New Roman"/>
@@ -10520,7 +9124,6 @@
               </w:rPr>
               <w:t>ChangePasswordRequest</w:t>
             </w:r>
-            <w:proofErr w:type="spellEnd"/>
           </w:p>
         </w:tc>
         <w:tc>
@@ -10531,31 +9134,13 @@
             <w:pPr>
               <w:spacing w:before="30" w:after="30"/>
             </w:pPr>
-            <w:proofErr w:type="spellStart"/>
-            <w:r>
-              <w:rPr>
-                <w:rFonts w:eastAsia="Times New Roman" w:cs="Times New Roman"/>
-                <w:sz w:val="22"/>
-              </w:rPr>
-              <w:t>currentPassword</w:t>
-            </w:r>
-            <w:proofErr w:type="spellEnd"/>
-            <w:r>
-              <w:rPr>
-                <w:rFonts w:eastAsia="Times New Roman" w:cs="Times New Roman"/>
-                <w:sz w:val="22"/>
-              </w:rPr>
-              <w:t xml:space="preserve">, </w:t>
-            </w:r>
-            <w:proofErr w:type="spellStart"/>
-            <w:r>
-              <w:rPr>
-                <w:rFonts w:eastAsia="Times New Roman" w:cs="Times New Roman"/>
-                <w:sz w:val="22"/>
-              </w:rPr>
-              <w:t>newPassword</w:t>
-            </w:r>
-            <w:proofErr w:type="spellEnd"/>
+            <w:r>
+              <w:rPr>
+                <w:rFonts w:eastAsia="Times New Roman" w:cs="Times New Roman"/>
+                <w:sz w:val="22"/>
+              </w:rPr>
+              <w:t>currentPassword, newPassword</w:t>
+            </w:r>
           </w:p>
         </w:tc>
         <w:tc>
@@ -10585,7 +9170,6 @@
             <w:pPr>
               <w:spacing w:before="30" w:after="30"/>
             </w:pPr>
-            <w:proofErr w:type="spellStart"/>
             <w:r>
               <w:rPr>
                 <w:rFonts w:eastAsia="Times New Roman" w:cs="Times New Roman"/>
@@ -10593,7 +9177,6 @@
               </w:rPr>
               <w:t>UpdateProfileRequest</w:t>
             </w:r>
-            <w:proofErr w:type="spellEnd"/>
           </w:p>
         </w:tc>
         <w:tc>
@@ -10604,127 +9187,13 @@
             <w:pPr>
               <w:spacing w:before="30" w:after="30"/>
             </w:pPr>
-            <w:proofErr w:type="spellStart"/>
-            <w:r>
-              <w:rPr>
-                <w:rFonts w:eastAsia="Times New Roman" w:cs="Times New Roman"/>
-                <w:sz w:val="22"/>
-              </w:rPr>
-              <w:t>firstName</w:t>
-            </w:r>
-            <w:proofErr w:type="spellEnd"/>
-            <w:r>
-              <w:rPr>
-                <w:rFonts w:eastAsia="Times New Roman" w:cs="Times New Roman"/>
-                <w:sz w:val="22"/>
-              </w:rPr>
-              <w:t xml:space="preserve">, </w:t>
-            </w:r>
-            <w:proofErr w:type="spellStart"/>
-            <w:r>
-              <w:rPr>
-                <w:rFonts w:eastAsia="Times New Roman" w:cs="Times New Roman"/>
-                <w:sz w:val="22"/>
-              </w:rPr>
-              <w:t>lastName</w:t>
-            </w:r>
-            <w:proofErr w:type="spellEnd"/>
-            <w:r>
-              <w:rPr>
-                <w:rFonts w:eastAsia="Times New Roman" w:cs="Times New Roman"/>
-                <w:sz w:val="22"/>
-              </w:rPr>
-              <w:t xml:space="preserve">, </w:t>
-            </w:r>
-            <w:proofErr w:type="spellStart"/>
-            <w:r>
-              <w:rPr>
-                <w:rFonts w:eastAsia="Times New Roman" w:cs="Times New Roman"/>
-                <w:sz w:val="22"/>
-              </w:rPr>
-              <w:t>username</w:t>
-            </w:r>
-            <w:proofErr w:type="spellEnd"/>
-            <w:r>
-              <w:rPr>
-                <w:rFonts w:eastAsia="Times New Roman" w:cs="Times New Roman"/>
-                <w:sz w:val="22"/>
-              </w:rPr>
-              <w:t xml:space="preserve">, email, </w:t>
-            </w:r>
-            <w:proofErr w:type="spellStart"/>
-            <w:r>
-              <w:rPr>
-                <w:rFonts w:eastAsia="Times New Roman" w:cs="Times New Roman"/>
-                <w:sz w:val="22"/>
-              </w:rPr>
-              <w:t>phone</w:t>
-            </w:r>
-            <w:proofErr w:type="spellEnd"/>
-            <w:r>
-              <w:rPr>
-                <w:rFonts w:eastAsia="Times New Roman" w:cs="Times New Roman"/>
-                <w:sz w:val="22"/>
-              </w:rPr>
-              <w:t xml:space="preserve">, </w:t>
-            </w:r>
-            <w:proofErr w:type="spellStart"/>
-            <w:r>
-              <w:rPr>
-                <w:rFonts w:eastAsia="Times New Roman" w:cs="Times New Roman"/>
-                <w:sz w:val="22"/>
-              </w:rPr>
-              <w:t>birthDate</w:t>
-            </w:r>
-            <w:proofErr w:type="spellEnd"/>
-            <w:r>
-              <w:rPr>
-                <w:rFonts w:eastAsia="Times New Roman" w:cs="Times New Roman"/>
-                <w:sz w:val="22"/>
-              </w:rPr>
-              <w:t xml:space="preserve">, </w:t>
-            </w:r>
-            <w:proofErr w:type="spellStart"/>
-            <w:r>
-              <w:rPr>
-                <w:rFonts w:eastAsia="Times New Roman" w:cs="Times New Roman"/>
-                <w:sz w:val="22"/>
-              </w:rPr>
-              <w:t>gender</w:t>
-            </w:r>
-            <w:proofErr w:type="spellEnd"/>
-            <w:r>
-              <w:rPr>
-                <w:rFonts w:eastAsia="Times New Roman" w:cs="Times New Roman"/>
-                <w:sz w:val="22"/>
-              </w:rPr>
-              <w:t xml:space="preserve">, </w:t>
-            </w:r>
-            <w:proofErr w:type="spellStart"/>
-            <w:r>
-              <w:rPr>
-                <w:rFonts w:eastAsia="Times New Roman" w:cs="Times New Roman"/>
-                <w:sz w:val="22"/>
-              </w:rPr>
-              <w:t>city</w:t>
-            </w:r>
-            <w:proofErr w:type="spellEnd"/>
-            <w:r>
-              <w:rPr>
-                <w:rFonts w:eastAsia="Times New Roman" w:cs="Times New Roman"/>
-                <w:sz w:val="22"/>
-              </w:rPr>
-              <w:t xml:space="preserve">, bio, </w:t>
-            </w:r>
-            <w:proofErr w:type="spellStart"/>
-            <w:r>
-              <w:rPr>
-                <w:rFonts w:eastAsia="Times New Roman" w:cs="Times New Roman"/>
-                <w:sz w:val="22"/>
-              </w:rPr>
-              <w:t>photoUrl</w:t>
-            </w:r>
-            <w:proofErr w:type="spellEnd"/>
+            <w:r>
+              <w:rPr>
+                <w:rFonts w:eastAsia="Times New Roman" w:cs="Times New Roman"/>
+                <w:sz w:val="22"/>
+              </w:rPr>
+              <w:t>firstName, lastName, username, email, phone, birthDate, gender, city, bio, photoUrl</w:t>
+            </w:r>
           </w:p>
         </w:tc>
         <w:tc>
@@ -10754,7 +9223,6 @@
             <w:pPr>
               <w:spacing w:before="30" w:after="30"/>
             </w:pPr>
-            <w:proofErr w:type="spellStart"/>
             <w:r>
               <w:rPr>
                 <w:rFonts w:eastAsia="Times New Roman" w:cs="Times New Roman"/>
@@ -10762,7 +9230,6 @@
               </w:rPr>
               <w:t>EventoRequest</w:t>
             </w:r>
-            <w:proofErr w:type="spellEnd"/>
           </w:p>
         </w:tc>
         <w:tc>
@@ -10773,63 +9240,13 @@
             <w:pPr>
               <w:spacing w:before="30" w:after="30"/>
             </w:pPr>
-            <w:proofErr w:type="spellStart"/>
-            <w:r>
-              <w:rPr>
-                <w:rFonts w:eastAsia="Times New Roman" w:cs="Times New Roman"/>
-                <w:sz w:val="22"/>
-              </w:rPr>
-              <w:t>titulo</w:t>
-            </w:r>
-            <w:proofErr w:type="spellEnd"/>
-            <w:r>
-              <w:rPr>
-                <w:rFonts w:eastAsia="Times New Roman" w:cs="Times New Roman"/>
-                <w:sz w:val="22"/>
-              </w:rPr>
-              <w:t xml:space="preserve">, fecha, </w:t>
-            </w:r>
-            <w:proofErr w:type="spellStart"/>
-            <w:r>
-              <w:rPr>
-                <w:rFonts w:eastAsia="Times New Roman" w:cs="Times New Roman"/>
-                <w:sz w:val="22"/>
-              </w:rPr>
-              <w:t>fechaFin</w:t>
-            </w:r>
-            <w:proofErr w:type="spellEnd"/>
-            <w:r>
-              <w:rPr>
-                <w:rFonts w:eastAsia="Times New Roman" w:cs="Times New Roman"/>
-                <w:sz w:val="22"/>
-              </w:rPr>
-              <w:t xml:space="preserve">, </w:t>
-            </w:r>
-            <w:proofErr w:type="spellStart"/>
-            <w:r>
-              <w:rPr>
-                <w:rFonts w:eastAsia="Times New Roman" w:cs="Times New Roman"/>
-                <w:sz w:val="22"/>
-              </w:rPr>
-              <w:t>categoria</w:t>
-            </w:r>
-            <w:proofErr w:type="spellEnd"/>
-            <w:r>
-              <w:rPr>
-                <w:rFonts w:eastAsia="Times New Roman" w:cs="Times New Roman"/>
-                <w:sz w:val="22"/>
-              </w:rPr>
-              <w:t xml:space="preserve">, </w:t>
-            </w:r>
-            <w:proofErr w:type="spellStart"/>
-            <w:r>
-              <w:rPr>
-                <w:rFonts w:eastAsia="Times New Roman" w:cs="Times New Roman"/>
-                <w:sz w:val="22"/>
-              </w:rPr>
-              <w:t>descripcion</w:t>
-            </w:r>
-            <w:proofErr w:type="spellEnd"/>
+            <w:r>
+              <w:rPr>
+                <w:rFonts w:eastAsia="Times New Roman" w:cs="Times New Roman"/>
+                <w:sz w:val="22"/>
+              </w:rPr>
+              <w:t>titulo, fecha, fechaFin, categoria, descripcion</w:t>
+            </w:r>
           </w:p>
         </w:tc>
         <w:tc>
@@ -10859,7 +9276,6 @@
             <w:pPr>
               <w:spacing w:before="30" w:after="30"/>
             </w:pPr>
-            <w:proofErr w:type="spellStart"/>
             <w:r>
               <w:rPr>
                 <w:rFonts w:eastAsia="Times New Roman" w:cs="Times New Roman"/>
@@ -10867,7 +9283,6 @@
               </w:rPr>
               <w:t>EmprendimientoRequest</w:t>
             </w:r>
-            <w:proofErr w:type="spellEnd"/>
           </w:p>
         </w:tc>
         <w:tc>
@@ -10883,97 +9298,8 @@
                 <w:rFonts w:eastAsia="Times New Roman" w:cs="Times New Roman"/>
                 <w:sz w:val="22"/>
               </w:rPr>
-              <w:t xml:space="preserve">nombre, tipo, </w:t>
-            </w:r>
-            <w:proofErr w:type="spellStart"/>
-            <w:r>
-              <w:rPr>
-                <w:rFonts w:eastAsia="Times New Roman" w:cs="Times New Roman"/>
-                <w:sz w:val="22"/>
-              </w:rPr>
-              <w:t>descripcion</w:t>
-            </w:r>
-            <w:proofErr w:type="spellEnd"/>
-            <w:r>
-              <w:rPr>
-                <w:rFonts w:eastAsia="Times New Roman" w:cs="Times New Roman"/>
-                <w:sz w:val="22"/>
-              </w:rPr>
-              <w:t xml:space="preserve">, </w:t>
-            </w:r>
-            <w:proofErr w:type="spellStart"/>
-            <w:r>
-              <w:rPr>
-                <w:rFonts w:eastAsia="Times New Roman" w:cs="Times New Roman"/>
-                <w:sz w:val="22"/>
-              </w:rPr>
-              <w:t>lat</w:t>
-            </w:r>
-            <w:proofErr w:type="spellEnd"/>
-            <w:r>
-              <w:rPr>
-                <w:rFonts w:eastAsia="Times New Roman" w:cs="Times New Roman"/>
-                <w:sz w:val="22"/>
-              </w:rPr>
-              <w:t xml:space="preserve">, </w:t>
-            </w:r>
-            <w:proofErr w:type="spellStart"/>
-            <w:r>
-              <w:rPr>
-                <w:rFonts w:eastAsia="Times New Roman" w:cs="Times New Roman"/>
-                <w:sz w:val="22"/>
-              </w:rPr>
-              <w:t>lng</w:t>
-            </w:r>
-            <w:proofErr w:type="spellEnd"/>
-            <w:r>
-              <w:rPr>
-                <w:rFonts w:eastAsia="Times New Roman" w:cs="Times New Roman"/>
-                <w:sz w:val="22"/>
-              </w:rPr>
-              <w:t xml:space="preserve">, </w:t>
-            </w:r>
-            <w:proofErr w:type="spellStart"/>
-            <w:r>
-              <w:rPr>
-                <w:rFonts w:eastAsia="Times New Roman" w:cs="Times New Roman"/>
-                <w:sz w:val="22"/>
-              </w:rPr>
-              <w:t>contactoTelefono</w:t>
-            </w:r>
-            <w:proofErr w:type="spellEnd"/>
-            <w:r>
-              <w:rPr>
-                <w:rFonts w:eastAsia="Times New Roman" w:cs="Times New Roman"/>
-                <w:sz w:val="22"/>
-              </w:rPr>
-              <w:t xml:space="preserve">, </w:t>
-            </w:r>
-            <w:proofErr w:type="spellStart"/>
-            <w:r>
-              <w:rPr>
-                <w:rFonts w:eastAsia="Times New Roman" w:cs="Times New Roman"/>
-                <w:sz w:val="22"/>
-              </w:rPr>
-              <w:t>contactoEmail</w:t>
-            </w:r>
-            <w:proofErr w:type="spellEnd"/>
-            <w:r>
-              <w:rPr>
-                <w:rFonts w:eastAsia="Times New Roman" w:cs="Times New Roman"/>
-                <w:sz w:val="22"/>
-              </w:rPr>
-              <w:t xml:space="preserve">, </w:t>
-            </w:r>
-            <w:proofErr w:type="spellStart"/>
-            <w:r>
-              <w:rPr>
-                <w:rFonts w:eastAsia="Times New Roman" w:cs="Times New Roman"/>
-                <w:sz w:val="22"/>
-              </w:rPr>
-              <w:t>contactoRedes</w:t>
-            </w:r>
-            <w:proofErr w:type="spellEnd"/>
+              <w:t>nombre, tipo, descripcion, lat, lng, contactoTelefono, contactoEmail, contactoRedes</w:t>
+            </w:r>
           </w:p>
         </w:tc>
         <w:tc>
@@ -11106,7 +9432,6 @@
             <w:pPr>
               <w:spacing w:before="30" w:after="30"/>
             </w:pPr>
-            <w:proofErr w:type="spellStart"/>
             <w:r>
               <w:rPr>
                 <w:rFonts w:eastAsia="Times New Roman" w:cs="Times New Roman"/>
@@ -11114,7 +9439,6 @@
               </w:rPr>
               <w:t>AuthResponse</w:t>
             </w:r>
-            <w:proofErr w:type="spellEnd"/>
           </w:p>
         </w:tc>
         <w:tc>
@@ -11130,49 +9454,8 @@
                 <w:rFonts w:eastAsia="Times New Roman" w:cs="Times New Roman"/>
                 <w:sz w:val="22"/>
               </w:rPr>
-              <w:t xml:space="preserve">token, email, </w:t>
-            </w:r>
-            <w:proofErr w:type="spellStart"/>
-            <w:r>
-              <w:rPr>
-                <w:rFonts w:eastAsia="Times New Roman" w:cs="Times New Roman"/>
-                <w:sz w:val="22"/>
-              </w:rPr>
-              <w:t>fullName</w:t>
-            </w:r>
-            <w:proofErr w:type="spellEnd"/>
-            <w:r>
-              <w:rPr>
-                <w:rFonts w:eastAsia="Times New Roman" w:cs="Times New Roman"/>
-                <w:sz w:val="22"/>
-              </w:rPr>
-              <w:t xml:space="preserve">, </w:t>
-            </w:r>
-            <w:proofErr w:type="spellStart"/>
-            <w:r>
-              <w:rPr>
-                <w:rFonts w:eastAsia="Times New Roman" w:cs="Times New Roman"/>
-                <w:sz w:val="22"/>
-              </w:rPr>
-              <w:t>requiresTwoFactor</w:t>
-            </w:r>
-            <w:proofErr w:type="spellEnd"/>
-            <w:r>
-              <w:rPr>
-                <w:rFonts w:eastAsia="Times New Roman" w:cs="Times New Roman"/>
-                <w:sz w:val="22"/>
-              </w:rPr>
-              <w:t xml:space="preserve">, </w:t>
-            </w:r>
-            <w:proofErr w:type="spellStart"/>
-            <w:r>
-              <w:rPr>
-                <w:rFonts w:eastAsia="Times New Roman" w:cs="Times New Roman"/>
-                <w:sz w:val="22"/>
-              </w:rPr>
-              <w:t>challengeId</w:t>
-            </w:r>
-            <w:proofErr w:type="spellEnd"/>
+              <w:t>token, email, fullName, requiresTwoFactor, challengeId</w:t>
+            </w:r>
           </w:p>
         </w:tc>
       </w:tr>
@@ -11185,7 +9468,6 @@
             <w:pPr>
               <w:spacing w:before="30" w:after="30"/>
             </w:pPr>
-            <w:proofErr w:type="spellStart"/>
             <w:r>
               <w:rPr>
                 <w:rFonts w:eastAsia="Times New Roman" w:cs="Times New Roman"/>
@@ -11193,7 +9475,6 @@
               </w:rPr>
               <w:t>ProfileResponse</w:t>
             </w:r>
-            <w:proofErr w:type="spellEnd"/>
           </w:p>
         </w:tc>
         <w:tc>
@@ -11209,145 +9490,8 @@
                 <w:rFonts w:eastAsia="Times New Roman" w:cs="Times New Roman"/>
                 <w:sz w:val="22"/>
               </w:rPr>
-              <w:t xml:space="preserve">id, </w:t>
-            </w:r>
-            <w:proofErr w:type="spellStart"/>
-            <w:r>
-              <w:rPr>
-                <w:rFonts w:eastAsia="Times New Roman" w:cs="Times New Roman"/>
-                <w:sz w:val="22"/>
-              </w:rPr>
-              <w:t>firstName</w:t>
-            </w:r>
-            <w:proofErr w:type="spellEnd"/>
-            <w:r>
-              <w:rPr>
-                <w:rFonts w:eastAsia="Times New Roman" w:cs="Times New Roman"/>
-                <w:sz w:val="22"/>
-              </w:rPr>
-              <w:t xml:space="preserve">, </w:t>
-            </w:r>
-            <w:proofErr w:type="spellStart"/>
-            <w:r>
-              <w:rPr>
-                <w:rFonts w:eastAsia="Times New Roman" w:cs="Times New Roman"/>
-                <w:sz w:val="22"/>
-              </w:rPr>
-              <w:t>lastName</w:t>
-            </w:r>
-            <w:proofErr w:type="spellEnd"/>
-            <w:r>
-              <w:rPr>
-                <w:rFonts w:eastAsia="Times New Roman" w:cs="Times New Roman"/>
-                <w:sz w:val="22"/>
-              </w:rPr>
-              <w:t xml:space="preserve">, </w:t>
-            </w:r>
-            <w:proofErr w:type="spellStart"/>
-            <w:r>
-              <w:rPr>
-                <w:rFonts w:eastAsia="Times New Roman" w:cs="Times New Roman"/>
-                <w:sz w:val="22"/>
-              </w:rPr>
-              <w:t>username</w:t>
-            </w:r>
-            <w:proofErr w:type="spellEnd"/>
-            <w:r>
-              <w:rPr>
-                <w:rFonts w:eastAsia="Times New Roman" w:cs="Times New Roman"/>
-                <w:sz w:val="22"/>
-              </w:rPr>
-              <w:t xml:space="preserve">, email, </w:t>
-            </w:r>
-            <w:proofErr w:type="spellStart"/>
-            <w:r>
-              <w:rPr>
-                <w:rFonts w:eastAsia="Times New Roman" w:cs="Times New Roman"/>
-                <w:sz w:val="22"/>
-              </w:rPr>
-              <w:t>phone</w:t>
-            </w:r>
-            <w:proofErr w:type="spellEnd"/>
-            <w:r>
-              <w:rPr>
-                <w:rFonts w:eastAsia="Times New Roman" w:cs="Times New Roman"/>
-                <w:sz w:val="22"/>
-              </w:rPr>
-              <w:t xml:space="preserve">, </w:t>
-            </w:r>
-            <w:proofErr w:type="spellStart"/>
-            <w:r>
-              <w:rPr>
-                <w:rFonts w:eastAsia="Times New Roman" w:cs="Times New Roman"/>
-                <w:sz w:val="22"/>
-              </w:rPr>
-              <w:t>birthDate</w:t>
-            </w:r>
-            <w:proofErr w:type="spellEnd"/>
-            <w:r>
-              <w:rPr>
-                <w:rFonts w:eastAsia="Times New Roman" w:cs="Times New Roman"/>
-                <w:sz w:val="22"/>
-              </w:rPr>
-              <w:t xml:space="preserve">, </w:t>
-            </w:r>
-            <w:proofErr w:type="spellStart"/>
-            <w:r>
-              <w:rPr>
-                <w:rFonts w:eastAsia="Times New Roman" w:cs="Times New Roman"/>
-                <w:sz w:val="22"/>
-              </w:rPr>
-              <w:t>gender</w:t>
-            </w:r>
-            <w:proofErr w:type="spellEnd"/>
-            <w:r>
-              <w:rPr>
-                <w:rFonts w:eastAsia="Times New Roman" w:cs="Times New Roman"/>
-                <w:sz w:val="22"/>
-              </w:rPr>
-              <w:t xml:space="preserve">, </w:t>
-            </w:r>
-            <w:proofErr w:type="spellStart"/>
-            <w:r>
-              <w:rPr>
-                <w:rFonts w:eastAsia="Times New Roman" w:cs="Times New Roman"/>
-                <w:sz w:val="22"/>
-              </w:rPr>
-              <w:t>city</w:t>
-            </w:r>
-            <w:proofErr w:type="spellEnd"/>
-            <w:r>
-              <w:rPr>
-                <w:rFonts w:eastAsia="Times New Roman" w:cs="Times New Roman"/>
-                <w:sz w:val="22"/>
-              </w:rPr>
-              <w:t xml:space="preserve">, bio, </w:t>
-            </w:r>
-            <w:proofErr w:type="spellStart"/>
-            <w:r>
-              <w:rPr>
-                <w:rFonts w:eastAsia="Times New Roman" w:cs="Times New Roman"/>
-                <w:sz w:val="22"/>
-              </w:rPr>
-              <w:t>photoUrl</w:t>
-            </w:r>
-            <w:proofErr w:type="spellEnd"/>
-            <w:r>
-              <w:rPr>
-                <w:rFonts w:eastAsia="Times New Roman" w:cs="Times New Roman"/>
-                <w:sz w:val="22"/>
-              </w:rPr>
-              <w:t xml:space="preserve">, </w:t>
-            </w:r>
-            <w:proofErr w:type="spellStart"/>
-            <w:r>
-              <w:rPr>
-                <w:rFonts w:eastAsia="Times New Roman" w:cs="Times New Roman"/>
-                <w:sz w:val="22"/>
-              </w:rPr>
-              <w:t>createdAt</w:t>
-            </w:r>
-            <w:proofErr w:type="spellEnd"/>
+              <w:t>id, firstName, lastName, username, email, phone, birthDate, gender, city, bio, photoUrl, createdAt</w:t>
+            </w:r>
           </w:p>
         </w:tc>
       </w:tr>
@@ -11360,7 +9504,6 @@
             <w:pPr>
               <w:spacing w:before="30" w:after="30"/>
             </w:pPr>
-            <w:proofErr w:type="spellStart"/>
             <w:r>
               <w:rPr>
                 <w:rFonts w:eastAsia="Times New Roman" w:cs="Times New Roman"/>
@@ -11368,7 +9511,6 @@
               </w:rPr>
               <w:t>EventoResponse</w:t>
             </w:r>
-            <w:proofErr w:type="spellEnd"/>
           </w:p>
         </w:tc>
         <w:tc>
@@ -11384,65 +9526,8 @@
                 <w:rFonts w:eastAsia="Times New Roman" w:cs="Times New Roman"/>
                 <w:sz w:val="22"/>
               </w:rPr>
-              <w:t xml:space="preserve">id, titulo, fecha, </w:t>
-            </w:r>
-            <w:proofErr w:type="spellStart"/>
-            <w:r>
-              <w:rPr>
-                <w:rFonts w:eastAsia="Times New Roman" w:cs="Times New Roman"/>
-                <w:sz w:val="22"/>
-              </w:rPr>
-              <w:t>fechaFin</w:t>
-            </w:r>
-            <w:proofErr w:type="spellEnd"/>
-            <w:r>
-              <w:rPr>
-                <w:rFonts w:eastAsia="Times New Roman" w:cs="Times New Roman"/>
-                <w:sz w:val="22"/>
-              </w:rPr>
-              <w:t xml:space="preserve">, </w:t>
-            </w:r>
-            <w:proofErr w:type="spellStart"/>
-            <w:r>
-              <w:rPr>
-                <w:rFonts w:eastAsia="Times New Roman" w:cs="Times New Roman"/>
-                <w:sz w:val="22"/>
-              </w:rPr>
-              <w:t>categoria</w:t>
-            </w:r>
-            <w:proofErr w:type="spellEnd"/>
-            <w:r>
-              <w:rPr>
-                <w:rFonts w:eastAsia="Times New Roman" w:cs="Times New Roman"/>
-                <w:sz w:val="22"/>
-              </w:rPr>
-              <w:t xml:space="preserve">, </w:t>
-            </w:r>
-            <w:proofErr w:type="spellStart"/>
-            <w:r>
-              <w:rPr>
-                <w:rFonts w:eastAsia="Times New Roman" w:cs="Times New Roman"/>
-                <w:sz w:val="22"/>
-              </w:rPr>
-              <w:t>descripcion</w:t>
-            </w:r>
-            <w:proofErr w:type="spellEnd"/>
-            <w:r>
-              <w:rPr>
-                <w:rFonts w:eastAsia="Times New Roman" w:cs="Times New Roman"/>
-                <w:sz w:val="22"/>
-              </w:rPr>
-              <w:t xml:space="preserve">, </w:t>
-            </w:r>
-            <w:proofErr w:type="spellStart"/>
-            <w:r>
-              <w:rPr>
-                <w:rFonts w:eastAsia="Times New Roman" w:cs="Times New Roman"/>
-                <w:sz w:val="22"/>
-              </w:rPr>
-              <w:t>fotoUrl</w:t>
-            </w:r>
-            <w:proofErr w:type="spellEnd"/>
+              <w:t>id, titulo, fecha, fechaFin, categoria, descripcion, fotoUrl</w:t>
+            </w:r>
           </w:p>
         </w:tc>
       </w:tr>
@@ -11455,7 +9540,6 @@
             <w:pPr>
               <w:spacing w:before="30" w:after="30"/>
             </w:pPr>
-            <w:proofErr w:type="spellStart"/>
             <w:r>
               <w:rPr>
                 <w:rFonts w:eastAsia="Times New Roman" w:cs="Times New Roman"/>
@@ -11463,7 +9547,6 @@
               </w:rPr>
               <w:t>EmprendimientoResponse</w:t>
             </w:r>
-            <w:proofErr w:type="spellEnd"/>
           </w:p>
         </w:tc>
         <w:tc>
@@ -11479,113 +9562,8 @@
                 <w:rFonts w:eastAsia="Times New Roman" w:cs="Times New Roman"/>
                 <w:sz w:val="22"/>
               </w:rPr>
-              <w:t xml:space="preserve">id, nombre, tipo, </w:t>
-            </w:r>
-            <w:proofErr w:type="spellStart"/>
-            <w:r>
-              <w:rPr>
-                <w:rFonts w:eastAsia="Times New Roman" w:cs="Times New Roman"/>
-                <w:sz w:val="22"/>
-              </w:rPr>
-              <w:t>descripcion</w:t>
-            </w:r>
-            <w:proofErr w:type="spellEnd"/>
-            <w:r>
-              <w:rPr>
-                <w:rFonts w:eastAsia="Times New Roman" w:cs="Times New Roman"/>
-                <w:sz w:val="22"/>
-              </w:rPr>
-              <w:t xml:space="preserve">, </w:t>
-            </w:r>
-            <w:proofErr w:type="spellStart"/>
-            <w:r>
-              <w:rPr>
-                <w:rFonts w:eastAsia="Times New Roman" w:cs="Times New Roman"/>
-                <w:sz w:val="22"/>
-              </w:rPr>
-              <w:t>lat</w:t>
-            </w:r>
-            <w:proofErr w:type="spellEnd"/>
-            <w:r>
-              <w:rPr>
-                <w:rFonts w:eastAsia="Times New Roman" w:cs="Times New Roman"/>
-                <w:sz w:val="22"/>
-              </w:rPr>
-              <w:t xml:space="preserve">, </w:t>
-            </w:r>
-            <w:proofErr w:type="spellStart"/>
-            <w:r>
-              <w:rPr>
-                <w:rFonts w:eastAsia="Times New Roman" w:cs="Times New Roman"/>
-                <w:sz w:val="22"/>
-              </w:rPr>
-              <w:t>lng</w:t>
-            </w:r>
-            <w:proofErr w:type="spellEnd"/>
-            <w:r>
-              <w:rPr>
-                <w:rFonts w:eastAsia="Times New Roman" w:cs="Times New Roman"/>
-                <w:sz w:val="22"/>
-              </w:rPr>
-              <w:t xml:space="preserve">, </w:t>
-            </w:r>
-            <w:proofErr w:type="spellStart"/>
-            <w:r>
-              <w:rPr>
-                <w:rFonts w:eastAsia="Times New Roman" w:cs="Times New Roman"/>
-                <w:sz w:val="22"/>
-              </w:rPr>
-              <w:t>contactoTelefono</w:t>
-            </w:r>
-            <w:proofErr w:type="spellEnd"/>
-            <w:r>
-              <w:rPr>
-                <w:rFonts w:eastAsia="Times New Roman" w:cs="Times New Roman"/>
-                <w:sz w:val="22"/>
-              </w:rPr>
-              <w:t xml:space="preserve">, </w:t>
-            </w:r>
-            <w:proofErr w:type="spellStart"/>
-            <w:r>
-              <w:rPr>
-                <w:rFonts w:eastAsia="Times New Roman" w:cs="Times New Roman"/>
-                <w:sz w:val="22"/>
-              </w:rPr>
-              <w:t>contactoEmail</w:t>
-            </w:r>
-            <w:proofErr w:type="spellEnd"/>
-            <w:r>
-              <w:rPr>
-                <w:rFonts w:eastAsia="Times New Roman" w:cs="Times New Roman"/>
-                <w:sz w:val="22"/>
-              </w:rPr>
-              <w:t xml:space="preserve">, </w:t>
-            </w:r>
-            <w:proofErr w:type="spellStart"/>
-            <w:r>
-              <w:rPr>
-                <w:rFonts w:eastAsia="Times New Roman" w:cs="Times New Roman"/>
-                <w:sz w:val="22"/>
-              </w:rPr>
-              <w:t>contactoRedes</w:t>
-            </w:r>
-            <w:proofErr w:type="spellEnd"/>
-            <w:r>
-              <w:rPr>
-                <w:rFonts w:eastAsia="Times New Roman" w:cs="Times New Roman"/>
-                <w:sz w:val="22"/>
-              </w:rPr>
-              <w:t xml:space="preserve">, </w:t>
-            </w:r>
-            <w:proofErr w:type="spellStart"/>
-            <w:r>
-              <w:rPr>
-                <w:rFonts w:eastAsia="Times New Roman" w:cs="Times New Roman"/>
-                <w:sz w:val="22"/>
-              </w:rPr>
-              <w:t>fotoUrl</w:t>
-            </w:r>
-            <w:proofErr w:type="spellEnd"/>
+              <w:t>id, nombre, tipo, descripcion, lat, lng, contactoTelefono, contactoEmail, contactoRedes, fotoUrl</w:t>
+            </w:r>
           </w:p>
         </w:tc>
       </w:tr>
@@ -11598,7 +9576,6 @@
             <w:pPr>
               <w:spacing w:before="30" w:after="30"/>
             </w:pPr>
-            <w:proofErr w:type="spellStart"/>
             <w:r>
               <w:rPr>
                 <w:rFonts w:eastAsia="Times New Roman" w:cs="Times New Roman"/>
@@ -11606,7 +9583,6 @@
               </w:rPr>
               <w:t>PhotoResponse</w:t>
             </w:r>
-            <w:proofErr w:type="spellEnd"/>
           </w:p>
         </w:tc>
         <w:tc>
@@ -11622,113 +9598,8 @@
                 <w:rFonts w:eastAsia="Times New Roman" w:cs="Times New Roman"/>
                 <w:sz w:val="22"/>
               </w:rPr>
-              <w:t xml:space="preserve">id, </w:t>
-            </w:r>
-            <w:proofErr w:type="spellStart"/>
-            <w:r>
-              <w:rPr>
-                <w:rFonts w:eastAsia="Times New Roman" w:cs="Times New Roman"/>
-                <w:sz w:val="22"/>
-              </w:rPr>
-              <w:t>url</w:t>
-            </w:r>
-            <w:proofErr w:type="spellEnd"/>
-            <w:r>
-              <w:rPr>
-                <w:rFonts w:eastAsia="Times New Roman" w:cs="Times New Roman"/>
-                <w:sz w:val="22"/>
-              </w:rPr>
-              <w:t xml:space="preserve">, </w:t>
-            </w:r>
-            <w:proofErr w:type="spellStart"/>
-            <w:r>
-              <w:rPr>
-                <w:rFonts w:eastAsia="Times New Roman" w:cs="Times New Roman"/>
-                <w:sz w:val="22"/>
-              </w:rPr>
-              <w:t>usuarioNombre</w:t>
-            </w:r>
-            <w:proofErr w:type="spellEnd"/>
-            <w:r>
-              <w:rPr>
-                <w:rFonts w:eastAsia="Times New Roman" w:cs="Times New Roman"/>
-                <w:sz w:val="22"/>
-              </w:rPr>
-              <w:t xml:space="preserve">, </w:t>
-            </w:r>
-            <w:proofErr w:type="spellStart"/>
-            <w:r>
-              <w:rPr>
-                <w:rFonts w:eastAsia="Times New Roman" w:cs="Times New Roman"/>
-                <w:sz w:val="22"/>
-              </w:rPr>
-              <w:t>usuarioAvatar</w:t>
-            </w:r>
-            <w:proofErr w:type="spellEnd"/>
-            <w:r>
-              <w:rPr>
-                <w:rFonts w:eastAsia="Times New Roman" w:cs="Times New Roman"/>
-                <w:sz w:val="22"/>
-              </w:rPr>
-              <w:t xml:space="preserve">, fecha, visibilidad, </w:t>
-            </w:r>
-            <w:proofErr w:type="spellStart"/>
-            <w:r>
-              <w:rPr>
-                <w:rFonts w:eastAsia="Times New Roman" w:cs="Times New Roman"/>
-                <w:sz w:val="22"/>
-              </w:rPr>
-              <w:t>descripcion</w:t>
-            </w:r>
-            <w:proofErr w:type="spellEnd"/>
-            <w:r>
-              <w:rPr>
-                <w:rFonts w:eastAsia="Times New Roman" w:cs="Times New Roman"/>
-                <w:sz w:val="22"/>
-              </w:rPr>
-              <w:t xml:space="preserve">, </w:t>
-            </w:r>
-            <w:proofErr w:type="spellStart"/>
-            <w:r>
-              <w:rPr>
-                <w:rFonts w:eastAsia="Times New Roman" w:cs="Times New Roman"/>
-                <w:sz w:val="22"/>
-              </w:rPr>
-              <w:t>likes</w:t>
-            </w:r>
-            <w:proofErr w:type="spellEnd"/>
-            <w:r>
-              <w:rPr>
-                <w:rFonts w:eastAsia="Times New Roman" w:cs="Times New Roman"/>
-                <w:sz w:val="22"/>
-              </w:rPr>
-              <w:t xml:space="preserve">, </w:t>
-            </w:r>
-            <w:proofErr w:type="spellStart"/>
-            <w:r>
-              <w:rPr>
-                <w:rFonts w:eastAsia="Times New Roman" w:cs="Times New Roman"/>
-                <w:sz w:val="22"/>
-              </w:rPr>
-              <w:t>likedByMe</w:t>
-            </w:r>
-            <w:proofErr w:type="spellEnd"/>
-            <w:r>
-              <w:rPr>
-                <w:rFonts w:eastAsia="Times New Roman" w:cs="Times New Roman"/>
-                <w:sz w:val="22"/>
-              </w:rPr>
-              <w:t xml:space="preserve">, comentarios, </w:t>
-            </w:r>
-            <w:proofErr w:type="spellStart"/>
-            <w:r>
-              <w:rPr>
-                <w:rFonts w:eastAsia="Times New Roman" w:cs="Times New Roman"/>
-                <w:sz w:val="22"/>
-              </w:rPr>
-              <w:t>grupoId</w:t>
-            </w:r>
-            <w:proofErr w:type="spellEnd"/>
+              <w:t>id, url, usuarioNombre, usuarioAvatar, fecha, visibilidad, descripcion, likes, likedByMe, comentarios, grupoId</w:t>
+            </w:r>
           </w:p>
         </w:tc>
       </w:tr>
@@ -11741,7 +9612,6 @@
             <w:pPr>
               <w:spacing w:before="30" w:after="30"/>
             </w:pPr>
-            <w:proofErr w:type="spellStart"/>
             <w:r>
               <w:rPr>
                 <w:rFonts w:eastAsia="Times New Roman" w:cs="Times New Roman"/>
@@ -11749,7 +9619,6 @@
               </w:rPr>
               <w:t>PostResponse</w:t>
             </w:r>
-            <w:proofErr w:type="spellEnd"/>
           </w:p>
         </w:tc>
         <w:tc>
@@ -11765,87 +9634,7 @@
                 <w:rFonts w:eastAsia="Times New Roman" w:cs="Times New Roman"/>
                 <w:sz w:val="22"/>
               </w:rPr>
-              <w:t xml:space="preserve">id, </w:t>
-            </w:r>
-            <w:proofErr w:type="spellStart"/>
-            <w:r>
-              <w:rPr>
-                <w:rFonts w:eastAsia="Times New Roman" w:cs="Times New Roman"/>
-                <w:sz w:val="22"/>
-              </w:rPr>
-              <w:t>usuarioNombre</w:t>
-            </w:r>
-            <w:proofErr w:type="spellEnd"/>
-            <w:r>
-              <w:rPr>
-                <w:rFonts w:eastAsia="Times New Roman" w:cs="Times New Roman"/>
-                <w:sz w:val="22"/>
-              </w:rPr>
-              <w:t xml:space="preserve">, </w:t>
-            </w:r>
-            <w:proofErr w:type="spellStart"/>
-            <w:r>
-              <w:rPr>
-                <w:rFonts w:eastAsia="Times New Roman" w:cs="Times New Roman"/>
-                <w:sz w:val="22"/>
-              </w:rPr>
-              <w:t>usuarioAvatar</w:t>
-            </w:r>
-            <w:proofErr w:type="spellEnd"/>
-            <w:r>
-              <w:rPr>
-                <w:rFonts w:eastAsia="Times New Roman" w:cs="Times New Roman"/>
-                <w:sz w:val="22"/>
-              </w:rPr>
-              <w:t xml:space="preserve">, fecha, visibilidad, </w:t>
-            </w:r>
-            <w:proofErr w:type="spellStart"/>
-            <w:r>
-              <w:rPr>
-                <w:rFonts w:eastAsia="Times New Roman" w:cs="Times New Roman"/>
-                <w:sz w:val="22"/>
-              </w:rPr>
-              <w:t>descripcion</w:t>
-            </w:r>
-            <w:proofErr w:type="spellEnd"/>
-            <w:r>
-              <w:rPr>
-                <w:rFonts w:eastAsia="Times New Roman" w:cs="Times New Roman"/>
-                <w:sz w:val="22"/>
-              </w:rPr>
-              <w:t xml:space="preserve">, </w:t>
-            </w:r>
-            <w:proofErr w:type="spellStart"/>
-            <w:r>
-              <w:rPr>
-                <w:rFonts w:eastAsia="Times New Roman" w:cs="Times New Roman"/>
-                <w:sz w:val="22"/>
-              </w:rPr>
-              <w:t>likes</w:t>
-            </w:r>
-            <w:proofErr w:type="spellEnd"/>
-            <w:r>
-              <w:rPr>
-                <w:rFonts w:eastAsia="Times New Roman" w:cs="Times New Roman"/>
-                <w:sz w:val="22"/>
-              </w:rPr>
-              <w:t xml:space="preserve">, </w:t>
-            </w:r>
-            <w:proofErr w:type="spellStart"/>
-            <w:r>
-              <w:rPr>
-                <w:rFonts w:eastAsia="Times New Roman" w:cs="Times New Roman"/>
-                <w:sz w:val="22"/>
-              </w:rPr>
-              <w:t>likedByMe</w:t>
-            </w:r>
-            <w:proofErr w:type="spellEnd"/>
-            <w:r>
-              <w:rPr>
-                <w:rFonts w:eastAsia="Times New Roman" w:cs="Times New Roman"/>
-                <w:sz w:val="22"/>
-              </w:rPr>
-              <w:t>, comentarios, fotos[]</w:t>
+              <w:t>id, usuarioNombre, usuarioAvatar, fecha, visibilidad, descripcion, likes, likedByMe, comentarios, fotos[]</w:t>
             </w:r>
           </w:p>
         </w:tc>
@@ -11859,7 +9648,6 @@
             <w:pPr>
               <w:spacing w:before="30" w:after="30"/>
             </w:pPr>
-            <w:proofErr w:type="spellStart"/>
             <w:r>
               <w:rPr>
                 <w:rFonts w:eastAsia="Times New Roman" w:cs="Times New Roman"/>
@@ -11867,7 +9655,6 @@
               </w:rPr>
               <w:t>CommentResponse</w:t>
             </w:r>
-            <w:proofErr w:type="spellEnd"/>
           </w:p>
         </w:tc>
         <w:tc>
@@ -11883,39 +9670,7 @@
                 <w:rFonts w:eastAsia="Times New Roman" w:cs="Times New Roman"/>
                 <w:sz w:val="22"/>
               </w:rPr>
-              <w:t xml:space="preserve">id, </w:t>
-            </w:r>
-            <w:proofErr w:type="spellStart"/>
-            <w:r>
-              <w:rPr>
-                <w:rFonts w:eastAsia="Times New Roman" w:cs="Times New Roman"/>
-                <w:sz w:val="22"/>
-              </w:rPr>
-              <w:t>usuarioId</w:t>
-            </w:r>
-            <w:proofErr w:type="spellEnd"/>
-            <w:r>
-              <w:rPr>
-                <w:rFonts w:eastAsia="Times New Roman" w:cs="Times New Roman"/>
-                <w:sz w:val="22"/>
-              </w:rPr>
-              <w:t xml:space="preserve">, </w:t>
-            </w:r>
-            <w:proofErr w:type="spellStart"/>
-            <w:r>
-              <w:rPr>
-                <w:rFonts w:eastAsia="Times New Roman" w:cs="Times New Roman"/>
-                <w:sz w:val="22"/>
-              </w:rPr>
-              <w:t>usuarioNombre</w:t>
-            </w:r>
-            <w:proofErr w:type="spellEnd"/>
-            <w:r>
-              <w:rPr>
-                <w:rFonts w:eastAsia="Times New Roman" w:cs="Times New Roman"/>
-                <w:sz w:val="22"/>
-              </w:rPr>
-              <w:t>, texto, fecha, editado</w:t>
+              <w:t>id, usuarioId, usuarioNombre, texto, fecha, editado</w:t>
             </w:r>
           </w:p>
         </w:tc>
@@ -11929,7 +9684,6 @@
             <w:pPr>
               <w:spacing w:before="30" w:after="30"/>
             </w:pPr>
-            <w:proofErr w:type="spellStart"/>
             <w:r>
               <w:rPr>
                 <w:rFonts w:eastAsia="Times New Roman" w:cs="Times New Roman"/>
@@ -11938,7 +9692,6 @@
               <w:lastRenderedPageBreak/>
               <w:t>NotificationResponse</w:t>
             </w:r>
-            <w:proofErr w:type="spellEnd"/>
           </w:p>
         </w:tc>
         <w:tc>
@@ -11954,39 +9707,7 @@
                 <w:rFonts w:eastAsia="Times New Roman" w:cs="Times New Roman"/>
                 <w:sz w:val="22"/>
               </w:rPr>
-              <w:t xml:space="preserve">id, tipo, mensaje, </w:t>
-            </w:r>
-            <w:proofErr w:type="spellStart"/>
-            <w:r>
-              <w:rPr>
-                <w:rFonts w:eastAsia="Times New Roman" w:cs="Times New Roman"/>
-                <w:sz w:val="22"/>
-              </w:rPr>
-              <w:t>relacionId</w:t>
-            </w:r>
-            <w:proofErr w:type="spellEnd"/>
-            <w:r>
-              <w:rPr>
-                <w:rFonts w:eastAsia="Times New Roman" w:cs="Times New Roman"/>
-                <w:sz w:val="22"/>
-              </w:rPr>
-              <w:t xml:space="preserve">, </w:t>
-            </w:r>
-            <w:proofErr w:type="spellStart"/>
-            <w:r>
-              <w:rPr>
-                <w:rFonts w:eastAsia="Times New Roman" w:cs="Times New Roman"/>
-                <w:sz w:val="22"/>
-              </w:rPr>
-              <w:t>leida</w:t>
-            </w:r>
-            <w:proofErr w:type="spellEnd"/>
-            <w:r>
-              <w:rPr>
-                <w:rFonts w:eastAsia="Times New Roman" w:cs="Times New Roman"/>
-                <w:sz w:val="22"/>
-              </w:rPr>
-              <w:t>, fecha</w:t>
+              <w:t>id, tipo, mensaje, relacionId, leida, fecha</w:t>
             </w:r>
           </w:p>
         </w:tc>
@@ -12000,7 +9721,6 @@
             <w:pPr>
               <w:spacing w:before="30" w:after="30"/>
             </w:pPr>
-            <w:proofErr w:type="spellStart"/>
             <w:r>
               <w:rPr>
                 <w:rFonts w:eastAsia="Times New Roman" w:cs="Times New Roman"/>
@@ -12008,7 +9728,6 @@
               </w:rPr>
               <w:t>UserSessionResponse</w:t>
             </w:r>
-            <w:proofErr w:type="spellEnd"/>
           </w:p>
         </w:tc>
         <w:tc>
@@ -12024,71 +9743,7 @@
                 <w:rFonts w:eastAsia="Times New Roman" w:cs="Times New Roman"/>
                 <w:sz w:val="22"/>
               </w:rPr>
-              <w:t xml:space="preserve">id, </w:t>
-            </w:r>
-            <w:proofErr w:type="spellStart"/>
-            <w:r>
-              <w:rPr>
-                <w:rFonts w:eastAsia="Times New Roman" w:cs="Times New Roman"/>
-                <w:sz w:val="22"/>
-              </w:rPr>
-              <w:t>device</w:t>
-            </w:r>
-            <w:proofErr w:type="spellEnd"/>
-            <w:r>
-              <w:rPr>
-                <w:rFonts w:eastAsia="Times New Roman" w:cs="Times New Roman"/>
-                <w:sz w:val="22"/>
-              </w:rPr>
-              <w:t xml:space="preserve">, </w:t>
-            </w:r>
-            <w:proofErr w:type="spellStart"/>
-            <w:r>
-              <w:rPr>
-                <w:rFonts w:eastAsia="Times New Roman" w:cs="Times New Roman"/>
-                <w:sz w:val="22"/>
-              </w:rPr>
-              <w:t>platform</w:t>
-            </w:r>
-            <w:proofErr w:type="spellEnd"/>
-            <w:r>
-              <w:rPr>
-                <w:rFonts w:eastAsia="Times New Roman" w:cs="Times New Roman"/>
-                <w:sz w:val="22"/>
-              </w:rPr>
-              <w:t xml:space="preserve">, </w:t>
-            </w:r>
-            <w:proofErr w:type="spellStart"/>
-            <w:r>
-              <w:rPr>
-                <w:rFonts w:eastAsia="Times New Roman" w:cs="Times New Roman"/>
-                <w:sz w:val="22"/>
-              </w:rPr>
-              <w:t>location</w:t>
-            </w:r>
-            <w:proofErr w:type="spellEnd"/>
-            <w:r>
-              <w:rPr>
-                <w:rFonts w:eastAsia="Times New Roman" w:cs="Times New Roman"/>
-                <w:sz w:val="22"/>
-              </w:rPr>
-              <w:t xml:space="preserve">, </w:t>
-            </w:r>
-            <w:proofErr w:type="spellStart"/>
-            <w:r>
-              <w:rPr>
-                <w:rFonts w:eastAsia="Times New Roman" w:cs="Times New Roman"/>
-                <w:sz w:val="22"/>
-              </w:rPr>
-              <w:t>lastActive</w:t>
-            </w:r>
-            <w:proofErr w:type="spellEnd"/>
-            <w:r>
-              <w:rPr>
-                <w:rFonts w:eastAsia="Times New Roman" w:cs="Times New Roman"/>
-                <w:sz w:val="22"/>
-              </w:rPr>
-              <w:t>, active</w:t>
+              <w:t>id, device, platform, location, lastActive, active</w:t>
             </w:r>
           </w:p>
         </w:tc>
@@ -12102,7 +9757,6 @@
             <w:pPr>
               <w:spacing w:before="30" w:after="30"/>
             </w:pPr>
-            <w:proofErr w:type="spellStart"/>
             <w:r>
               <w:rPr>
                 <w:rFonts w:eastAsia="Times New Roman" w:cs="Times New Roman"/>
@@ -12110,7 +9764,6 @@
               </w:rPr>
               <w:t>PrivacyResponse</w:t>
             </w:r>
-            <w:proofErr w:type="spellEnd"/>
           </w:p>
         </w:tc>
         <w:tc>
@@ -12121,79 +9774,13 @@
             <w:pPr>
               <w:spacing w:before="30" w:after="30"/>
             </w:pPr>
-            <w:proofErr w:type="spellStart"/>
-            <w:r>
-              <w:rPr>
-                <w:rFonts w:eastAsia="Times New Roman" w:cs="Times New Roman"/>
-                <w:sz w:val="22"/>
-              </w:rPr>
-              <w:t>visibility</w:t>
-            </w:r>
-            <w:proofErr w:type="spellEnd"/>
-            <w:r>
-              <w:rPr>
-                <w:rFonts w:eastAsia="Times New Roman" w:cs="Times New Roman"/>
-                <w:sz w:val="22"/>
-              </w:rPr>
-              <w:t xml:space="preserve">, </w:t>
-            </w:r>
-            <w:proofErr w:type="spellStart"/>
-            <w:r>
-              <w:rPr>
-                <w:rFonts w:eastAsia="Times New Roman" w:cs="Times New Roman"/>
-                <w:sz w:val="22"/>
-              </w:rPr>
-              <w:t>showEmail</w:t>
-            </w:r>
-            <w:proofErr w:type="spellEnd"/>
-            <w:r>
-              <w:rPr>
-                <w:rFonts w:eastAsia="Times New Roman" w:cs="Times New Roman"/>
-                <w:sz w:val="22"/>
-              </w:rPr>
-              <w:t xml:space="preserve">, </w:t>
-            </w:r>
-            <w:proofErr w:type="spellStart"/>
-            <w:r>
-              <w:rPr>
-                <w:rFonts w:eastAsia="Times New Roman" w:cs="Times New Roman"/>
-                <w:sz w:val="22"/>
-              </w:rPr>
-              <w:t>showPhone</w:t>
-            </w:r>
-            <w:proofErr w:type="spellEnd"/>
-            <w:r>
-              <w:rPr>
-                <w:rFonts w:eastAsia="Times New Roman" w:cs="Times New Roman"/>
-                <w:sz w:val="22"/>
-              </w:rPr>
-              <w:t xml:space="preserve">, </w:t>
-            </w:r>
-            <w:proofErr w:type="spellStart"/>
-            <w:r>
-              <w:rPr>
-                <w:rFonts w:eastAsia="Times New Roman" w:cs="Times New Roman"/>
-                <w:sz w:val="22"/>
-              </w:rPr>
-              <w:t>showLocation</w:t>
-            </w:r>
-            <w:proofErr w:type="spellEnd"/>
-            <w:r>
-              <w:rPr>
-                <w:rFonts w:eastAsia="Times New Roman" w:cs="Times New Roman"/>
-                <w:sz w:val="22"/>
-              </w:rPr>
-              <w:t xml:space="preserve">, </w:t>
-            </w:r>
-            <w:proofErr w:type="spellStart"/>
-            <w:r>
-              <w:rPr>
-                <w:rFonts w:eastAsia="Times New Roman" w:cs="Times New Roman"/>
-                <w:sz w:val="22"/>
-              </w:rPr>
-              <w:t>discoverable</w:t>
-            </w:r>
-            <w:proofErr w:type="spellEnd"/>
+            <w:r>
+              <w:rPr>
+                <w:rFonts w:eastAsia="Times New Roman" w:cs="Times New Roman"/>
+                <w:sz w:val="22"/>
+              </w:rPr>
+              <w:t>visibility, showEmail, showPhone, showLocation, discoverable</w:t>
+            </w:r>
           </w:p>
         </w:tc>
       </w:tr>
@@ -12206,7 +9793,6 @@
             <w:pPr>
               <w:spacing w:before="30" w:after="30"/>
             </w:pPr>
-            <w:proofErr w:type="spellStart"/>
             <w:r>
               <w:rPr>
                 <w:rFonts w:eastAsia="Times New Roman" w:cs="Times New Roman"/>
@@ -12214,7 +9800,6 @@
               </w:rPr>
               <w:t>BlockedUserResponse</w:t>
             </w:r>
-            <w:proofErr w:type="spellEnd"/>
           </w:p>
         </w:tc>
         <w:tc>
@@ -12230,49 +9815,8 @@
                 <w:rFonts w:eastAsia="Times New Roman" w:cs="Times New Roman"/>
                 <w:sz w:val="22"/>
               </w:rPr>
-              <w:t xml:space="preserve">id, </w:t>
-            </w:r>
-            <w:proofErr w:type="spellStart"/>
-            <w:r>
-              <w:rPr>
-                <w:rFonts w:eastAsia="Times New Roman" w:cs="Times New Roman"/>
-                <w:sz w:val="22"/>
-              </w:rPr>
-              <w:t>blockedUserId</w:t>
-            </w:r>
-            <w:proofErr w:type="spellEnd"/>
-            <w:r>
-              <w:rPr>
-                <w:rFonts w:eastAsia="Times New Roman" w:cs="Times New Roman"/>
-                <w:sz w:val="22"/>
-              </w:rPr>
-              <w:t xml:space="preserve">, </w:t>
-            </w:r>
-            <w:proofErr w:type="spellStart"/>
-            <w:r>
-              <w:rPr>
-                <w:rFonts w:eastAsia="Times New Roman" w:cs="Times New Roman"/>
-                <w:sz w:val="22"/>
-              </w:rPr>
-              <w:t>name</w:t>
-            </w:r>
-            <w:proofErr w:type="spellEnd"/>
-            <w:r>
-              <w:rPr>
-                <w:rFonts w:eastAsia="Times New Roman" w:cs="Times New Roman"/>
-                <w:sz w:val="22"/>
-              </w:rPr>
-              <w:t xml:space="preserve">, </w:t>
-            </w:r>
-            <w:proofErr w:type="spellStart"/>
-            <w:r>
-              <w:rPr>
-                <w:rFonts w:eastAsia="Times New Roman" w:cs="Times New Roman"/>
-                <w:sz w:val="22"/>
-              </w:rPr>
-              <w:t>username</w:t>
-            </w:r>
-            <w:proofErr w:type="spellEnd"/>
+              <w:t>id, blockedUserId, name, username</w:t>
+            </w:r>
           </w:p>
         </w:tc>
       </w:tr>
@@ -12285,7 +9829,6 @@
             <w:pPr>
               <w:spacing w:before="30" w:after="30"/>
             </w:pPr>
-            <w:proofErr w:type="spellStart"/>
             <w:r>
               <w:rPr>
                 <w:rFonts w:eastAsia="Times New Roman" w:cs="Times New Roman"/>
@@ -12293,7 +9836,6 @@
               </w:rPr>
               <w:t>DataExportResponse</w:t>
             </w:r>
-            <w:proofErr w:type="spellEnd"/>
           </w:p>
         </w:tc>
         <w:tc>
@@ -12304,47 +9846,13 @@
             <w:pPr>
               <w:spacing w:before="30" w:after="30"/>
             </w:pPr>
-            <w:proofErr w:type="spellStart"/>
-            <w:r>
-              <w:rPr>
-                <w:rFonts w:eastAsia="Times New Roman" w:cs="Times New Roman"/>
-                <w:sz w:val="22"/>
-              </w:rPr>
-              <w:t>exportId</w:t>
-            </w:r>
-            <w:proofErr w:type="spellEnd"/>
-            <w:r>
-              <w:rPr>
-                <w:rFonts w:eastAsia="Times New Roman" w:cs="Times New Roman"/>
-                <w:sz w:val="22"/>
-              </w:rPr>
-              <w:t xml:space="preserve">, status, </w:t>
-            </w:r>
-            <w:proofErr w:type="spellStart"/>
-            <w:r>
-              <w:rPr>
-                <w:rFonts w:eastAsia="Times New Roman" w:cs="Times New Roman"/>
-                <w:sz w:val="22"/>
-              </w:rPr>
-              <w:t>availableForHours</w:t>
-            </w:r>
-            <w:proofErr w:type="spellEnd"/>
-            <w:r>
-              <w:rPr>
-                <w:rFonts w:eastAsia="Times New Roman" w:cs="Times New Roman"/>
-                <w:sz w:val="22"/>
-              </w:rPr>
-              <w:t xml:space="preserve">, </w:t>
-            </w:r>
-            <w:proofErr w:type="spellStart"/>
-            <w:r>
-              <w:rPr>
-                <w:rFonts w:eastAsia="Times New Roman" w:cs="Times New Roman"/>
-                <w:sz w:val="22"/>
-              </w:rPr>
-              <w:t>createdAt</w:t>
-            </w:r>
-            <w:proofErr w:type="spellEnd"/>
+            <w:r>
+              <w:rPr>
+                <w:rFonts w:eastAsia="Times New Roman" w:cs="Times New Roman"/>
+                <w:sz w:val="22"/>
+              </w:rPr>
+              <w:t>exportId, status, availableForHours, createdAt</w:t>
+            </w:r>
           </w:p>
         </w:tc>
       </w:tr>
@@ -12357,7 +9865,6 @@
             <w:pPr>
               <w:spacing w:before="30" w:after="30"/>
             </w:pPr>
-            <w:proofErr w:type="spellStart"/>
             <w:r>
               <w:rPr>
                 <w:rFonts w:eastAsia="Times New Roman" w:cs="Times New Roman"/>
@@ -12365,7 +9872,6 @@
               </w:rPr>
               <w:t>ErrorResponse</w:t>
             </w:r>
-            <w:proofErr w:type="spellEnd"/>
           </w:p>
         </w:tc>
         <w:tc>
@@ -12376,47 +9882,13 @@
             <w:pPr>
               <w:spacing w:before="30" w:after="30"/>
             </w:pPr>
-            <w:proofErr w:type="spellStart"/>
-            <w:r>
-              <w:rPr>
-                <w:rFonts w:eastAsia="Times New Roman" w:cs="Times New Roman"/>
-                <w:sz w:val="22"/>
-              </w:rPr>
-              <w:t>timestamp</w:t>
-            </w:r>
-            <w:proofErr w:type="spellEnd"/>
-            <w:r>
-              <w:rPr>
-                <w:rFonts w:eastAsia="Times New Roman" w:cs="Times New Roman"/>
-                <w:sz w:val="22"/>
-              </w:rPr>
-              <w:t xml:space="preserve">, status, error, </w:t>
-            </w:r>
-            <w:proofErr w:type="spellStart"/>
-            <w:r>
-              <w:rPr>
-                <w:rFonts w:eastAsia="Times New Roman" w:cs="Times New Roman"/>
-                <w:sz w:val="22"/>
-              </w:rPr>
-              <w:t>message</w:t>
-            </w:r>
-            <w:proofErr w:type="spellEnd"/>
-            <w:r>
-              <w:rPr>
-                <w:rFonts w:eastAsia="Times New Roman" w:cs="Times New Roman"/>
-                <w:sz w:val="22"/>
-              </w:rPr>
-              <w:t xml:space="preserve">, </w:t>
-            </w:r>
-            <w:proofErr w:type="spellStart"/>
-            <w:r>
-              <w:rPr>
-                <w:rFonts w:eastAsia="Times New Roman" w:cs="Times New Roman"/>
-                <w:sz w:val="22"/>
-              </w:rPr>
-              <w:t>path</w:t>
-            </w:r>
-            <w:proofErr w:type="spellEnd"/>
+            <w:r>
+              <w:rPr>
+                <w:rFonts w:eastAsia="Times New Roman" w:cs="Times New Roman"/>
+                <w:sz w:val="22"/>
+              </w:rPr>
+              <w:t>timestamp, status, error, message, path</w:t>
+            </w:r>
           </w:p>
         </w:tc>
       </w:tr>
@@ -12457,25 +9929,7 @@
           <w:sz w:val="24"/>
           <w:szCs w:val="24"/>
         </w:rPr>
-        <w:t>El mapeo entre los DTOs y las entidades se realiza principalmente de forma manual dentro de los servicios, mediante métodos que copian los campos relevantes, garantizando que nunca se expongan los datos internos sensibles. En las respuestas se combinan datos del usuario principal con información derivada, como el nombre de usuario para las fotos o el estado de "</w:t>
-      </w:r>
-      <w:proofErr w:type="spellStart"/>
-      <w:r>
-        <w:rPr>
-          <w:rFonts w:eastAsia="Times New Roman" w:cs="Times New Roman"/>
-          <w:sz w:val="24"/>
-          <w:szCs w:val="24"/>
-        </w:rPr>
-        <w:t>likedByMe</w:t>
-      </w:r>
-      <w:proofErr w:type="spellEnd"/>
-      <w:r>
-        <w:rPr>
-          <w:rFonts w:eastAsia="Times New Roman" w:cs="Times New Roman"/>
-          <w:sz w:val="24"/>
-          <w:szCs w:val="24"/>
-        </w:rPr>
-        <w:t>" calculado a partir de la sesión actual.</w:t>
+        <w:t>El mapeo entre los DTOs y las entidades se realiza principalmente de forma manual dentro de los servicios, mediante métodos que copian los campos relevantes, garantizando que nunca se expongan los datos internos sensibles. En las respuestas se combinan datos del usuario principal con información derivada, como el nombre de usuario para las fotos o el estado de "likedByMe" calculado a partir de la sesión actual.</w:t>
       </w:r>
     </w:p>
     <w:p>
@@ -12513,43 +9967,7 @@
           <w:sz w:val="24"/>
           <w:szCs w:val="24"/>
         </w:rPr>
-        <w:t>El modelo de dominio define las entidades persistentes del sistema, mapeadas mediante anotaciones JPA. La configuración del proyecto utiliza la estrategia de actualización automática del esquema (</w:t>
-      </w:r>
-      <w:proofErr w:type="spellStart"/>
-      <w:r>
-        <w:rPr>
-          <w:rFonts w:eastAsia="Times New Roman" w:cs="Times New Roman"/>
-          <w:sz w:val="24"/>
-          <w:szCs w:val="24"/>
-        </w:rPr>
-        <w:t>ddl</w:t>
-      </w:r>
-      <w:proofErr w:type="spellEnd"/>
-      <w:r>
-        <w:rPr>
-          <w:rFonts w:eastAsia="Times New Roman" w:cs="Times New Roman"/>
-          <w:sz w:val="24"/>
-          <w:szCs w:val="24"/>
-        </w:rPr>
-        <w:t>-auto=</w:t>
-      </w:r>
-      <w:proofErr w:type="spellStart"/>
-      <w:r>
-        <w:rPr>
-          <w:rFonts w:eastAsia="Times New Roman" w:cs="Times New Roman"/>
-          <w:sz w:val="24"/>
-          <w:szCs w:val="24"/>
-        </w:rPr>
-        <w:t>update</w:t>
-      </w:r>
-      <w:proofErr w:type="spellEnd"/>
-      <w:r>
-        <w:rPr>
-          <w:rFonts w:eastAsia="Times New Roman" w:cs="Times New Roman"/>
-          <w:sz w:val="24"/>
-          <w:szCs w:val="24"/>
-        </w:rPr>
-        <w:t>), por lo que las tablas se crean o actualizan en función de las entidades definidas.</w:t>
+        <w:t>El modelo de dominio define las entidades persistentes del sistema, mapeadas mediante anotaciones JPA. La configuración del proyecto utiliza la estrategia de actualización automática del esquema (ddl-auto=update), por lo que las tablas se crean o actualizan en función de las entidades definidas.</w:t>
       </w:r>
     </w:p>
     <w:p>
@@ -12685,23 +10103,7 @@
                 <w:rFonts w:eastAsia="Times New Roman" w:cs="Times New Roman"/>
                 <w:sz w:val="22"/>
               </w:rPr>
-              <w:t>Usuario (</w:t>
-            </w:r>
-            <w:proofErr w:type="spellStart"/>
-            <w:r>
-              <w:rPr>
-                <w:rFonts w:eastAsia="Times New Roman" w:cs="Times New Roman"/>
-                <w:sz w:val="22"/>
-              </w:rPr>
-              <w:t>Users</w:t>
-            </w:r>
-            <w:proofErr w:type="spellEnd"/>
-            <w:r>
-              <w:rPr>
-                <w:rFonts w:eastAsia="Times New Roman" w:cs="Times New Roman"/>
-                <w:sz w:val="22"/>
-              </w:rPr>
-              <w:t>)</w:t>
+              <w:t>Usuario (Users)</w:t>
             </w:r>
           </w:p>
         </w:tc>
@@ -12718,177 +10120,8 @@
                 <w:rFonts w:eastAsia="Times New Roman" w:cs="Times New Roman"/>
                 <w:sz w:val="22"/>
               </w:rPr>
-              <w:t xml:space="preserve">id, email, </w:t>
-            </w:r>
-            <w:proofErr w:type="spellStart"/>
-            <w:r>
-              <w:rPr>
-                <w:rFonts w:eastAsia="Times New Roman" w:cs="Times New Roman"/>
-                <w:sz w:val="22"/>
-              </w:rPr>
-              <w:t>passwordHash</w:t>
-            </w:r>
-            <w:proofErr w:type="spellEnd"/>
-            <w:r>
-              <w:rPr>
-                <w:rFonts w:eastAsia="Times New Roman" w:cs="Times New Roman"/>
-                <w:sz w:val="22"/>
-              </w:rPr>
-              <w:t xml:space="preserve">, </w:t>
-            </w:r>
-            <w:proofErr w:type="spellStart"/>
-            <w:r>
-              <w:rPr>
-                <w:rFonts w:eastAsia="Times New Roman" w:cs="Times New Roman"/>
-                <w:sz w:val="22"/>
-              </w:rPr>
-              <w:t>fullName</w:t>
-            </w:r>
-            <w:proofErr w:type="spellEnd"/>
-            <w:r>
-              <w:rPr>
-                <w:rFonts w:eastAsia="Times New Roman" w:cs="Times New Roman"/>
-                <w:sz w:val="22"/>
-              </w:rPr>
-              <w:t xml:space="preserve">, </w:t>
-            </w:r>
-            <w:proofErr w:type="spellStart"/>
-            <w:r>
-              <w:rPr>
-                <w:rFonts w:eastAsia="Times New Roman" w:cs="Times New Roman"/>
-                <w:sz w:val="22"/>
-              </w:rPr>
-              <w:t>provider</w:t>
-            </w:r>
-            <w:proofErr w:type="spellEnd"/>
-            <w:r>
-              <w:rPr>
-                <w:rFonts w:eastAsia="Times New Roman" w:cs="Times New Roman"/>
-                <w:sz w:val="22"/>
-              </w:rPr>
-              <w:t xml:space="preserve">, </w:t>
-            </w:r>
-            <w:proofErr w:type="spellStart"/>
-            <w:r>
-              <w:rPr>
-                <w:rFonts w:eastAsia="Times New Roman" w:cs="Times New Roman"/>
-                <w:sz w:val="22"/>
-              </w:rPr>
-              <w:t>providerId</w:t>
-            </w:r>
-            <w:proofErr w:type="spellEnd"/>
-            <w:r>
-              <w:rPr>
-                <w:rFonts w:eastAsia="Times New Roman" w:cs="Times New Roman"/>
-                <w:sz w:val="22"/>
-              </w:rPr>
-              <w:t xml:space="preserve">, </w:t>
-            </w:r>
-            <w:proofErr w:type="spellStart"/>
-            <w:r>
-              <w:rPr>
-                <w:rFonts w:eastAsia="Times New Roman" w:cs="Times New Roman"/>
-                <w:sz w:val="22"/>
-              </w:rPr>
-              <w:t>username</w:t>
-            </w:r>
-            <w:proofErr w:type="spellEnd"/>
-            <w:r>
-              <w:rPr>
-                <w:rFonts w:eastAsia="Times New Roman" w:cs="Times New Roman"/>
-                <w:sz w:val="22"/>
-              </w:rPr>
-              <w:t xml:space="preserve">, </w:t>
-            </w:r>
-            <w:proofErr w:type="spellStart"/>
-            <w:r>
-              <w:rPr>
-                <w:rFonts w:eastAsia="Times New Roman" w:cs="Times New Roman"/>
-                <w:sz w:val="22"/>
-              </w:rPr>
-              <w:t>phone</w:t>
-            </w:r>
-            <w:proofErr w:type="spellEnd"/>
-            <w:r>
-              <w:rPr>
-                <w:rFonts w:eastAsia="Times New Roman" w:cs="Times New Roman"/>
-                <w:sz w:val="22"/>
-              </w:rPr>
-              <w:t xml:space="preserve">, </w:t>
-            </w:r>
-            <w:proofErr w:type="spellStart"/>
-            <w:r>
-              <w:rPr>
-                <w:rFonts w:eastAsia="Times New Roman" w:cs="Times New Roman"/>
-                <w:sz w:val="22"/>
-              </w:rPr>
-              <w:t>birthDate</w:t>
-            </w:r>
-            <w:proofErr w:type="spellEnd"/>
-            <w:r>
-              <w:rPr>
-                <w:rFonts w:eastAsia="Times New Roman" w:cs="Times New Roman"/>
-                <w:sz w:val="22"/>
-              </w:rPr>
-              <w:t xml:space="preserve">, </w:t>
-            </w:r>
-            <w:proofErr w:type="spellStart"/>
-            <w:r>
-              <w:rPr>
-                <w:rFonts w:eastAsia="Times New Roman" w:cs="Times New Roman"/>
-                <w:sz w:val="22"/>
-              </w:rPr>
-              <w:t>gender</w:t>
-            </w:r>
-            <w:proofErr w:type="spellEnd"/>
-            <w:r>
-              <w:rPr>
-                <w:rFonts w:eastAsia="Times New Roman" w:cs="Times New Roman"/>
-                <w:sz w:val="22"/>
-              </w:rPr>
-              <w:t xml:space="preserve">, </w:t>
-            </w:r>
-            <w:proofErr w:type="spellStart"/>
-            <w:r>
-              <w:rPr>
-                <w:rFonts w:eastAsia="Times New Roman" w:cs="Times New Roman"/>
-                <w:sz w:val="22"/>
-              </w:rPr>
-              <w:t>city</w:t>
-            </w:r>
-            <w:proofErr w:type="spellEnd"/>
-            <w:r>
-              <w:rPr>
-                <w:rFonts w:eastAsia="Times New Roman" w:cs="Times New Roman"/>
-                <w:sz w:val="22"/>
-              </w:rPr>
-              <w:t xml:space="preserve">, bio, </w:t>
-            </w:r>
-            <w:proofErr w:type="spellStart"/>
-            <w:r>
-              <w:rPr>
-                <w:rFonts w:eastAsia="Times New Roman" w:cs="Times New Roman"/>
-                <w:sz w:val="22"/>
-              </w:rPr>
-              <w:t>twoFactorEnabled</w:t>
-            </w:r>
-            <w:proofErr w:type="spellEnd"/>
-            <w:r>
-              <w:rPr>
-                <w:rFonts w:eastAsia="Times New Roman" w:cs="Times New Roman"/>
-                <w:sz w:val="22"/>
-              </w:rPr>
-              <w:t xml:space="preserve">, </w:t>
-            </w:r>
-            <w:proofErr w:type="spellStart"/>
-            <w:r>
-              <w:rPr>
-                <w:rFonts w:eastAsia="Times New Roman" w:cs="Times New Roman"/>
-                <w:sz w:val="22"/>
-              </w:rPr>
-              <w:t>enabled</w:t>
-            </w:r>
-            <w:proofErr w:type="spellEnd"/>
+              <w:t>id, email, passwordHash, fullName, provider, providerId, username, phone, birthDate, gender, city, bio, twoFactorEnabled, enabled</w:t>
+            </w:r>
           </w:p>
         </w:tc>
         <w:tc>
@@ -12904,23 +10137,7 @@
                 <w:rFonts w:eastAsia="Times New Roman" w:cs="Times New Roman"/>
                 <w:sz w:val="22"/>
               </w:rPr>
-              <w:t xml:space="preserve">email y </w:t>
-            </w:r>
-            <w:proofErr w:type="spellStart"/>
-            <w:r>
-              <w:rPr>
-                <w:rFonts w:eastAsia="Times New Roman" w:cs="Times New Roman"/>
-                <w:sz w:val="22"/>
-              </w:rPr>
-              <w:t>username</w:t>
-            </w:r>
-            <w:proofErr w:type="spellEnd"/>
-            <w:r>
-              <w:rPr>
-                <w:rFonts w:eastAsia="Times New Roman" w:cs="Times New Roman"/>
-                <w:sz w:val="22"/>
-              </w:rPr>
-              <w:t xml:space="preserve"> únicos; email obligatorio; contraseña guardada como hash</w:t>
+              <w:t>email y username únicos; email obligatorio; contraseña guardada como hash</w:t>
             </w:r>
           </w:p>
         </w:tc>
@@ -12956,97 +10173,8 @@
                 <w:rFonts w:eastAsia="Times New Roman" w:cs="Times New Roman"/>
                 <w:sz w:val="22"/>
               </w:rPr>
-              <w:t xml:space="preserve">id, titulo, fecha, </w:t>
-            </w:r>
-            <w:proofErr w:type="spellStart"/>
-            <w:r>
-              <w:rPr>
-                <w:rFonts w:eastAsia="Times New Roman" w:cs="Times New Roman"/>
-                <w:sz w:val="22"/>
-              </w:rPr>
-              <w:t>fechaFin</w:t>
-            </w:r>
-            <w:proofErr w:type="spellEnd"/>
-            <w:r>
-              <w:rPr>
-                <w:rFonts w:eastAsia="Times New Roman" w:cs="Times New Roman"/>
-                <w:sz w:val="22"/>
-              </w:rPr>
-              <w:t xml:space="preserve">, </w:t>
-            </w:r>
-            <w:proofErr w:type="spellStart"/>
-            <w:r>
-              <w:rPr>
-                <w:rFonts w:eastAsia="Times New Roman" w:cs="Times New Roman"/>
-                <w:sz w:val="22"/>
-              </w:rPr>
-              <w:t>categoria</w:t>
-            </w:r>
-            <w:proofErr w:type="spellEnd"/>
-            <w:r>
-              <w:rPr>
-                <w:rFonts w:eastAsia="Times New Roman" w:cs="Times New Roman"/>
-                <w:sz w:val="22"/>
-              </w:rPr>
-              <w:t xml:space="preserve">, </w:t>
-            </w:r>
-            <w:proofErr w:type="spellStart"/>
-            <w:r>
-              <w:rPr>
-                <w:rFonts w:eastAsia="Times New Roman" w:cs="Times New Roman"/>
-                <w:sz w:val="22"/>
-              </w:rPr>
-              <w:t>descripcion</w:t>
-            </w:r>
-            <w:proofErr w:type="spellEnd"/>
-            <w:r>
-              <w:rPr>
-                <w:rFonts w:eastAsia="Times New Roman" w:cs="Times New Roman"/>
-                <w:sz w:val="22"/>
-              </w:rPr>
-              <w:t xml:space="preserve">, </w:t>
-            </w:r>
-            <w:proofErr w:type="spellStart"/>
-            <w:r>
-              <w:rPr>
-                <w:rFonts w:eastAsia="Times New Roman" w:cs="Times New Roman"/>
-                <w:sz w:val="22"/>
-              </w:rPr>
-              <w:t>fotoData</w:t>
-            </w:r>
-            <w:proofErr w:type="spellEnd"/>
-            <w:r>
-              <w:rPr>
-                <w:rFonts w:eastAsia="Times New Roman" w:cs="Times New Roman"/>
-                <w:sz w:val="22"/>
-              </w:rPr>
-              <w:t xml:space="preserve">, </w:t>
-            </w:r>
-            <w:proofErr w:type="spellStart"/>
-            <w:r>
-              <w:rPr>
-                <w:rFonts w:eastAsia="Times New Roman" w:cs="Times New Roman"/>
-                <w:sz w:val="22"/>
-              </w:rPr>
-              <w:t>fotoContentType</w:t>
-            </w:r>
-            <w:proofErr w:type="spellEnd"/>
-            <w:r>
-              <w:rPr>
-                <w:rFonts w:eastAsia="Times New Roman" w:cs="Times New Roman"/>
-                <w:sz w:val="22"/>
-              </w:rPr>
-              <w:t xml:space="preserve">, </w:t>
-            </w:r>
-            <w:proofErr w:type="spellStart"/>
-            <w:r>
-              <w:rPr>
-                <w:rFonts w:eastAsia="Times New Roman" w:cs="Times New Roman"/>
-                <w:sz w:val="22"/>
-              </w:rPr>
-              <w:t>fotoUrl</w:t>
-            </w:r>
-            <w:proofErr w:type="spellEnd"/>
+              <w:t>id, titulo, fecha, fechaFin, categoria, descripcion, fotoData, fotoContentType, fotoUrl</w:t>
+            </w:r>
           </w:p>
         </w:tc>
         <w:tc>
@@ -13098,65 +10226,8 @@
                 <w:rFonts w:eastAsia="Times New Roman" w:cs="Times New Roman"/>
                 <w:sz w:val="22"/>
               </w:rPr>
-              <w:t xml:space="preserve">id, nombre, tipo, </w:t>
-            </w:r>
-            <w:proofErr w:type="spellStart"/>
-            <w:r>
-              <w:rPr>
-                <w:rFonts w:eastAsia="Times New Roman" w:cs="Times New Roman"/>
-                <w:sz w:val="22"/>
-              </w:rPr>
-              <w:t>descripcion</w:t>
-            </w:r>
-            <w:proofErr w:type="spellEnd"/>
-            <w:r>
-              <w:rPr>
-                <w:rFonts w:eastAsia="Times New Roman" w:cs="Times New Roman"/>
-                <w:sz w:val="22"/>
-              </w:rPr>
-              <w:t xml:space="preserve">, </w:t>
-            </w:r>
-            <w:proofErr w:type="spellStart"/>
-            <w:r>
-              <w:rPr>
-                <w:rFonts w:eastAsia="Times New Roman" w:cs="Times New Roman"/>
-                <w:sz w:val="22"/>
-              </w:rPr>
-              <w:t>lat</w:t>
-            </w:r>
-            <w:proofErr w:type="spellEnd"/>
-            <w:r>
-              <w:rPr>
-                <w:rFonts w:eastAsia="Times New Roman" w:cs="Times New Roman"/>
-                <w:sz w:val="22"/>
-              </w:rPr>
-              <w:t xml:space="preserve">, </w:t>
-            </w:r>
-            <w:proofErr w:type="spellStart"/>
-            <w:r>
-              <w:rPr>
-                <w:rFonts w:eastAsia="Times New Roman" w:cs="Times New Roman"/>
-                <w:sz w:val="22"/>
-              </w:rPr>
-              <w:t>lng</w:t>
-            </w:r>
-            <w:proofErr w:type="spellEnd"/>
-            <w:r>
-              <w:rPr>
-                <w:rFonts w:eastAsia="Times New Roman" w:cs="Times New Roman"/>
-                <w:sz w:val="22"/>
-              </w:rPr>
-              <w:t xml:space="preserve">, contactos, </w:t>
-            </w:r>
-            <w:proofErr w:type="spellStart"/>
-            <w:r>
-              <w:rPr>
-                <w:rFonts w:eastAsia="Times New Roman" w:cs="Times New Roman"/>
-                <w:sz w:val="22"/>
-              </w:rPr>
-              <w:t>fotoUrl</w:t>
-            </w:r>
-            <w:proofErr w:type="spellEnd"/>
+              <w:t>id, nombre, tipo, descripcion, lat, lng, contactos, fotoUrl</w:t>
+            </w:r>
           </w:p>
         </w:tc>
         <w:tc>
@@ -13186,37 +10257,12 @@
             <w:pPr>
               <w:spacing w:before="30" w:after="30"/>
             </w:pPr>
-            <w:proofErr w:type="spellStart"/>
-            <w:r>
-              <w:rPr>
-                <w:rFonts w:eastAsia="Times New Roman" w:cs="Times New Roman"/>
-                <w:sz w:val="22"/>
-              </w:rPr>
-              <w:t>Photo</w:t>
-            </w:r>
-            <w:proofErr w:type="spellEnd"/>
-            <w:r>
-              <w:rPr>
-                <w:rFonts w:eastAsia="Times New Roman" w:cs="Times New Roman"/>
-                <w:sz w:val="22"/>
-              </w:rPr>
-              <w:t xml:space="preserve"> (</w:t>
-            </w:r>
-            <w:proofErr w:type="spellStart"/>
-            <w:r>
-              <w:rPr>
-                <w:rFonts w:eastAsia="Times New Roman" w:cs="Times New Roman"/>
-                <w:sz w:val="22"/>
-              </w:rPr>
-              <w:t>Photos</w:t>
-            </w:r>
-            <w:proofErr w:type="spellEnd"/>
-            <w:r>
-              <w:rPr>
-                <w:rFonts w:eastAsia="Times New Roman" w:cs="Times New Roman"/>
-                <w:sz w:val="22"/>
-              </w:rPr>
-              <w:t>)</w:t>
+            <w:r>
+              <w:rPr>
+                <w:rFonts w:eastAsia="Times New Roman" w:cs="Times New Roman"/>
+                <w:sz w:val="22"/>
+              </w:rPr>
+              <w:t>Photo (Photos)</w:t>
             </w:r>
           </w:p>
         </w:tc>
@@ -13233,113 +10279,8 @@
                 <w:rFonts w:eastAsia="Times New Roman" w:cs="Times New Roman"/>
                 <w:sz w:val="22"/>
               </w:rPr>
-              <w:t xml:space="preserve">id, </w:t>
-            </w:r>
-            <w:proofErr w:type="spellStart"/>
-            <w:r>
-              <w:rPr>
-                <w:rFonts w:eastAsia="Times New Roman" w:cs="Times New Roman"/>
-                <w:sz w:val="22"/>
-              </w:rPr>
-              <w:t>user</w:t>
-            </w:r>
-            <w:proofErr w:type="spellEnd"/>
-            <w:r>
-              <w:rPr>
-                <w:rFonts w:eastAsia="Times New Roman" w:cs="Times New Roman"/>
-                <w:sz w:val="22"/>
-              </w:rPr>
-              <w:t xml:space="preserve">, visibilidad, </w:t>
-            </w:r>
-            <w:proofErr w:type="spellStart"/>
-            <w:r>
-              <w:rPr>
-                <w:rFonts w:eastAsia="Times New Roman" w:cs="Times New Roman"/>
-                <w:sz w:val="22"/>
-              </w:rPr>
-              <w:t>url</w:t>
-            </w:r>
-            <w:proofErr w:type="spellEnd"/>
-            <w:r>
-              <w:rPr>
-                <w:rFonts w:eastAsia="Times New Roman" w:cs="Times New Roman"/>
-                <w:sz w:val="22"/>
-              </w:rPr>
-              <w:t xml:space="preserve">, </w:t>
-            </w:r>
-            <w:proofErr w:type="spellStart"/>
-            <w:r>
-              <w:rPr>
-                <w:rFonts w:eastAsia="Times New Roman" w:cs="Times New Roman"/>
-                <w:sz w:val="22"/>
-              </w:rPr>
-              <w:t>photoData</w:t>
-            </w:r>
-            <w:proofErr w:type="spellEnd"/>
-            <w:r>
-              <w:rPr>
-                <w:rFonts w:eastAsia="Times New Roman" w:cs="Times New Roman"/>
-                <w:sz w:val="22"/>
-              </w:rPr>
-              <w:t xml:space="preserve">, </w:t>
-            </w:r>
-            <w:proofErr w:type="spellStart"/>
-            <w:r>
-              <w:rPr>
-                <w:rFonts w:eastAsia="Times New Roman" w:cs="Times New Roman"/>
-                <w:sz w:val="22"/>
-              </w:rPr>
-              <w:t>contentType</w:t>
-            </w:r>
-            <w:proofErr w:type="spellEnd"/>
-            <w:r>
-              <w:rPr>
-                <w:rFonts w:eastAsia="Times New Roman" w:cs="Times New Roman"/>
-                <w:sz w:val="22"/>
-              </w:rPr>
-              <w:t xml:space="preserve">, </w:t>
-            </w:r>
-            <w:proofErr w:type="spellStart"/>
-            <w:r>
-              <w:rPr>
-                <w:rFonts w:eastAsia="Times New Roman" w:cs="Times New Roman"/>
-                <w:sz w:val="22"/>
-              </w:rPr>
-              <w:t>descripcion</w:t>
-            </w:r>
-            <w:proofErr w:type="spellEnd"/>
-            <w:r>
-              <w:rPr>
-                <w:rFonts w:eastAsia="Times New Roman" w:cs="Times New Roman"/>
-                <w:sz w:val="22"/>
-              </w:rPr>
-              <w:t xml:space="preserve">, </w:t>
-            </w:r>
-            <w:proofErr w:type="spellStart"/>
-            <w:r>
-              <w:rPr>
-                <w:rFonts w:eastAsia="Times New Roman" w:cs="Times New Roman"/>
-                <w:sz w:val="22"/>
-              </w:rPr>
-              <w:t>fechaUpload</w:t>
-            </w:r>
-            <w:proofErr w:type="spellEnd"/>
-            <w:r>
-              <w:rPr>
-                <w:rFonts w:eastAsia="Times New Roman" w:cs="Times New Roman"/>
-                <w:sz w:val="22"/>
-              </w:rPr>
-              <w:t xml:space="preserve">, </w:t>
-            </w:r>
-            <w:proofErr w:type="spellStart"/>
-            <w:r>
-              <w:rPr>
-                <w:rFonts w:eastAsia="Times New Roman" w:cs="Times New Roman"/>
-                <w:sz w:val="22"/>
-              </w:rPr>
-              <w:t>grupoId</w:t>
-            </w:r>
-            <w:proofErr w:type="spellEnd"/>
+              <w:t>id, user, visibilidad, url, photoData, contentType, descripcion, fechaUpload, grupoId</w:t>
+            </w:r>
           </w:p>
         </w:tc>
         <w:tc>
@@ -13355,33 +10296,8 @@
                 <w:rFonts w:eastAsia="Times New Roman" w:cs="Times New Roman"/>
                 <w:sz w:val="22"/>
               </w:rPr>
-              <w:t xml:space="preserve">visibilidad PRIVADA/PUBLICA; </w:t>
-            </w:r>
-            <w:proofErr w:type="spellStart"/>
-            <w:r>
-              <w:rPr>
-                <w:rFonts w:eastAsia="Times New Roman" w:cs="Times New Roman"/>
-                <w:sz w:val="22"/>
-              </w:rPr>
-              <w:t>grupoId</w:t>
-            </w:r>
-            <w:proofErr w:type="spellEnd"/>
-            <w:r>
-              <w:rPr>
-                <w:rFonts w:eastAsia="Times New Roman" w:cs="Times New Roman"/>
-                <w:sz w:val="22"/>
-              </w:rPr>
-              <w:t xml:space="preserve"> para agrupar en </w:t>
-            </w:r>
-            <w:proofErr w:type="spellStart"/>
-            <w:r>
-              <w:rPr>
-                <w:rFonts w:eastAsia="Times New Roman" w:cs="Times New Roman"/>
-                <w:sz w:val="22"/>
-              </w:rPr>
-              <w:t>carousel</w:t>
-            </w:r>
-            <w:proofErr w:type="spellEnd"/>
+              <w:t>visibilidad PRIVADA/PUBLICA; grupoId para agrupar en carousel</w:t>
+            </w:r>
           </w:p>
         </w:tc>
       </w:tr>
@@ -13400,23 +10316,7 @@
                 <w:sz w:val="22"/>
               </w:rPr>
               <w:lastRenderedPageBreak/>
-              <w:t>Comment (</w:t>
-            </w:r>
-            <w:proofErr w:type="spellStart"/>
-            <w:r>
-              <w:rPr>
-                <w:rFonts w:eastAsia="Times New Roman" w:cs="Times New Roman"/>
-                <w:sz w:val="22"/>
-              </w:rPr>
-              <w:t>Comments</w:t>
-            </w:r>
-            <w:proofErr w:type="spellEnd"/>
-            <w:r>
-              <w:rPr>
-                <w:rFonts w:eastAsia="Times New Roman" w:cs="Times New Roman"/>
-                <w:sz w:val="22"/>
-              </w:rPr>
-              <w:t>)</w:t>
+              <w:t>Comment (Comments)</w:t>
             </w:r>
           </w:p>
         </w:tc>
@@ -13433,23 +10333,7 @@
                 <w:rFonts w:eastAsia="Times New Roman" w:cs="Times New Roman"/>
                 <w:sz w:val="22"/>
               </w:rPr>
-              <w:t xml:space="preserve">id, </w:t>
-            </w:r>
-            <w:proofErr w:type="spellStart"/>
-            <w:r>
-              <w:rPr>
-                <w:rFonts w:eastAsia="Times New Roman" w:cs="Times New Roman"/>
-                <w:sz w:val="22"/>
-              </w:rPr>
-              <w:t>photo</w:t>
-            </w:r>
-            <w:proofErr w:type="spellEnd"/>
-            <w:r>
-              <w:rPr>
-                <w:rFonts w:eastAsia="Times New Roman" w:cs="Times New Roman"/>
-                <w:sz w:val="22"/>
-              </w:rPr>
-              <w:t>, usuario, texto, fecha, editado</w:t>
+              <w:t>id, photo, usuario, texto, fecha, editado</w:t>
             </w:r>
           </w:p>
         </w:tc>
@@ -13480,37 +10364,12 @@
             <w:pPr>
               <w:spacing w:before="30" w:after="30"/>
             </w:pPr>
-            <w:proofErr w:type="spellStart"/>
-            <w:r>
-              <w:rPr>
-                <w:rFonts w:eastAsia="Times New Roman" w:cs="Times New Roman"/>
-                <w:sz w:val="22"/>
-              </w:rPr>
-              <w:t>Notification</w:t>
-            </w:r>
-            <w:proofErr w:type="spellEnd"/>
-            <w:r>
-              <w:rPr>
-                <w:rFonts w:eastAsia="Times New Roman" w:cs="Times New Roman"/>
-                <w:sz w:val="22"/>
-              </w:rPr>
-              <w:t xml:space="preserve"> (</w:t>
-            </w:r>
-            <w:proofErr w:type="spellStart"/>
-            <w:r>
-              <w:rPr>
-                <w:rFonts w:eastAsia="Times New Roman" w:cs="Times New Roman"/>
-                <w:sz w:val="22"/>
-              </w:rPr>
-              <w:t>Notifications</w:t>
-            </w:r>
-            <w:proofErr w:type="spellEnd"/>
-            <w:r>
-              <w:rPr>
-                <w:rFonts w:eastAsia="Times New Roman" w:cs="Times New Roman"/>
-                <w:sz w:val="22"/>
-              </w:rPr>
-              <w:t>)</w:t>
+            <w:r>
+              <w:rPr>
+                <w:rFonts w:eastAsia="Times New Roman" w:cs="Times New Roman"/>
+                <w:sz w:val="22"/>
+              </w:rPr>
+              <w:t>Notification (Notifications)</w:t>
             </w:r>
           </w:p>
         </w:tc>
@@ -13527,71 +10386,7 @@
                 <w:rFonts w:eastAsia="Times New Roman" w:cs="Times New Roman"/>
                 <w:sz w:val="22"/>
               </w:rPr>
-              <w:t xml:space="preserve">id, </w:t>
-            </w:r>
-            <w:proofErr w:type="spellStart"/>
-            <w:r>
-              <w:rPr>
-                <w:rFonts w:eastAsia="Times New Roman" w:cs="Times New Roman"/>
-                <w:sz w:val="22"/>
-              </w:rPr>
-              <w:t>usuarioDestino</w:t>
-            </w:r>
-            <w:proofErr w:type="spellEnd"/>
-            <w:r>
-              <w:rPr>
-                <w:rFonts w:eastAsia="Times New Roman" w:cs="Times New Roman"/>
-                <w:sz w:val="22"/>
-              </w:rPr>
-              <w:t xml:space="preserve">, </w:t>
-            </w:r>
-            <w:proofErr w:type="spellStart"/>
-            <w:r>
-              <w:rPr>
-                <w:rFonts w:eastAsia="Times New Roman" w:cs="Times New Roman"/>
-                <w:sz w:val="22"/>
-              </w:rPr>
-              <w:t>usuarioOrigen</w:t>
-            </w:r>
-            <w:proofErr w:type="spellEnd"/>
-            <w:r>
-              <w:rPr>
-                <w:rFonts w:eastAsia="Times New Roman" w:cs="Times New Roman"/>
-                <w:sz w:val="22"/>
-              </w:rPr>
-              <w:t xml:space="preserve">, tipo, mensaje, </w:t>
-            </w:r>
-            <w:proofErr w:type="spellStart"/>
-            <w:r>
-              <w:rPr>
-                <w:rFonts w:eastAsia="Times New Roman" w:cs="Times New Roman"/>
-                <w:sz w:val="22"/>
-              </w:rPr>
-              <w:t>relacionId</w:t>
-            </w:r>
-            <w:proofErr w:type="spellEnd"/>
-            <w:r>
-              <w:rPr>
-                <w:rFonts w:eastAsia="Times New Roman" w:cs="Times New Roman"/>
-                <w:sz w:val="22"/>
-              </w:rPr>
-              <w:t xml:space="preserve">, </w:t>
-            </w:r>
-            <w:proofErr w:type="spellStart"/>
-            <w:r>
-              <w:rPr>
-                <w:rFonts w:eastAsia="Times New Roman" w:cs="Times New Roman"/>
-                <w:sz w:val="22"/>
-              </w:rPr>
-              <w:t>leida</w:t>
-            </w:r>
-            <w:proofErr w:type="spellEnd"/>
-            <w:r>
-              <w:rPr>
-                <w:rFonts w:eastAsia="Times New Roman" w:cs="Times New Roman"/>
-                <w:sz w:val="22"/>
-              </w:rPr>
-              <w:t>, fecha</w:t>
+              <w:t>id, usuarioDestino, usuarioOrigen, tipo, mensaje, relacionId, leida, fecha</w:t>
             </w:r>
           </w:p>
         </w:tc>
@@ -13608,23 +10403,7 @@
                 <w:rFonts w:eastAsia="Times New Roman" w:cs="Times New Roman"/>
                 <w:sz w:val="22"/>
               </w:rPr>
-              <w:t xml:space="preserve">tipos </w:t>
-            </w:r>
-            <w:proofErr w:type="spellStart"/>
-            <w:r>
-              <w:rPr>
-                <w:rFonts w:eastAsia="Times New Roman" w:cs="Times New Roman"/>
-                <w:sz w:val="22"/>
-              </w:rPr>
-              <w:t>like</w:t>
-            </w:r>
-            <w:proofErr w:type="spellEnd"/>
-            <w:r>
-              <w:rPr>
-                <w:rFonts w:eastAsia="Times New Roman" w:cs="Times New Roman"/>
-                <w:sz w:val="22"/>
-              </w:rPr>
-              <w:t>/comentario</w:t>
+              <w:t>tipos like/comentario</w:t>
             </w:r>
           </w:p>
         </w:tc>
@@ -13638,37 +10417,12 @@
             <w:pPr>
               <w:spacing w:before="30" w:after="30"/>
             </w:pPr>
-            <w:proofErr w:type="spellStart"/>
-            <w:r>
-              <w:rPr>
-                <w:rFonts w:eastAsia="Times New Roman" w:cs="Times New Roman"/>
-                <w:sz w:val="22"/>
-              </w:rPr>
-              <w:t>UserSession</w:t>
-            </w:r>
-            <w:proofErr w:type="spellEnd"/>
-            <w:r>
-              <w:rPr>
-                <w:rFonts w:eastAsia="Times New Roman" w:cs="Times New Roman"/>
-                <w:sz w:val="22"/>
-              </w:rPr>
-              <w:t xml:space="preserve"> (</w:t>
-            </w:r>
-            <w:proofErr w:type="spellStart"/>
-            <w:r>
-              <w:rPr>
-                <w:rFonts w:eastAsia="Times New Roman" w:cs="Times New Roman"/>
-                <w:sz w:val="22"/>
-              </w:rPr>
-              <w:t>UserSessions</w:t>
-            </w:r>
-            <w:proofErr w:type="spellEnd"/>
-            <w:r>
-              <w:rPr>
-                <w:rFonts w:eastAsia="Times New Roman" w:cs="Times New Roman"/>
-                <w:sz w:val="22"/>
-              </w:rPr>
-              <w:t>)</w:t>
+            <w:r>
+              <w:rPr>
+                <w:rFonts w:eastAsia="Times New Roman" w:cs="Times New Roman"/>
+                <w:sz w:val="22"/>
+              </w:rPr>
+              <w:t>UserSession (UserSessions)</w:t>
             </w:r>
           </w:p>
         </w:tc>
@@ -13685,97 +10439,8 @@
                 <w:rFonts w:eastAsia="Times New Roman" w:cs="Times New Roman"/>
                 <w:sz w:val="22"/>
               </w:rPr>
-              <w:t xml:space="preserve">id, </w:t>
-            </w:r>
-            <w:proofErr w:type="spellStart"/>
-            <w:r>
-              <w:rPr>
-                <w:rFonts w:eastAsia="Times New Roman" w:cs="Times New Roman"/>
-                <w:sz w:val="22"/>
-              </w:rPr>
-              <w:t>user</w:t>
-            </w:r>
-            <w:proofErr w:type="spellEnd"/>
-            <w:r>
-              <w:rPr>
-                <w:rFonts w:eastAsia="Times New Roman" w:cs="Times New Roman"/>
-                <w:sz w:val="22"/>
-              </w:rPr>
-              <w:t xml:space="preserve">, </w:t>
-            </w:r>
-            <w:proofErr w:type="spellStart"/>
-            <w:r>
-              <w:rPr>
-                <w:rFonts w:eastAsia="Times New Roman" w:cs="Times New Roman"/>
-                <w:sz w:val="22"/>
-              </w:rPr>
-              <w:t>device</w:t>
-            </w:r>
-            <w:proofErr w:type="spellEnd"/>
-            <w:r>
-              <w:rPr>
-                <w:rFonts w:eastAsia="Times New Roman" w:cs="Times New Roman"/>
-                <w:sz w:val="22"/>
-              </w:rPr>
-              <w:t xml:space="preserve">, </w:t>
-            </w:r>
-            <w:proofErr w:type="spellStart"/>
-            <w:r>
-              <w:rPr>
-                <w:rFonts w:eastAsia="Times New Roman" w:cs="Times New Roman"/>
-                <w:sz w:val="22"/>
-              </w:rPr>
-              <w:t>platform</w:t>
-            </w:r>
-            <w:proofErr w:type="spellEnd"/>
-            <w:r>
-              <w:rPr>
-                <w:rFonts w:eastAsia="Times New Roman" w:cs="Times New Roman"/>
-                <w:sz w:val="22"/>
-              </w:rPr>
-              <w:t xml:space="preserve">, </w:t>
-            </w:r>
-            <w:proofErr w:type="spellStart"/>
-            <w:r>
-              <w:rPr>
-                <w:rFonts w:eastAsia="Times New Roman" w:cs="Times New Roman"/>
-                <w:sz w:val="22"/>
-              </w:rPr>
-              <w:t>location</w:t>
-            </w:r>
-            <w:proofErr w:type="spellEnd"/>
-            <w:r>
-              <w:rPr>
-                <w:rFonts w:eastAsia="Times New Roman" w:cs="Times New Roman"/>
-                <w:sz w:val="22"/>
-              </w:rPr>
-              <w:t xml:space="preserve">, </w:t>
-            </w:r>
-            <w:proofErr w:type="spellStart"/>
-            <w:r>
-              <w:rPr>
-                <w:rFonts w:eastAsia="Times New Roman" w:cs="Times New Roman"/>
-                <w:sz w:val="22"/>
-              </w:rPr>
-              <w:t>lastActive</w:t>
-            </w:r>
-            <w:proofErr w:type="spellEnd"/>
-            <w:r>
-              <w:rPr>
-                <w:rFonts w:eastAsia="Times New Roman" w:cs="Times New Roman"/>
-                <w:sz w:val="22"/>
-              </w:rPr>
-              <w:t xml:space="preserve">, active, </w:t>
-            </w:r>
-            <w:proofErr w:type="spellStart"/>
-            <w:r>
-              <w:rPr>
-                <w:rFonts w:eastAsia="Times New Roman" w:cs="Times New Roman"/>
-                <w:sz w:val="22"/>
-              </w:rPr>
-              <w:t>tokenId</w:t>
-            </w:r>
-            <w:proofErr w:type="spellEnd"/>
+              <w:t>id, user, device, platform, location, lastActive, active, tokenId</w:t>
+            </w:r>
           </w:p>
         </w:tc>
         <w:tc>
@@ -13786,21 +10451,12 @@
             <w:pPr>
               <w:spacing w:before="30" w:after="30"/>
             </w:pPr>
-            <w:proofErr w:type="spellStart"/>
-            <w:r>
-              <w:rPr>
-                <w:rFonts w:eastAsia="Times New Roman" w:cs="Times New Roman"/>
-                <w:sz w:val="22"/>
-              </w:rPr>
-              <w:t>tokenId</w:t>
-            </w:r>
-            <w:proofErr w:type="spellEnd"/>
-            <w:r>
-              <w:rPr>
-                <w:rFonts w:eastAsia="Times New Roman" w:cs="Times New Roman"/>
-                <w:sz w:val="22"/>
-              </w:rPr>
-              <w:t xml:space="preserve"> único</w:t>
+            <w:r>
+              <w:rPr>
+                <w:rFonts w:eastAsia="Times New Roman" w:cs="Times New Roman"/>
+                <w:sz w:val="22"/>
+              </w:rPr>
+              <w:t>tokenId único</w:t>
             </w:r>
           </w:p>
         </w:tc>
@@ -13814,37 +10470,12 @@
             <w:pPr>
               <w:spacing w:before="30" w:after="30"/>
             </w:pPr>
-            <w:proofErr w:type="spellStart"/>
-            <w:r>
-              <w:rPr>
-                <w:rFonts w:eastAsia="Times New Roman" w:cs="Times New Roman"/>
-                <w:sz w:val="22"/>
-              </w:rPr>
-              <w:t>UserPrivacy</w:t>
-            </w:r>
-            <w:proofErr w:type="spellEnd"/>
-            <w:r>
-              <w:rPr>
-                <w:rFonts w:eastAsia="Times New Roman" w:cs="Times New Roman"/>
-                <w:sz w:val="22"/>
-              </w:rPr>
-              <w:t xml:space="preserve"> (</w:t>
-            </w:r>
-            <w:proofErr w:type="spellStart"/>
-            <w:r>
-              <w:rPr>
-                <w:rFonts w:eastAsia="Times New Roman" w:cs="Times New Roman"/>
-                <w:sz w:val="22"/>
-              </w:rPr>
-              <w:t>UserPrivacy</w:t>
-            </w:r>
-            <w:proofErr w:type="spellEnd"/>
-            <w:r>
-              <w:rPr>
-                <w:rFonts w:eastAsia="Times New Roman" w:cs="Times New Roman"/>
-                <w:sz w:val="22"/>
-              </w:rPr>
-              <w:t>)</w:t>
+            <w:r>
+              <w:rPr>
+                <w:rFonts w:eastAsia="Times New Roman" w:cs="Times New Roman"/>
+                <w:sz w:val="22"/>
+              </w:rPr>
+              <w:t>UserPrivacy (UserPrivacy)</w:t>
             </w:r>
           </w:p>
         </w:tc>
@@ -13861,97 +10492,8 @@
                 <w:rFonts w:eastAsia="Times New Roman" w:cs="Times New Roman"/>
                 <w:sz w:val="22"/>
               </w:rPr>
-              <w:t xml:space="preserve">id, </w:t>
-            </w:r>
-            <w:proofErr w:type="spellStart"/>
-            <w:r>
-              <w:rPr>
-                <w:rFonts w:eastAsia="Times New Roman" w:cs="Times New Roman"/>
-                <w:sz w:val="22"/>
-              </w:rPr>
-              <w:t>user</w:t>
-            </w:r>
-            <w:proofErr w:type="spellEnd"/>
-            <w:r>
-              <w:rPr>
-                <w:rFonts w:eastAsia="Times New Roman" w:cs="Times New Roman"/>
-                <w:sz w:val="22"/>
-              </w:rPr>
-              <w:t xml:space="preserve">, </w:t>
-            </w:r>
-            <w:proofErr w:type="spellStart"/>
-            <w:r>
-              <w:rPr>
-                <w:rFonts w:eastAsia="Times New Roman" w:cs="Times New Roman"/>
-                <w:sz w:val="22"/>
-              </w:rPr>
-              <w:t>visibility</w:t>
-            </w:r>
-            <w:proofErr w:type="spellEnd"/>
-            <w:r>
-              <w:rPr>
-                <w:rFonts w:eastAsia="Times New Roman" w:cs="Times New Roman"/>
-                <w:sz w:val="22"/>
-              </w:rPr>
-              <w:t xml:space="preserve">, </w:t>
-            </w:r>
-            <w:proofErr w:type="spellStart"/>
-            <w:r>
-              <w:rPr>
-                <w:rFonts w:eastAsia="Times New Roman" w:cs="Times New Roman"/>
-                <w:sz w:val="22"/>
-              </w:rPr>
-              <w:t>showEmail</w:t>
-            </w:r>
-            <w:proofErr w:type="spellEnd"/>
-            <w:r>
-              <w:rPr>
-                <w:rFonts w:eastAsia="Times New Roman" w:cs="Times New Roman"/>
-                <w:sz w:val="22"/>
-              </w:rPr>
-              <w:t xml:space="preserve">, </w:t>
-            </w:r>
-            <w:proofErr w:type="spellStart"/>
-            <w:r>
-              <w:rPr>
-                <w:rFonts w:eastAsia="Times New Roman" w:cs="Times New Roman"/>
-                <w:sz w:val="22"/>
-              </w:rPr>
-              <w:t>showPhone</w:t>
-            </w:r>
-            <w:proofErr w:type="spellEnd"/>
-            <w:r>
-              <w:rPr>
-                <w:rFonts w:eastAsia="Times New Roman" w:cs="Times New Roman"/>
-                <w:sz w:val="22"/>
-              </w:rPr>
-              <w:t xml:space="preserve">, </w:t>
-            </w:r>
-            <w:proofErr w:type="spellStart"/>
-            <w:r>
-              <w:rPr>
-                <w:rFonts w:eastAsia="Times New Roman" w:cs="Times New Roman"/>
-                <w:sz w:val="22"/>
-              </w:rPr>
-              <w:t>showLocation</w:t>
-            </w:r>
-            <w:proofErr w:type="spellEnd"/>
-            <w:r>
-              <w:rPr>
-                <w:rFonts w:eastAsia="Times New Roman" w:cs="Times New Roman"/>
-                <w:sz w:val="22"/>
-              </w:rPr>
-              <w:t xml:space="preserve">, </w:t>
-            </w:r>
-            <w:proofErr w:type="spellStart"/>
-            <w:r>
-              <w:rPr>
-                <w:rFonts w:eastAsia="Times New Roman" w:cs="Times New Roman"/>
-                <w:sz w:val="22"/>
-              </w:rPr>
-              <w:t>discoverable</w:t>
-            </w:r>
-            <w:proofErr w:type="spellEnd"/>
+              <w:t>id, user, visibility, showEmail, showPhone, showLocation, discoverable</w:t>
+            </w:r>
           </w:p>
         </w:tc>
         <w:tc>
@@ -13967,49 +10509,8 @@
                 <w:rFonts w:eastAsia="Times New Roman" w:cs="Times New Roman"/>
                 <w:sz w:val="22"/>
               </w:rPr>
-              <w:t xml:space="preserve">visibilidad </w:t>
-            </w:r>
-            <w:proofErr w:type="spellStart"/>
-            <w:r>
-              <w:rPr>
-                <w:rFonts w:eastAsia="Times New Roman" w:cs="Times New Roman"/>
-                <w:sz w:val="22"/>
-              </w:rPr>
-              <w:t>public</w:t>
-            </w:r>
-            <w:proofErr w:type="spellEnd"/>
-            <w:r>
-              <w:rPr>
-                <w:rFonts w:eastAsia="Times New Roman" w:cs="Times New Roman"/>
-                <w:sz w:val="22"/>
-              </w:rPr>
-              <w:t>/</w:t>
-            </w:r>
-            <w:proofErr w:type="spellStart"/>
-            <w:r>
-              <w:rPr>
-                <w:rFonts w:eastAsia="Times New Roman" w:cs="Times New Roman"/>
-                <w:sz w:val="22"/>
-              </w:rPr>
-              <w:t>contacts</w:t>
-            </w:r>
-            <w:proofErr w:type="spellEnd"/>
-            <w:r>
-              <w:rPr>
-                <w:rFonts w:eastAsia="Times New Roman" w:cs="Times New Roman"/>
-                <w:sz w:val="22"/>
-              </w:rPr>
-              <w:t>/</w:t>
-            </w:r>
-            <w:proofErr w:type="spellStart"/>
-            <w:r>
-              <w:rPr>
-                <w:rFonts w:eastAsia="Times New Roman" w:cs="Times New Roman"/>
-                <w:sz w:val="22"/>
-              </w:rPr>
-              <w:t>private</w:t>
-            </w:r>
-            <w:proofErr w:type="spellEnd"/>
+              <w:t>visibilidad public/contacts/private</w:t>
+            </w:r>
           </w:p>
         </w:tc>
       </w:tr>
@@ -14022,7 +10523,6 @@
             <w:pPr>
               <w:spacing w:before="30" w:after="30"/>
             </w:pPr>
-            <w:proofErr w:type="spellStart"/>
             <w:r>
               <w:rPr>
                 <w:rFonts w:eastAsia="Times New Roman" w:cs="Times New Roman"/>
@@ -14030,7 +10530,6 @@
               </w:rPr>
               <w:t>UserNotifications</w:t>
             </w:r>
-            <w:proofErr w:type="spellEnd"/>
           </w:p>
         </w:tc>
         <w:tc>
@@ -14046,33 +10545,8 @@
                 <w:rFonts w:eastAsia="Times New Roman" w:cs="Times New Roman"/>
                 <w:sz w:val="22"/>
               </w:rPr>
-              <w:t xml:space="preserve">id, </w:t>
-            </w:r>
-            <w:proofErr w:type="spellStart"/>
-            <w:r>
-              <w:rPr>
-                <w:rFonts w:eastAsia="Times New Roman" w:cs="Times New Roman"/>
-                <w:sz w:val="22"/>
-              </w:rPr>
-              <w:t>user</w:t>
-            </w:r>
-            <w:proofErr w:type="spellEnd"/>
-            <w:r>
-              <w:rPr>
-                <w:rFonts w:eastAsia="Times New Roman" w:cs="Times New Roman"/>
-                <w:sz w:val="22"/>
-              </w:rPr>
-              <w:t xml:space="preserve">, </w:t>
-            </w:r>
-            <w:proofErr w:type="spellStart"/>
-            <w:r>
-              <w:rPr>
-                <w:rFonts w:eastAsia="Times New Roman" w:cs="Times New Roman"/>
-                <w:sz w:val="22"/>
-              </w:rPr>
-              <w:t>settingsJson</w:t>
-            </w:r>
-            <w:proofErr w:type="spellEnd"/>
+              <w:t>id, user, settingsJson</w:t>
+            </w:r>
           </w:p>
         </w:tc>
         <w:tc>
@@ -14102,7 +10576,6 @@
             <w:pPr>
               <w:spacing w:before="30" w:after="30"/>
             </w:pPr>
-            <w:proofErr w:type="spellStart"/>
             <w:r>
               <w:rPr>
                 <w:rFonts w:eastAsia="Times New Roman" w:cs="Times New Roman"/>
@@ -14110,7 +10583,6 @@
               </w:rPr>
               <w:t>TwoFactorChallenge</w:t>
             </w:r>
-            <w:proofErr w:type="spellEnd"/>
           </w:p>
         </w:tc>
         <w:tc>
@@ -14126,65 +10598,8 @@
                 <w:rFonts w:eastAsia="Times New Roman" w:cs="Times New Roman"/>
                 <w:sz w:val="22"/>
               </w:rPr>
-              <w:t xml:space="preserve">id, </w:t>
-            </w:r>
-            <w:proofErr w:type="spellStart"/>
-            <w:r>
-              <w:rPr>
-                <w:rFonts w:eastAsia="Times New Roman" w:cs="Times New Roman"/>
-                <w:sz w:val="22"/>
-              </w:rPr>
-              <w:t>challengeId</w:t>
-            </w:r>
-            <w:proofErr w:type="spellEnd"/>
-            <w:r>
-              <w:rPr>
-                <w:rFonts w:eastAsia="Times New Roman" w:cs="Times New Roman"/>
-                <w:sz w:val="22"/>
-              </w:rPr>
-              <w:t xml:space="preserve">, email, </w:t>
-            </w:r>
-            <w:proofErr w:type="spellStart"/>
-            <w:r>
-              <w:rPr>
-                <w:rFonts w:eastAsia="Times New Roman" w:cs="Times New Roman"/>
-                <w:sz w:val="22"/>
-              </w:rPr>
-              <w:t>codeHash</w:t>
-            </w:r>
-            <w:proofErr w:type="spellEnd"/>
-            <w:r>
-              <w:rPr>
-                <w:rFonts w:eastAsia="Times New Roman" w:cs="Times New Roman"/>
-                <w:sz w:val="22"/>
-              </w:rPr>
-              <w:t xml:space="preserve">, </w:t>
-            </w:r>
-            <w:proofErr w:type="spellStart"/>
-            <w:r>
-              <w:rPr>
-                <w:rFonts w:eastAsia="Times New Roman" w:cs="Times New Roman"/>
-                <w:sz w:val="22"/>
-              </w:rPr>
-              <w:t>expiresAt</w:t>
-            </w:r>
-            <w:proofErr w:type="spellEnd"/>
-            <w:r>
-              <w:rPr>
-                <w:rFonts w:eastAsia="Times New Roman" w:cs="Times New Roman"/>
-                <w:sz w:val="22"/>
-              </w:rPr>
-              <w:t xml:space="preserve">, </w:t>
-            </w:r>
-            <w:proofErr w:type="spellStart"/>
-            <w:r>
-              <w:rPr>
-                <w:rFonts w:eastAsia="Times New Roman" w:cs="Times New Roman"/>
-                <w:sz w:val="22"/>
-              </w:rPr>
-              <w:t>used</w:t>
-            </w:r>
-            <w:proofErr w:type="spellEnd"/>
+              <w:t>id, challengeId, email, codeHash, expiresAt, used</w:t>
+            </w:r>
           </w:p>
         </w:tc>
         <w:tc>
@@ -14195,21 +10610,12 @@
             <w:pPr>
               <w:spacing w:before="30" w:after="30"/>
             </w:pPr>
-            <w:proofErr w:type="spellStart"/>
-            <w:r>
-              <w:rPr>
-                <w:rFonts w:eastAsia="Times New Roman" w:cs="Times New Roman"/>
-                <w:sz w:val="22"/>
-              </w:rPr>
-              <w:t>challengeId</w:t>
-            </w:r>
-            <w:proofErr w:type="spellEnd"/>
-            <w:r>
-              <w:rPr>
-                <w:rFonts w:eastAsia="Times New Roman" w:cs="Times New Roman"/>
-                <w:sz w:val="22"/>
-              </w:rPr>
-              <w:t xml:space="preserve"> único</w:t>
+            <w:r>
+              <w:rPr>
+                <w:rFonts w:eastAsia="Times New Roman" w:cs="Times New Roman"/>
+                <w:sz w:val="22"/>
+              </w:rPr>
+              <w:t>challengeId único</w:t>
             </w:r>
           </w:p>
         </w:tc>
@@ -14223,7 +10629,6 @@
             <w:pPr>
               <w:spacing w:before="30" w:after="30"/>
             </w:pPr>
-            <w:proofErr w:type="spellStart"/>
             <w:r>
               <w:rPr>
                 <w:rFonts w:eastAsia="Times New Roman" w:cs="Times New Roman"/>
@@ -14231,7 +10636,6 @@
               </w:rPr>
               <w:t>DataExport</w:t>
             </w:r>
-            <w:proofErr w:type="spellEnd"/>
           </w:p>
         </w:tc>
         <w:tc>
@@ -14247,65 +10651,8 @@
                 <w:rFonts w:eastAsia="Times New Roman" w:cs="Times New Roman"/>
                 <w:sz w:val="22"/>
               </w:rPr>
-              <w:t xml:space="preserve">id, </w:t>
-            </w:r>
-            <w:proofErr w:type="spellStart"/>
-            <w:r>
-              <w:rPr>
-                <w:rFonts w:eastAsia="Times New Roman" w:cs="Times New Roman"/>
-                <w:sz w:val="22"/>
-              </w:rPr>
-              <w:t>user</w:t>
-            </w:r>
-            <w:proofErr w:type="spellEnd"/>
-            <w:r>
-              <w:rPr>
-                <w:rFonts w:eastAsia="Times New Roman" w:cs="Times New Roman"/>
-                <w:sz w:val="22"/>
-              </w:rPr>
-              <w:t xml:space="preserve">, </w:t>
-            </w:r>
-            <w:proofErr w:type="spellStart"/>
-            <w:r>
-              <w:rPr>
-                <w:rFonts w:eastAsia="Times New Roman" w:cs="Times New Roman"/>
-                <w:sz w:val="22"/>
-              </w:rPr>
-              <w:t>exportId</w:t>
-            </w:r>
-            <w:proofErr w:type="spellEnd"/>
-            <w:r>
-              <w:rPr>
-                <w:rFonts w:eastAsia="Times New Roman" w:cs="Times New Roman"/>
-                <w:sz w:val="22"/>
-              </w:rPr>
-              <w:t xml:space="preserve">, status, </w:t>
-            </w:r>
-            <w:proofErr w:type="spellStart"/>
-            <w:r>
-              <w:rPr>
-                <w:rFonts w:eastAsia="Times New Roman" w:cs="Times New Roman"/>
-                <w:sz w:val="22"/>
-              </w:rPr>
-              <w:t>availableForHours</w:t>
-            </w:r>
-            <w:proofErr w:type="spellEnd"/>
-            <w:r>
-              <w:rPr>
-                <w:rFonts w:eastAsia="Times New Roman" w:cs="Times New Roman"/>
-                <w:sz w:val="22"/>
-              </w:rPr>
-              <w:t xml:space="preserve">, </w:t>
-            </w:r>
-            <w:proofErr w:type="spellStart"/>
-            <w:r>
-              <w:rPr>
-                <w:rFonts w:eastAsia="Times New Roman" w:cs="Times New Roman"/>
-                <w:sz w:val="22"/>
-              </w:rPr>
-              <w:t>createdAt</w:t>
-            </w:r>
-            <w:proofErr w:type="spellEnd"/>
+              <w:t>id, user, exportId, status, availableForHours, createdAt</w:t>
+            </w:r>
           </w:p>
         </w:tc>
         <w:tc>
@@ -14316,21 +10663,12 @@
             <w:pPr>
               <w:spacing w:before="30" w:after="30"/>
             </w:pPr>
-            <w:proofErr w:type="spellStart"/>
-            <w:r>
-              <w:rPr>
-                <w:rFonts w:eastAsia="Times New Roman" w:cs="Times New Roman"/>
-                <w:sz w:val="22"/>
-              </w:rPr>
-              <w:t>exportId</w:t>
-            </w:r>
-            <w:proofErr w:type="spellEnd"/>
-            <w:r>
-              <w:rPr>
-                <w:rFonts w:eastAsia="Times New Roman" w:cs="Times New Roman"/>
-                <w:sz w:val="22"/>
-              </w:rPr>
-              <w:t xml:space="preserve"> único</w:t>
+            <w:r>
+              <w:rPr>
+                <w:rFonts w:eastAsia="Times New Roman" w:cs="Times New Roman"/>
+                <w:sz w:val="22"/>
+              </w:rPr>
+              <w:t>exportId único</w:t>
             </w:r>
           </w:p>
         </w:tc>
@@ -14344,7 +10682,6 @@
             <w:pPr>
               <w:spacing w:before="30" w:after="30"/>
             </w:pPr>
-            <w:proofErr w:type="spellStart"/>
             <w:r>
               <w:rPr>
                 <w:rFonts w:eastAsia="Times New Roman" w:cs="Times New Roman"/>
@@ -14352,7 +10689,6 @@
               </w:rPr>
               <w:t>BlockedUser</w:t>
             </w:r>
-            <w:proofErr w:type="spellEnd"/>
           </w:p>
         </w:tc>
         <w:tc>
@@ -14368,65 +10704,8 @@
                 <w:rFonts w:eastAsia="Times New Roman" w:cs="Times New Roman"/>
                 <w:sz w:val="22"/>
               </w:rPr>
-              <w:t xml:space="preserve">id, </w:t>
-            </w:r>
-            <w:proofErr w:type="spellStart"/>
-            <w:r>
-              <w:rPr>
-                <w:rFonts w:eastAsia="Times New Roman" w:cs="Times New Roman"/>
-                <w:sz w:val="22"/>
-              </w:rPr>
-              <w:t>user</w:t>
-            </w:r>
-            <w:proofErr w:type="spellEnd"/>
-            <w:r>
-              <w:rPr>
-                <w:rFonts w:eastAsia="Times New Roman" w:cs="Times New Roman"/>
-                <w:sz w:val="22"/>
-              </w:rPr>
-              <w:t xml:space="preserve">, </w:t>
-            </w:r>
-            <w:proofErr w:type="spellStart"/>
-            <w:r>
-              <w:rPr>
-                <w:rFonts w:eastAsia="Times New Roman" w:cs="Times New Roman"/>
-                <w:sz w:val="22"/>
-              </w:rPr>
-              <w:t>blockedUserId</w:t>
-            </w:r>
-            <w:proofErr w:type="spellEnd"/>
-            <w:r>
-              <w:rPr>
-                <w:rFonts w:eastAsia="Times New Roman" w:cs="Times New Roman"/>
-                <w:sz w:val="22"/>
-              </w:rPr>
-              <w:t xml:space="preserve">, </w:t>
-            </w:r>
-            <w:proofErr w:type="spellStart"/>
-            <w:r>
-              <w:rPr>
-                <w:rFonts w:eastAsia="Times New Roman" w:cs="Times New Roman"/>
-                <w:sz w:val="22"/>
-              </w:rPr>
-              <w:t>name</w:t>
-            </w:r>
-            <w:proofErr w:type="spellEnd"/>
-            <w:r>
-              <w:rPr>
-                <w:rFonts w:eastAsia="Times New Roman" w:cs="Times New Roman"/>
-                <w:sz w:val="22"/>
-              </w:rPr>
-              <w:t xml:space="preserve">, </w:t>
-            </w:r>
-            <w:proofErr w:type="spellStart"/>
-            <w:r>
-              <w:rPr>
-                <w:rFonts w:eastAsia="Times New Roman" w:cs="Times New Roman"/>
-                <w:sz w:val="22"/>
-              </w:rPr>
-              <w:t>username</w:t>
-            </w:r>
-            <w:proofErr w:type="spellEnd"/>
+              <w:t>id, user, blockedUserId, name, username</w:t>
+            </w:r>
           </w:p>
         </w:tc>
         <w:tc>
@@ -14633,7 +10912,6 @@
             <w:pPr>
               <w:spacing w:before="30" w:after="30"/>
             </w:pPr>
-            <w:proofErr w:type="spellStart"/>
             <w:r>
               <w:rPr>
                 <w:rFonts w:eastAsia="Times New Roman" w:cs="Times New Roman"/>
@@ -14641,7 +10919,6 @@
               </w:rPr>
               <w:t>AuthProvider</w:t>
             </w:r>
-            <w:proofErr w:type="spellEnd"/>
           </w:p>
         </w:tc>
         <w:tc>
@@ -14688,7 +10965,6 @@
             <w:pPr>
               <w:spacing w:before="30" w:after="30"/>
             </w:pPr>
-            <w:proofErr w:type="spellStart"/>
             <w:r>
               <w:rPr>
                 <w:rFonts w:eastAsia="Times New Roman" w:cs="Times New Roman"/>
@@ -14696,7 +10972,6 @@
               </w:rPr>
               <w:t>CategoriaEvento</w:t>
             </w:r>
-            <w:proofErr w:type="spellEnd"/>
           </w:p>
         </w:tc>
         <w:tc>
@@ -14843,25 +11118,7 @@
           <w:sz w:val="24"/>
           <w:szCs w:val="24"/>
         </w:rPr>
-        <w:t>El módulo centraliza el manejo de errores mediante un controlador global de excepciones (</w:t>
-      </w:r>
-      <w:proofErr w:type="spellStart"/>
-      <w:r>
-        <w:rPr>
-          <w:rFonts w:eastAsia="Times New Roman" w:cs="Times New Roman"/>
-          <w:sz w:val="24"/>
-          <w:szCs w:val="24"/>
-        </w:rPr>
-        <w:t>GlobalExceptionHandler</w:t>
-      </w:r>
-      <w:proofErr w:type="spellEnd"/>
-      <w:r>
-        <w:rPr>
-          <w:rFonts w:eastAsia="Times New Roman" w:cs="Times New Roman"/>
-          <w:sz w:val="24"/>
-          <w:szCs w:val="24"/>
-        </w:rPr>
-        <w:t>). Este componente intercepta las excepciones lanzadas por los servicios y las convierte en respuestas HTTP con un formato JSON estándar y un código de estado adecuado, evitando que se filtren detalles internos del sistema al cliente.</w:t>
+        <w:t>El módulo centraliza el manejo de errores mediante un controlador global de excepciones (GlobalExceptionHandler). Este componente intercepta las excepciones lanzadas por los servicios y las convierte en respuestas HTTP con un formato JSON estándar y un código de estado adecuado, evitando que se filtren detalles internos del sistema al cliente.</w:t>
       </w:r>
     </w:p>
     <w:p>
@@ -14988,23 +11245,7 @@
                 <w:rFonts w:eastAsia="Times New Roman" w:cs="Times New Roman"/>
                 <w:sz w:val="22"/>
               </w:rPr>
-              <w:t>Solicitud inválida (</w:t>
-            </w:r>
-            <w:proofErr w:type="spellStart"/>
-            <w:r>
-              <w:rPr>
-                <w:rFonts w:eastAsia="Times New Roman" w:cs="Times New Roman"/>
-                <w:sz w:val="22"/>
-              </w:rPr>
-              <w:t>IllegalArgumentException</w:t>
-            </w:r>
-            <w:proofErr w:type="spellEnd"/>
-            <w:r>
-              <w:rPr>
-                <w:rFonts w:eastAsia="Times New Roman" w:cs="Times New Roman"/>
-                <w:sz w:val="22"/>
-              </w:rPr>
-              <w:t>)</w:t>
+              <w:t>Solicitud inválida (IllegalArgumentException)</w:t>
             </w:r>
           </w:p>
         </w:tc>
@@ -15057,39 +11298,7 @@
                 <w:rFonts w:eastAsia="Times New Roman" w:cs="Times New Roman"/>
                 <w:sz w:val="22"/>
               </w:rPr>
-              <w:t>Fallos de validación (</w:t>
-            </w:r>
-            <w:proofErr w:type="spellStart"/>
-            <w:r>
-              <w:rPr>
-                <w:rFonts w:eastAsia="Times New Roman" w:cs="Times New Roman"/>
-                <w:sz w:val="22"/>
-              </w:rPr>
-              <w:t>bean</w:t>
-            </w:r>
-            <w:proofErr w:type="spellEnd"/>
-            <w:r>
-              <w:rPr>
-                <w:rFonts w:eastAsia="Times New Roman" w:cs="Times New Roman"/>
-                <w:sz w:val="22"/>
-              </w:rPr>
-              <w:t xml:space="preserve"> </w:t>
-            </w:r>
-            <w:proofErr w:type="spellStart"/>
-            <w:r>
-              <w:rPr>
-                <w:rFonts w:eastAsia="Times New Roman" w:cs="Times New Roman"/>
-                <w:sz w:val="22"/>
-              </w:rPr>
-              <w:t>validation</w:t>
-            </w:r>
-            <w:proofErr w:type="spellEnd"/>
-            <w:r>
-              <w:rPr>
-                <w:rFonts w:eastAsia="Times New Roman" w:cs="Times New Roman"/>
-                <w:sz w:val="22"/>
-              </w:rPr>
-              <w:t>)</w:t>
+              <w:t>Fallos de validación (bean validation)</w:t>
             </w:r>
           </w:p>
         </w:tc>
@@ -15195,23 +11404,7 @@
                 <w:rFonts w:eastAsia="Times New Roman" w:cs="Times New Roman"/>
                 <w:sz w:val="22"/>
               </w:rPr>
-              <w:t>No autorizado (</w:t>
-            </w:r>
-            <w:proofErr w:type="spellStart"/>
-            <w:r>
-              <w:rPr>
-                <w:rFonts w:eastAsia="Times New Roman" w:cs="Times New Roman"/>
-                <w:sz w:val="22"/>
-              </w:rPr>
-              <w:t>SecurityException</w:t>
-            </w:r>
-            <w:proofErr w:type="spellEnd"/>
-            <w:r>
-              <w:rPr>
-                <w:rFonts w:eastAsia="Times New Roman" w:cs="Times New Roman"/>
-                <w:sz w:val="22"/>
-              </w:rPr>
-              <w:t>)</w:t>
+              <w:t>No autorizado (SecurityException)</w:t>
             </w:r>
           </w:p>
         </w:tc>
@@ -15264,23 +11457,7 @@
                 <w:rFonts w:eastAsia="Times New Roman" w:cs="Times New Roman"/>
                 <w:sz w:val="22"/>
               </w:rPr>
-              <w:t>Recurso no encontrado (</w:t>
-            </w:r>
-            <w:proofErr w:type="spellStart"/>
-            <w:r>
-              <w:rPr>
-                <w:rFonts w:eastAsia="Times New Roman" w:cs="Times New Roman"/>
-                <w:sz w:val="22"/>
-              </w:rPr>
-              <w:t>NotFoundException</w:t>
-            </w:r>
-            <w:proofErr w:type="spellEnd"/>
-            <w:r>
-              <w:rPr>
-                <w:rFonts w:eastAsia="Times New Roman" w:cs="Times New Roman"/>
-                <w:sz w:val="22"/>
-              </w:rPr>
-              <w:t>)</w:t>
+              <w:t>Recurso no encontrado (NotFoundException)</w:t>
             </w:r>
           </w:p>
         </w:tc>
@@ -15333,23 +11510,7 @@
                 <w:rFonts w:eastAsia="Times New Roman" w:cs="Times New Roman"/>
                 <w:sz w:val="22"/>
               </w:rPr>
-              <w:t>Conflicto de estado (</w:t>
-            </w:r>
-            <w:proofErr w:type="spellStart"/>
-            <w:r>
-              <w:rPr>
-                <w:rFonts w:eastAsia="Times New Roman" w:cs="Times New Roman"/>
-                <w:sz w:val="22"/>
-              </w:rPr>
-              <w:t>IllegalStateException</w:t>
-            </w:r>
-            <w:proofErr w:type="spellEnd"/>
-            <w:r>
-              <w:rPr>
-                <w:rFonts w:eastAsia="Times New Roman" w:cs="Times New Roman"/>
-                <w:sz w:val="22"/>
-              </w:rPr>
-              <w:t>)</w:t>
+              <w:t>Conflicto de estado (IllegalStateException)</w:t>
             </w:r>
           </w:p>
         </w:tc>
@@ -15402,23 +11563,7 @@
                 <w:rFonts w:eastAsia="Times New Roman" w:cs="Times New Roman"/>
                 <w:sz w:val="22"/>
               </w:rPr>
-              <w:t>Violación de integridad (</w:t>
-            </w:r>
-            <w:proofErr w:type="spellStart"/>
-            <w:r>
-              <w:rPr>
-                <w:rFonts w:eastAsia="Times New Roman" w:cs="Times New Roman"/>
-                <w:sz w:val="22"/>
-              </w:rPr>
-              <w:t>DataIntegrityViolation</w:t>
-            </w:r>
-            <w:proofErr w:type="spellEnd"/>
-            <w:r>
-              <w:rPr>
-                <w:rFonts w:eastAsia="Times New Roman" w:cs="Times New Roman"/>
-                <w:sz w:val="22"/>
-              </w:rPr>
-              <w:t>)</w:t>
+              <w:t>Violación de integridad (DataIntegrityViolation)</w:t>
             </w:r>
           </w:p>
         </w:tc>
@@ -15591,79 +11736,7 @@
           <w:sz w:val="24"/>
           <w:szCs w:val="24"/>
         </w:rPr>
-        <w:t xml:space="preserve">Todas las respuestas de error comparten una estructura común definida por el DTO </w:t>
-      </w:r>
-      <w:proofErr w:type="spellStart"/>
-      <w:r>
-        <w:rPr>
-          <w:rFonts w:eastAsia="Times New Roman" w:cs="Times New Roman"/>
-          <w:sz w:val="24"/>
-          <w:szCs w:val="24"/>
-        </w:rPr>
-        <w:t>ErrorResponse</w:t>
-      </w:r>
-      <w:proofErr w:type="spellEnd"/>
-      <w:r>
-        <w:rPr>
-          <w:rFonts w:eastAsia="Times New Roman" w:cs="Times New Roman"/>
-          <w:sz w:val="24"/>
-          <w:szCs w:val="24"/>
-        </w:rPr>
-        <w:t>, que incluye la marca de tiempo (</w:t>
-      </w:r>
-      <w:proofErr w:type="spellStart"/>
-      <w:r>
-        <w:rPr>
-          <w:rFonts w:eastAsia="Times New Roman" w:cs="Times New Roman"/>
-          <w:sz w:val="24"/>
-          <w:szCs w:val="24"/>
-        </w:rPr>
-        <w:t>timestamp</w:t>
-      </w:r>
-      <w:proofErr w:type="spellEnd"/>
-      <w:r>
-        <w:rPr>
-          <w:rFonts w:eastAsia="Times New Roman" w:cs="Times New Roman"/>
-          <w:sz w:val="24"/>
-          <w:szCs w:val="24"/>
-        </w:rPr>
-        <w:t>), el código de estado (status), el tipo de error (error), el mensaje descriptivo (</w:t>
-      </w:r>
-      <w:proofErr w:type="spellStart"/>
-      <w:r>
-        <w:rPr>
-          <w:rFonts w:eastAsia="Times New Roman" w:cs="Times New Roman"/>
-          <w:sz w:val="24"/>
-          <w:szCs w:val="24"/>
-        </w:rPr>
-        <w:t>message</w:t>
-      </w:r>
-      <w:proofErr w:type="spellEnd"/>
-      <w:r>
-        <w:rPr>
-          <w:rFonts w:eastAsia="Times New Roman" w:cs="Times New Roman"/>
-          <w:sz w:val="24"/>
-          <w:szCs w:val="24"/>
-        </w:rPr>
-        <w:t>) y la ruta afectada (</w:t>
-      </w:r>
-      <w:proofErr w:type="spellStart"/>
-      <w:r>
-        <w:rPr>
-          <w:rFonts w:eastAsia="Times New Roman" w:cs="Times New Roman"/>
-          <w:sz w:val="24"/>
-          <w:szCs w:val="24"/>
-        </w:rPr>
-        <w:t>path</w:t>
-      </w:r>
-      <w:proofErr w:type="spellEnd"/>
-      <w:r>
-        <w:rPr>
-          <w:rFonts w:eastAsia="Times New Roman" w:cs="Times New Roman"/>
-          <w:sz w:val="24"/>
-          <w:szCs w:val="24"/>
-        </w:rPr>
-        <w:t>). Este formato homogéneo facilita el manejo de errores en el cliente móvil y la trazabilidad de las incidencias.</w:t>
+        <w:t>Todas las respuestas de error comparten una estructura común definida por el DTO ErrorResponse, que incluye la marca de tiempo (timestamp), el código de estado (status), el tipo de error (error), el mensaje descriptivo (message) y la ruta afectada (path). Este formato homogéneo facilita el manejo de errores en el cliente móvil y la trazabilidad de las incidencias.</w:t>
       </w:r>
     </w:p>
     <w:p>
@@ -15723,25 +11796,7 @@
           <w:sz w:val="24"/>
           <w:szCs w:val="24"/>
         </w:rPr>
-        <w:t xml:space="preserve">La política de intercambio de recursos entre orígenes (CORS) define qué fuentes externas tienen permitido consumir la API. Dado que la aplicación móvil es un cliente de </w:t>
-      </w:r>
-      <w:proofErr w:type="spellStart"/>
-      <w:r>
-        <w:rPr>
-          <w:rFonts w:eastAsia="Times New Roman" w:cs="Times New Roman"/>
-          <w:sz w:val="24"/>
-          <w:szCs w:val="24"/>
-        </w:rPr>
-        <w:t>React</w:t>
-      </w:r>
-      <w:proofErr w:type="spellEnd"/>
-      <w:r>
-        <w:rPr>
-          <w:rFonts w:eastAsia="Times New Roman" w:cs="Times New Roman"/>
-          <w:sz w:val="24"/>
-          <w:szCs w:val="24"/>
-        </w:rPr>
-        <w:t xml:space="preserve"> Native que consumirá el backend desde distintos entornos de desarrollo, el módulo configura explícitamente una lista de orígenes permitidos y restringe los métodos y encabezados aceptados.</w:t>
+        <w:t>La política de intercambio de recursos entre orígenes (CORS) define qué fuentes externas tienen permitido consumir la API. Dado que la aplicación móvil es un cliente de React Native que consumirá el backend desde distintos entornos de desarrollo, el módulo configura explícitamente una lista de orígenes permitidos y restringe los métodos y encabezados aceptados.</w:t>
       </w:r>
     </w:p>
     <w:p>
@@ -15889,23 +11944,7 @@
                 <w:rFonts w:eastAsia="Times New Roman" w:cs="Times New Roman"/>
                 <w:sz w:val="22"/>
               </w:rPr>
-              <w:t>Desarrollo (Expo/</w:t>
-            </w:r>
-            <w:proofErr w:type="spellStart"/>
-            <w:r>
-              <w:rPr>
-                <w:rFonts w:eastAsia="Times New Roman" w:cs="Times New Roman"/>
-                <w:sz w:val="22"/>
-              </w:rPr>
-              <w:t>React</w:t>
-            </w:r>
-            <w:proofErr w:type="spellEnd"/>
-            <w:r>
-              <w:rPr>
-                <w:rFonts w:eastAsia="Times New Roman" w:cs="Times New Roman"/>
-                <w:sz w:val="22"/>
-              </w:rPr>
-              <w:t xml:space="preserve"> Native)</w:t>
+              <w:t>Desarrollo (Expo/React Native)</w:t>
             </w:r>
           </w:p>
         </w:tc>
@@ -16013,23 +12052,7 @@
                 <w:rFonts w:eastAsia="Times New Roman" w:cs="Times New Roman"/>
                 <w:sz w:val="22"/>
               </w:rPr>
-              <w:t xml:space="preserve">Desarrollo en dispositivo (Expo </w:t>
-            </w:r>
-            <w:proofErr w:type="spellStart"/>
-            <w:r>
-              <w:rPr>
-                <w:rFonts w:eastAsia="Times New Roman" w:cs="Times New Roman"/>
-                <w:sz w:val="22"/>
-              </w:rPr>
-              <w:t>Go</w:t>
-            </w:r>
-            <w:proofErr w:type="spellEnd"/>
-            <w:r>
-              <w:rPr>
-                <w:rFonts w:eastAsia="Times New Roman" w:cs="Times New Roman"/>
-                <w:sz w:val="22"/>
-              </w:rPr>
-              <w:t>)</w:t>
+              <w:t>Desarrollo en dispositivo (Expo Go)</w:t>
             </w:r>
           </w:p>
         </w:tc>
@@ -16145,43 +12168,7 @@
           <w:sz w:val="24"/>
           <w:szCs w:val="24"/>
         </w:rPr>
-        <w:t xml:space="preserve">La configuración permite las peticiones de todos los orígenes restringidos a la lista autorizada y habilita los métodos y encabezados necesarios para consumir la API con operaciones REST y tokens de autenticación. Se permite la utilización de credenciales para el envío de cookies cuando corresponda (particularmente en el contexto administrativo) y se admiten los encabezados personalizados usados por el cliente, como </w:t>
-      </w:r>
-      <w:proofErr w:type="spellStart"/>
-      <w:r>
-        <w:rPr>
-          <w:rFonts w:eastAsia="Times New Roman" w:cs="Times New Roman"/>
-          <w:sz w:val="24"/>
-          <w:szCs w:val="24"/>
-        </w:rPr>
-        <w:t>Authorization</w:t>
-      </w:r>
-      <w:proofErr w:type="spellEnd"/>
-      <w:r>
-        <w:rPr>
-          <w:rFonts w:eastAsia="Times New Roman" w:cs="Times New Roman"/>
-          <w:sz w:val="24"/>
-          <w:szCs w:val="24"/>
-        </w:rPr>
-        <w:t xml:space="preserve"> y Content-</w:t>
-      </w:r>
-      <w:proofErr w:type="spellStart"/>
-      <w:r>
-        <w:rPr>
-          <w:rFonts w:eastAsia="Times New Roman" w:cs="Times New Roman"/>
-          <w:sz w:val="24"/>
-          <w:szCs w:val="24"/>
-        </w:rPr>
-        <w:t>Type</w:t>
-      </w:r>
-      <w:proofErr w:type="spellEnd"/>
-      <w:r>
-        <w:rPr>
-          <w:rFonts w:eastAsia="Times New Roman" w:cs="Times New Roman"/>
-          <w:sz w:val="24"/>
-          <w:szCs w:val="24"/>
-        </w:rPr>
-        <w:t>.</w:t>
+        <w:t>La configuración permite las peticiones de todos los orígenes restringidos a la lista autorizada y habilita los métodos y encabezados necesarios para consumir la API con operaciones REST y tokens de autenticación. Se permite la utilización de credenciales para el envío de cookies cuando corresponda (particularmente en el contexto administrativo) y se admiten los encabezados personalizados usados por el cliente, como Authorization y Content-Type.</w:t>
       </w:r>
     </w:p>
     <w:p/>
@@ -16520,23 +12507,7 @@
                 <w:rFonts w:eastAsia="Times New Roman" w:cs="Times New Roman"/>
                 <w:sz w:val="22"/>
               </w:rPr>
-              <w:t>Límite para la subida de documentos e imágenes (</w:t>
-            </w:r>
-            <w:proofErr w:type="spellStart"/>
-            <w:r>
-              <w:rPr>
-                <w:rFonts w:eastAsia="Times New Roman" w:cs="Times New Roman"/>
-                <w:sz w:val="22"/>
-              </w:rPr>
-              <w:t>multipart</w:t>
-            </w:r>
-            <w:proofErr w:type="spellEnd"/>
-            <w:r>
-              <w:rPr>
-                <w:rFonts w:eastAsia="Times New Roman" w:cs="Times New Roman"/>
-                <w:sz w:val="22"/>
-              </w:rPr>
-              <w:t>)</w:t>
+              <w:t>Límite para la subida de documentos e imágenes (multipart)</w:t>
             </w:r>
           </w:p>
         </w:tc>
@@ -16654,43 +12625,7 @@
           <w:sz w:val="24"/>
           <w:szCs w:val="24"/>
         </w:rPr>
-        <w:t xml:space="preserve">El control de versiones del API se gestiona mediante el campo </w:t>
-      </w:r>
-      <w:proofErr w:type="spellStart"/>
-      <w:r>
-        <w:rPr>
-          <w:rFonts w:eastAsia="Times New Roman" w:cs="Times New Roman"/>
-          <w:sz w:val="24"/>
-          <w:szCs w:val="24"/>
-        </w:rPr>
-        <w:t>version</w:t>
-      </w:r>
-      <w:proofErr w:type="spellEnd"/>
-      <w:r>
-        <w:rPr>
-          <w:rFonts w:eastAsia="Times New Roman" w:cs="Times New Roman"/>
-          <w:sz w:val="24"/>
-          <w:szCs w:val="24"/>
-        </w:rPr>
-        <w:t xml:space="preserve"> dentro del bloque </w:t>
-      </w:r>
-      <w:proofErr w:type="spellStart"/>
-      <w:r>
-        <w:rPr>
-          <w:rFonts w:eastAsia="Times New Roman" w:cs="Times New Roman"/>
-          <w:sz w:val="24"/>
-          <w:szCs w:val="24"/>
-        </w:rPr>
-        <w:t>info</w:t>
-      </w:r>
-      <w:proofErr w:type="spellEnd"/>
-      <w:r>
-        <w:rPr>
-          <w:rFonts w:eastAsia="Times New Roman" w:cs="Times New Roman"/>
-          <w:sz w:val="24"/>
-          <w:szCs w:val="24"/>
-        </w:rPr>
-        <w:t xml:space="preserve"> de la especificación, siguiendo la convención de versionado semántico (MAJOR.MINOR.PATCH). La versión actual de la especificación es la 1.0.0. No se utiliza versionado por prefijo de ruta en los recursos, sino que se mantiene la compatibilidad evolucionando la especificación de forma controlada.</w:t>
+        <w:t>El control de versiones del API se gestiona mediante el campo version dentro del bloque info de la especificación, siguiendo la convención de versionado semántico (MAJOR.MINOR.PATCH). La versión actual de la especificación es la 1.0.0. No se utiliza versionado por prefijo de ruta en los recursos, sino que se mantiene la compatibilidad evolucionando la especificación de forma controlada.</w:t>
       </w:r>
     </w:p>
     <w:p>
@@ -16719,43 +12654,7 @@
           <w:sz w:val="24"/>
           <w:szCs w:val="24"/>
         </w:rPr>
-        <w:t xml:space="preserve">La especificación describe cada uno de los recursos expuestos por el backend: el bloque </w:t>
-      </w:r>
-      <w:proofErr w:type="spellStart"/>
-      <w:r>
-        <w:rPr>
-          <w:rFonts w:eastAsia="Times New Roman" w:cs="Times New Roman"/>
-          <w:sz w:val="24"/>
-          <w:szCs w:val="24"/>
-        </w:rPr>
-        <w:t>components</w:t>
-      </w:r>
-      <w:proofErr w:type="spellEnd"/>
-      <w:r>
-        <w:rPr>
-          <w:rFonts w:eastAsia="Times New Roman" w:cs="Times New Roman"/>
-          <w:sz w:val="24"/>
-          <w:szCs w:val="24"/>
-        </w:rPr>
-        <w:t xml:space="preserve"> define los esquemas de datos (DTOs de entrada y salida, tipos enumerados y respuestas de error), el bloque security declara el esquema de autenticación mediante token Bearer JWT, y el bloque </w:t>
-      </w:r>
-      <w:proofErr w:type="spellStart"/>
-      <w:r>
-        <w:rPr>
-          <w:rFonts w:eastAsia="Times New Roman" w:cs="Times New Roman"/>
-          <w:sz w:val="24"/>
-          <w:szCs w:val="24"/>
-        </w:rPr>
-        <w:t>paths</w:t>
-      </w:r>
-      <w:proofErr w:type="spellEnd"/>
-      <w:r>
-        <w:rPr>
-          <w:rFonts w:eastAsia="Times New Roman" w:cs="Times New Roman"/>
-          <w:sz w:val="24"/>
-          <w:szCs w:val="24"/>
-        </w:rPr>
-        <w:t xml:space="preserve"> detalla todas las operaciones con sus parámetros, cuerpos de solicitud y respuestas esperadas. Esto permite que los consumidores de la API dispongan de una referencia completa y siempre actualizada del contrato de servicio.</w:t>
+        <w:t>La especificación describe cada uno de los recursos expuestos por el backend: el bloque components define los esquemas de datos (DTOs de entrada y salida, tipos enumerados y respuestas de error), el bloque security declara el esquema de autenticación mediante token Bearer JWT, y el bloque paths detalla todas las operaciones con sus parámetros, cuerpos de solicitud y respuestas esperadas. Esto permite que los consumidores de la API dispongan de una referencia completa y siempre actualizada del contrato de servicio.</w:t>
       </w:r>
     </w:p>
     <w:p>
@@ -22786,12 +18685,6 @@
 </file>
 
 <file path=customXml/item1.xml><?xml version="1.0" encoding="utf-8"?>
-<go:gDocsCustomXmlDataStorage xmlns:go="http://customooxmlschemas.google.com/" xmlns:r="http://schemas.openxmlformats.org/officeDocument/2006/relationships" uri="GoogleDocsCustomDataVersion2">
-  <go:docsCustomData xmlns:go="http://customooxmlschemas.google.com/" roundtripDataSignature="AMtx7mi9d+hB7Yr5xbgsLmNWLWBp+ZE0pA==">CgMxLjAyDmgucTN2NzA2eG5kbmd2Mg5oLmt3bTJka3VkZzlmejgAciExQXU0QTJUc0Z4RFFfZjVvQkJHWk1rcEIzQ01SMG5jazY=</go:docsCustomData>
-</go:gDocsCustomXmlDataStorage>
-</file>
-
-<file path=customXml/item2.xml><?xml version="1.0" encoding="utf-8"?>
 <b:Sources xmlns:b="http://schemas.openxmlformats.org/officeDocument/2006/bibliography" xmlns="http://schemas.openxmlformats.org/officeDocument/2006/bibliography" SelectedStyle="\APASixthEditionOfficeOnline.xsl" StyleName="APA" Version="6">
   <b:Source>
     <b:Tag>Bae24</b:Tag>
@@ -22868,19 +18761,25 @@
 </b:Sources>
 </file>
 
+<file path=customXml/item2.xml><?xml version="1.0" encoding="utf-8"?>
+<go:gDocsCustomXmlDataStorage xmlns:go="http://customooxmlschemas.google.com/" xmlns:r="http://schemas.openxmlformats.org/officeDocument/2006/relationships" uri="GoogleDocsCustomDataVersion2">
+  <go:docsCustomData xmlns:go="http://customooxmlschemas.google.com/" roundtripDataSignature="AMtx7mi9d+hB7Yr5xbgsLmNWLWBp+ZE0pA==">CgMxLjAyDmgucTN2NzA2eG5kbmd2Mg5oLmt3bTJka3VkZzlmejgAciExQXU0QTJUc0Z4RFFfZjVvQkJHWk1rcEIzQ01SMG5jazY=</go:docsCustomData>
+</go:gDocsCustomXmlDataStorage>
+</file>
+
 <file path=customXml/itemProps1.xml><?xml version="1.0" encoding="utf-8"?>
+<ds:datastoreItem xmlns:ds="http://schemas.openxmlformats.org/officeDocument/2006/customXml" ds:itemID="{BAD269DF-5342-4F67-B279-F916DEFCD88A}">
+  <ds:schemaRefs>
+    <ds:schemaRef ds:uri="http://schemas.openxmlformats.org/officeDocument/2006/bibliography"/>
+  </ds:schemaRefs>
+</ds:datastoreItem>
+</file>
+
+<file path=customXml/itemProps2.xml><?xml version="1.0" encoding="utf-8"?>
 <ds:datastoreItem xmlns:ds="http://schemas.openxmlformats.org/officeDocument/2006/customXml" ds:itemID="{11111111-1234-1234-1234-123412341234}">
   <ds:schemaRefs>
     <ds:schemaRef ds:uri="http://customooxmlschemas.google.com/"/>
     <ds:schemaRef ds:uri="http://schemas.openxmlformats.org/officeDocument/2006/relationships"/>
   </ds:schemaRefs>
 </ds:datastoreItem>
-</file>
-
-<file path=customXml/itemProps2.xml><?xml version="1.0" encoding="utf-8"?>
-<ds:datastoreItem xmlns:ds="http://schemas.openxmlformats.org/officeDocument/2006/customXml" ds:itemID="{BAD269DF-5342-4F67-B279-F916DEFCD88A}">
-  <ds:schemaRefs>
-    <ds:schemaRef ds:uri="http://schemas.openxmlformats.org/officeDocument/2006/bibliography"/>
-  </ds:schemaRefs>
-</ds:datastoreItem>
 </file>